--- a/AQA/Теория/📝 aqa подготовка.docx
+++ b/AQA/Теория/📝 aqa подготовка.docx
@@ -921,29 +921,7 @@
             <w:sz w:val="20"/>
             <w:szCs w:val="20"/>
           </w:rPr>
-          <w:t>Общие компоне</w:t>
-        </w:r>
-        <w:r>
-          <w:rPr>
-            <w:rStyle w:val="a3"/>
-            <w:rFonts w:ascii="Times New Roman" w:hAnsi="Times New Roman" w:cs="Times New Roman"/>
-            <w:color w:val="595959" w:themeColor="text1" w:themeTint="A6"/>
-            <w:spacing w:val="-1"/>
-            <w:sz w:val="20"/>
-            <w:szCs w:val="20"/>
-          </w:rPr>
-          <w:t>н</w:t>
-        </w:r>
-        <w:r>
-          <w:rPr>
-            <w:rStyle w:val="a3"/>
-            <w:rFonts w:ascii="Times New Roman" w:hAnsi="Times New Roman" w:cs="Times New Roman"/>
-            <w:color w:val="595959" w:themeColor="text1" w:themeTint="A6"/>
-            <w:spacing w:val="-1"/>
-            <w:sz w:val="20"/>
-            <w:szCs w:val="20"/>
-          </w:rPr>
-          <w:t>ты ПК и их взаимодействие</w:t>
+          <w:t>Общие компоненты ПК и их взаимодействие</w:t>
         </w:r>
       </w:hyperlink>
     </w:p>
@@ -1324,27 +1302,7 @@
             <w:sz w:val="20"/>
             <w:szCs w:val="20"/>
           </w:rPr>
-          <w:t>Структуры д</w:t>
-        </w:r>
-        <w:r>
-          <w:rPr>
-            <w:rStyle w:val="a3"/>
-            <w:rFonts w:ascii="Times New Roman" w:hAnsi="Times New Roman" w:cs="Times New Roman"/>
-            <w:color w:val="595959" w:themeColor="text1" w:themeTint="A6"/>
-            <w:sz w:val="20"/>
-            <w:szCs w:val="20"/>
-          </w:rPr>
-          <w:t>а</w:t>
-        </w:r>
-        <w:r>
-          <w:rPr>
-            <w:rStyle w:val="a3"/>
-            <w:rFonts w:ascii="Times New Roman" w:hAnsi="Times New Roman" w:cs="Times New Roman"/>
-            <w:color w:val="595959" w:themeColor="text1" w:themeTint="A6"/>
-            <w:sz w:val="20"/>
-            <w:szCs w:val="20"/>
-          </w:rPr>
-          <w:t>нных</w:t>
+          <w:t>Структуры данных</w:t>
         </w:r>
       </w:hyperlink>
     </w:p>
@@ -30190,6 +30148,126 @@
           <w:szCs w:val="18"/>
         </w:rPr>
       </w:pPr>
+      <w:r>
+        <w:rPr>
+          <w:noProof/>
+        </w:rPr>
+        <w:drawing>
+          <wp:inline distT="0" distB="0" distL="0" distR="0" wp14:anchorId="0BFB6EBC" wp14:editId="782B9B9E">
+            <wp:extent cx="5888736" cy="2112551"/>
+            <wp:effectExtent l="95250" t="114300" r="93345" b="116840"/>
+            <wp:docPr id="728496662" name="Рисунок 1"/>
+            <wp:cNvGraphicFramePr>
+              <a:graphicFrameLocks xmlns:a="http://schemas.openxmlformats.org/drawingml/2006/main" noChangeAspect="1"/>
+            </wp:cNvGraphicFramePr>
+            <a:graphic xmlns:a="http://schemas.openxmlformats.org/drawingml/2006/main">
+              <a:graphicData uri="http://schemas.openxmlformats.org/drawingml/2006/picture">
+                <pic:pic xmlns:pic="http://schemas.openxmlformats.org/drawingml/2006/picture">
+                  <pic:nvPicPr>
+                    <pic:cNvPr id="728496662" name=""/>
+                    <pic:cNvPicPr/>
+                  </pic:nvPicPr>
+                  <pic:blipFill>
+                    <a:blip r:embed="rId60"/>
+                    <a:stretch>
+                      <a:fillRect/>
+                    </a:stretch>
+                  </pic:blipFill>
+                  <pic:spPr>
+                    <a:xfrm>
+                      <a:off x="0" y="0"/>
+                      <a:ext cx="5932263" cy="2128166"/>
+                    </a:xfrm>
+                    <a:prstGeom prst="rect">
+                      <a:avLst/>
+                    </a:prstGeom>
+                    <a:effectLst>
+                      <a:glow rad="101600">
+                        <a:schemeClr val="tx1">
+                          <a:lumMod val="50000"/>
+                          <a:lumOff val="50000"/>
+                          <a:alpha val="60000"/>
+                        </a:schemeClr>
+                      </a:glow>
+                    </a:effectLst>
+                  </pic:spPr>
+                </pic:pic>
+              </a:graphicData>
+            </a:graphic>
+          </wp:inline>
+        </w:drawing>
+      </w:r>
+    </w:p>
+    <w:p>
+      <w:pPr>
+        <w:spacing w:after="0"/>
+        <w:rPr>
+          <w:rFonts w:ascii="Times New Roman" w:hAnsi="Times New Roman" w:cs="Times New Roman"/>
+          <w:color w:val="595959" w:themeColor="text1" w:themeTint="A6"/>
+          <w:sz w:val="18"/>
+          <w:szCs w:val="18"/>
+        </w:rPr>
+      </w:pPr>
+      <w:r>
+        <w:rPr>
+          <w:noProof/>
+        </w:rPr>
+        <w:drawing>
+          <wp:inline distT="0" distB="0" distL="0" distR="0" wp14:anchorId="0044949D" wp14:editId="7B2469DD">
+            <wp:extent cx="5852160" cy="1447800"/>
+            <wp:effectExtent l="95250" t="114300" r="91440" b="114300"/>
+            <wp:docPr id="2105939845" name="Рисунок 1"/>
+            <wp:cNvGraphicFramePr>
+              <a:graphicFrameLocks xmlns:a="http://schemas.openxmlformats.org/drawingml/2006/main" noChangeAspect="1"/>
+            </wp:cNvGraphicFramePr>
+            <a:graphic xmlns:a="http://schemas.openxmlformats.org/drawingml/2006/main">
+              <a:graphicData uri="http://schemas.openxmlformats.org/drawingml/2006/picture">
+                <pic:pic xmlns:pic="http://schemas.openxmlformats.org/drawingml/2006/picture">
+                  <pic:nvPicPr>
+                    <pic:cNvPr id="2105939845" name=""/>
+                    <pic:cNvPicPr/>
+                  </pic:nvPicPr>
+                  <pic:blipFill>
+                    <a:blip r:embed="rId61"/>
+                    <a:stretch>
+                      <a:fillRect/>
+                    </a:stretch>
+                  </pic:blipFill>
+                  <pic:spPr>
+                    <a:xfrm>
+                      <a:off x="0" y="0"/>
+                      <a:ext cx="5856044" cy="1448761"/>
+                    </a:xfrm>
+                    <a:prstGeom prst="rect">
+                      <a:avLst/>
+                    </a:prstGeom>
+                    <a:effectLst>
+                      <a:glow rad="101600">
+                        <a:schemeClr val="tx1">
+                          <a:lumMod val="65000"/>
+                          <a:lumOff val="35000"/>
+                          <a:alpha val="60000"/>
+                        </a:schemeClr>
+                      </a:glow>
+                    </a:effectLst>
+                  </pic:spPr>
+                </pic:pic>
+              </a:graphicData>
+            </a:graphic>
+          </wp:inline>
+        </w:drawing>
+      </w:r>
+    </w:p>
+    <w:p>
+      <w:pPr>
+        <w:spacing w:after="0"/>
+        <w:rPr>
+          <w:rFonts w:ascii="Times New Roman" w:hAnsi="Times New Roman" w:cs="Times New Roman"/>
+          <w:color w:val="595959" w:themeColor="text1" w:themeTint="A6"/>
+          <w:sz w:val="18"/>
+          <w:szCs w:val="18"/>
+        </w:rPr>
+      </w:pPr>
     </w:p>
     <w:p>
       <w:pPr>
@@ -30897,6 +30975,7 @@
           <w:sz w:val="18"/>
           <w:szCs w:val="18"/>
         </w:rPr>
+        <w:lastRenderedPageBreak/>
         <w:t>Кортежи</w:t>
       </w:r>
       <w:r>
@@ -31111,8 +31190,8 @@
     </w:p>
     <w:p/>
     <w:sectPr>
-      <w:headerReference w:type="default" r:id="rId60"/>
-      <w:footerReference w:type="default" r:id="rId61"/>
+      <w:headerReference w:type="default" r:id="rId62"/>
+      <w:footerReference w:type="default" r:id="rId63"/>
       <w:pgSz w:w="12240" w:h="20160" w:code="5"/>
       <w:pgMar w:top="1134" w:right="850" w:bottom="1134" w:left="1701" w:header="283" w:footer="397" w:gutter="0"/>
       <w:pgNumType w:start="1"/>

--- a/AQA/Теория/📝 aqa подготовка.docx
+++ b/AQA/Теория/📝 aqa подготовка.docx
@@ -30067,6 +30067,7 @@
           <w:color w:val="0070C0"/>
           <w:sz w:val="20"/>
           <w:szCs w:val="20"/>
+          <w:lang w:val="en-US"/>
         </w:rPr>
       </w:pPr>
       <w:bookmarkStart w:id="12" w:name="_1_-_Числовые"/>
@@ -30153,10 +30154,10 @@
           <w:noProof/>
         </w:rPr>
         <w:drawing>
-          <wp:inline distT="0" distB="0" distL="0" distR="0" wp14:anchorId="0BFB6EBC" wp14:editId="782B9B9E">
-            <wp:extent cx="5888736" cy="2112551"/>
-            <wp:effectExtent l="95250" t="114300" r="93345" b="116840"/>
-            <wp:docPr id="728496662" name="Рисунок 1"/>
+          <wp:inline distT="0" distB="0" distL="0" distR="0" wp14:anchorId="50CA588A" wp14:editId="0E785A48">
+            <wp:extent cx="5947410" cy="3266266"/>
+            <wp:effectExtent l="95250" t="114300" r="91440" b="106045"/>
+            <wp:docPr id="1813332249" name="Рисунок 1"/>
             <wp:cNvGraphicFramePr>
               <a:graphicFrameLocks xmlns:a="http://schemas.openxmlformats.org/drawingml/2006/main" noChangeAspect="1"/>
             </wp:cNvGraphicFramePr>
@@ -30164,7 +30165,7 @@
               <a:graphicData uri="http://schemas.openxmlformats.org/drawingml/2006/picture">
                 <pic:pic xmlns:pic="http://schemas.openxmlformats.org/drawingml/2006/picture">
                   <pic:nvPicPr>
-                    <pic:cNvPr id="728496662" name=""/>
+                    <pic:cNvPr id="1813332249" name=""/>
                     <pic:cNvPicPr/>
                   </pic:nvPicPr>
                   <pic:blipFill>
@@ -30176,7 +30177,7 @@
                   <pic:spPr>
                     <a:xfrm>
                       <a:off x="0" y="0"/>
-                      <a:ext cx="5932263" cy="2128166"/>
+                      <a:ext cx="5963272" cy="3274977"/>
                     </a:xfrm>
                     <a:prstGeom prst="rect">
                       <a:avLst/>
@@ -30836,6 +30837,7 @@
           <w:sz w:val="18"/>
           <w:szCs w:val="18"/>
         </w:rPr>
+        <w:lastRenderedPageBreak/>
         <w:t>Телефонная книга:</w:t>
       </w:r>
       <w:r>
@@ -30975,7 +30977,6 @@
           <w:sz w:val="18"/>
           <w:szCs w:val="18"/>
         </w:rPr>
-        <w:lastRenderedPageBreak/>
         <w:t>Кортежи</w:t>
       </w:r>
       <w:r>

--- a/AQA/Теория/📝 aqa подготовка.docx
+++ b/AQA/Теория/📝 aqa подготовка.docx
@@ -30067,7 +30067,6 @@
           <w:color w:val="0070C0"/>
           <w:sz w:val="20"/>
           <w:szCs w:val="20"/>
-          <w:lang w:val="en-US"/>
         </w:rPr>
       </w:pPr>
       <w:bookmarkStart w:id="12" w:name="_1_-_Числовые"/>
@@ -30306,6 +30305,66 @@
         <w:spacing w:after="0"/>
         <w:rPr>
           <w:rFonts w:ascii="Times New Roman" w:hAnsi="Times New Roman" w:cs="Times New Roman"/>
+          <w:color w:val="595959" w:themeColor="text1" w:themeTint="A6"/>
+          <w:sz w:val="18"/>
+          <w:szCs w:val="18"/>
+        </w:rPr>
+      </w:pPr>
+      <w:r>
+        <w:rPr>
+          <w:noProof/>
+        </w:rPr>
+        <w:drawing>
+          <wp:inline distT="0" distB="0" distL="0" distR="0" wp14:anchorId="347D056C" wp14:editId="42F1004A">
+            <wp:extent cx="6152515" cy="3227070"/>
+            <wp:effectExtent l="95250" t="114300" r="95885" b="106680"/>
+            <wp:docPr id="979583494" name="Рисунок 1"/>
+            <wp:cNvGraphicFramePr>
+              <a:graphicFrameLocks xmlns:a="http://schemas.openxmlformats.org/drawingml/2006/main" noChangeAspect="1"/>
+            </wp:cNvGraphicFramePr>
+            <a:graphic xmlns:a="http://schemas.openxmlformats.org/drawingml/2006/main">
+              <a:graphicData uri="http://schemas.openxmlformats.org/drawingml/2006/picture">
+                <pic:pic xmlns:pic="http://schemas.openxmlformats.org/drawingml/2006/picture">
+                  <pic:nvPicPr>
+                    <pic:cNvPr id="979583494" name=""/>
+                    <pic:cNvPicPr/>
+                  </pic:nvPicPr>
+                  <pic:blipFill>
+                    <a:blip r:embed="rId62"/>
+                    <a:stretch>
+                      <a:fillRect/>
+                    </a:stretch>
+                  </pic:blipFill>
+                  <pic:spPr>
+                    <a:xfrm>
+                      <a:off x="0" y="0"/>
+                      <a:ext cx="6152515" cy="3227070"/>
+                    </a:xfrm>
+                    <a:prstGeom prst="rect">
+                      <a:avLst/>
+                    </a:prstGeom>
+                    <a:effectLst>
+                      <a:glow rad="101600">
+                        <a:schemeClr val="tx1">
+                          <a:lumMod val="50000"/>
+                          <a:lumOff val="50000"/>
+                          <a:alpha val="60000"/>
+                        </a:schemeClr>
+                      </a:glow>
+                    </a:effectLst>
+                  </pic:spPr>
+                </pic:pic>
+              </a:graphicData>
+            </a:graphic>
+          </wp:inline>
+        </w:drawing>
+      </w:r>
+    </w:p>
+    <w:p>
+      <w:pPr>
+        <w:spacing w:after="0"/>
+        <w:rPr>
+          <w:rFonts w:ascii="Times New Roman" w:hAnsi="Times New Roman" w:cs="Times New Roman"/>
           <w:b/>
           <w:bCs/>
           <w:color w:val="595959" w:themeColor="text1" w:themeTint="A6"/>
@@ -30457,6 +30516,7 @@
           <w:sz w:val="18"/>
           <w:szCs w:val="18"/>
         </w:rPr>
+        <w:lastRenderedPageBreak/>
         <w:t>Анализатор имени:</w:t>
       </w:r>
       <w:r>
@@ -30837,7 +30897,6 @@
           <w:sz w:val="18"/>
           <w:szCs w:val="18"/>
         </w:rPr>
-        <w:lastRenderedPageBreak/>
         <w:t>Телефонная книга:</w:t>
       </w:r>
       <w:r>
@@ -31191,8 +31250,8 @@
     </w:p>
     <w:p/>
     <w:sectPr>
-      <w:headerReference w:type="default" r:id="rId62"/>
-      <w:footerReference w:type="default" r:id="rId63"/>
+      <w:headerReference w:type="default" r:id="rId63"/>
+      <w:footerReference w:type="default" r:id="rId64"/>
       <w:pgSz w:w="12240" w:h="20160" w:code="5"/>
       <w:pgMar w:top="1134" w:right="850" w:bottom="1134" w:left="1701" w:header="283" w:footer="397" w:gutter="0"/>
       <w:pgNumType w:start="1"/>

--- a/AQA/Теория/📝 aqa подготовка.docx
+++ b/AQA/Теория/📝 aqa подготовка.docx
@@ -21988,6 +21988,7 @@
           <w:spacing w:val="-1"/>
           <w:sz w:val="18"/>
           <w:szCs w:val="18"/>
+          <w:lang w:val="en-US"/>
         </w:rPr>
       </w:pPr>
       <w:r>
@@ -22043,6 +22044,106 @@
           <w:szCs w:val="18"/>
         </w:rPr>
         <w:t> типах данных.</w:t>
+      </w:r>
+    </w:p>
+    <w:p>
+      <w:pPr>
+        <w:spacing w:after="0"/>
+        <w:rPr>
+          <w:rFonts w:ascii="Times New Roman" w:hAnsi="Times New Roman" w:cs="Times New Roman"/>
+          <w:color w:val="000000" w:themeColor="text1"/>
+          <w:spacing w:val="-1"/>
+          <w:sz w:val="18"/>
+          <w:szCs w:val="18"/>
+          <w:lang w:val="en-US"/>
+        </w:rPr>
+      </w:pPr>
+    </w:p>
+    <w:p>
+      <w:pPr>
+        <w:spacing w:after="0"/>
+        <w:rPr>
+          <w:rFonts w:ascii="Times New Roman" w:hAnsi="Times New Roman" w:cs="Times New Roman"/>
+          <w:color w:val="000000" w:themeColor="text1"/>
+          <w:spacing w:val="-1"/>
+          <w:sz w:val="18"/>
+          <w:szCs w:val="18"/>
+          <w:lang w:val="en-US"/>
+        </w:rPr>
+      </w:pPr>
+      <w:r>
+        <w:rPr>
+          <w:rFonts w:ascii="Times New Roman" w:hAnsi="Times New Roman" w:cs="Times New Roman"/>
+          <w:color w:val="000000" w:themeColor="text1"/>
+          <w:spacing w:val="-1"/>
+          <w:sz w:val="18"/>
+          <w:szCs w:val="18"/>
+        </w:rPr>
+        <w:t>Последовательность </w:t>
+      </w:r>
+      <w:r>
+        <w:rPr>
+          <w:rFonts w:ascii="Times New Roman" w:hAnsi="Times New Roman" w:cs="Times New Roman"/>
+          <w:b/>
+          <w:bCs/>
+          <w:color w:val="000000" w:themeColor="text1"/>
+          <w:spacing w:val="-1"/>
+          <w:sz w:val="18"/>
+          <w:szCs w:val="18"/>
+        </w:rPr>
+        <w:t>— это тип данных в Python, который может хранить более одного значения (или менее одного, поскольку последовательность может быть пустой), и эти значения можно просматривать последовательно (отсюда и название)</w:t>
+      </w:r>
+      <w:r>
+        <w:rPr>
+          <w:rFonts w:ascii="Times New Roman" w:hAnsi="Times New Roman" w:cs="Times New Roman"/>
+          <w:color w:val="000000" w:themeColor="text1"/>
+          <w:spacing w:val="-1"/>
+          <w:sz w:val="18"/>
+          <w:szCs w:val="18"/>
+        </w:rPr>
+        <w:t> , элемент за элементом.</w:t>
+      </w:r>
+      <w:r>
+        <w:rPr>
+          <w:rFonts w:ascii="Times New Roman" w:hAnsi="Times New Roman" w:cs="Times New Roman"/>
+          <w:color w:val="000000" w:themeColor="text1"/>
+          <w:spacing w:val="-1"/>
+          <w:sz w:val="18"/>
+          <w:szCs w:val="18"/>
+        </w:rPr>
+        <w:t xml:space="preserve"> </w:t>
+      </w:r>
+      <w:r>
+        <w:rPr>
+          <w:rFonts w:ascii="Times New Roman" w:hAnsi="Times New Roman" w:cs="Times New Roman"/>
+          <w:b/>
+          <w:bCs/>
+          <w:color w:val="000000" w:themeColor="text1"/>
+          <w:spacing w:val="-1"/>
+          <w:sz w:val="18"/>
+          <w:szCs w:val="18"/>
+        </w:rPr>
+        <w:t>Список</w:t>
+      </w:r>
+      <w:r>
+        <w:rPr>
+          <w:rFonts w:ascii="Times New Roman" w:hAnsi="Times New Roman" w:cs="Times New Roman"/>
+          <w:color w:val="000000" w:themeColor="text1"/>
+          <w:spacing w:val="-1"/>
+          <w:sz w:val="18"/>
+          <w:szCs w:val="18"/>
+        </w:rPr>
+        <w:t xml:space="preserve"> — это классический пример последовательности</w:t>
+      </w:r>
+      <w:r>
+        <w:rPr>
+          <w:rFonts w:ascii="Times New Roman" w:hAnsi="Times New Roman" w:cs="Times New Roman"/>
+          <w:color w:val="000000" w:themeColor="text1"/>
+          <w:spacing w:val="-1"/>
+          <w:sz w:val="18"/>
+          <w:szCs w:val="18"/>
+        </w:rPr>
+        <w:t>.</w:t>
       </w:r>
     </w:p>
     <w:p>

--- a/AQA/Теория/📝 aqa подготовка.docx
+++ b/AQA/Теория/📝 aqa подготовка.docx
@@ -3362,7 +3362,25 @@
           <w:sz w:val="18"/>
           <w:szCs w:val="18"/>
         </w:rPr>
-        <w:t>. Продолжая тему примера с телефоном: проверил уведомления (пока смотрел</w:t>
+        <w:t>. Продолжая тему примера с телефоном</w:t>
+      </w:r>
+      <w:proofErr w:type="gramStart"/>
+      <w:r>
+        <w:rPr>
+          <w:rFonts w:ascii="Times New Roman" w:hAnsi="Times New Roman" w:cs="Times New Roman"/>
+          <w:sz w:val="18"/>
+          <w:szCs w:val="18"/>
+        </w:rPr>
+        <w:t>:</w:t>
+      </w:r>
+      <w:proofErr w:type="gramEnd"/>
+      <w:r>
+        <w:rPr>
+          <w:rFonts w:ascii="Times New Roman" w:hAnsi="Times New Roman" w:cs="Times New Roman"/>
+          <w:sz w:val="18"/>
+          <w:szCs w:val="18"/>
+        </w:rPr>
+        <w:t xml:space="preserve"> проверил уведомления (пока смотрел</w:t>
       </w:r>
       <w:r>
         <w:rPr>
@@ -8667,7 +8685,18 @@
           <w:sz w:val="18"/>
           <w:szCs w:val="18"/>
         </w:rPr>
-        <w:t>Обратный путь:</w:t>
+        <w:t>Обратный путь</w:t>
+      </w:r>
+      <w:proofErr w:type="gramStart"/>
+      <w:r>
+        <w:rPr>
+          <w:rFonts w:ascii="Times New Roman" w:hAnsi="Times New Roman" w:cs="Times New Roman"/>
+          <w:b/>
+          <w:bCs/>
+          <w:sz w:val="18"/>
+          <w:szCs w:val="18"/>
+        </w:rPr>
+        <w:t>:</w:t>
       </w:r>
       <w:r>
         <w:rPr>
@@ -8683,7 +8712,16 @@
           <w:sz w:val="18"/>
           <w:szCs w:val="18"/>
         </w:rPr>
-        <w:t>При промахе по кэшу данные подгружаются из более медленного уровня памяти и размещаются в кэшах согласно политике конкретной архитектуры; в упрощении можно считать, что они подтягиваются ближе к ядру — в сторону L1.</w:t>
+        <w:t>При</w:t>
+      </w:r>
+      <w:proofErr w:type="gramEnd"/>
+      <w:r>
+        <w:rPr>
+          <w:rFonts w:ascii="Times New Roman" w:hAnsi="Times New Roman" w:cs="Times New Roman"/>
+          <w:sz w:val="18"/>
+          <w:szCs w:val="18"/>
+        </w:rPr>
+        <w:t xml:space="preserve"> промахе по кэшу данные подгружаются из более медленного уровня памяти и размещаются в кэшах согласно политике конкретной архитектуры; в упрощении можно считать, что они подтягиваются ближе к ядру — в сторону L1.</w:t>
       </w:r>
     </w:p>
     <w:p>
@@ -21988,7 +22026,6 @@
           <w:spacing w:val="-1"/>
           <w:sz w:val="18"/>
           <w:szCs w:val="18"/>
-          <w:lang w:val="en-US"/>
         </w:rPr>
       </w:pPr>
       <w:r>
@@ -22055,7 +22092,6 @@
           <w:spacing w:val="-1"/>
           <w:sz w:val="18"/>
           <w:szCs w:val="18"/>
-          <w:lang w:val="en-US"/>
         </w:rPr>
       </w:pPr>
     </w:p>
@@ -22068,7 +22104,6 @@
           <w:spacing w:val="-1"/>
           <w:sz w:val="18"/>
           <w:szCs w:val="18"/>
-          <w:lang w:val="en-US"/>
         </w:rPr>
       </w:pPr>
       <w:r>
@@ -22101,49 +22136,29 @@
           <w:sz w:val="18"/>
           <w:szCs w:val="18"/>
         </w:rPr>
-        <w:t> , элемент за элементом.</w:t>
-      </w:r>
-      <w:r>
-        <w:rPr>
-          <w:rFonts w:ascii="Times New Roman" w:hAnsi="Times New Roman" w:cs="Times New Roman"/>
+        <w:t xml:space="preserve"> , элемент за элементом. </w:t>
+      </w:r>
+      <w:r>
+        <w:rPr>
+          <w:rFonts w:ascii="Times New Roman" w:hAnsi="Times New Roman" w:cs="Times New Roman"/>
+          <w:b/>
+          <w:bCs/>
           <w:color w:val="000000" w:themeColor="text1"/>
           <w:spacing w:val="-1"/>
           <w:sz w:val="18"/>
           <w:szCs w:val="18"/>
         </w:rPr>
-        <w:t xml:space="preserve"> </w:t>
-      </w:r>
-      <w:r>
-        <w:rPr>
-          <w:rFonts w:ascii="Times New Roman" w:hAnsi="Times New Roman" w:cs="Times New Roman"/>
-          <w:b/>
-          <w:bCs/>
+        <w:t>Список</w:t>
+      </w:r>
+      <w:r>
+        <w:rPr>
+          <w:rFonts w:ascii="Times New Roman" w:hAnsi="Times New Roman" w:cs="Times New Roman"/>
           <w:color w:val="000000" w:themeColor="text1"/>
           <w:spacing w:val="-1"/>
           <w:sz w:val="18"/>
           <w:szCs w:val="18"/>
         </w:rPr>
-        <w:t>Список</w:t>
-      </w:r>
-      <w:r>
-        <w:rPr>
-          <w:rFonts w:ascii="Times New Roman" w:hAnsi="Times New Roman" w:cs="Times New Roman"/>
-          <w:color w:val="000000" w:themeColor="text1"/>
-          <w:spacing w:val="-1"/>
-          <w:sz w:val="18"/>
-          <w:szCs w:val="18"/>
-        </w:rPr>
-        <w:t xml:space="preserve"> — это классический пример последовательности</w:t>
-      </w:r>
-      <w:r>
-        <w:rPr>
-          <w:rFonts w:ascii="Times New Roman" w:hAnsi="Times New Roman" w:cs="Times New Roman"/>
-          <w:color w:val="000000" w:themeColor="text1"/>
-          <w:spacing w:val="-1"/>
-          <w:sz w:val="18"/>
-          <w:szCs w:val="18"/>
-        </w:rPr>
-        <w:t>.</w:t>
+        <w:t xml:space="preserve"> — это классический пример последовательности.</w:t>
       </w:r>
     </w:p>
     <w:p>
@@ -29523,7 +29538,25 @@
           <w:sz w:val="18"/>
           <w:szCs w:val="18"/>
         </w:rPr>
-        <w:t>Проводя параллель, можно сказать, что в Python словарь также является объектом, индексируемым ключами (словами), которые имеют связанные с ними значения (смыслы).</w:t>
+        <w:t>Словарь — это структура </w:t>
+      </w:r>
+      <w:r>
+        <w:rPr>
+          <w:rFonts w:ascii="Times New Roman" w:hAnsi="Times New Roman" w:cs="Times New Roman"/>
+          <w:b/>
+          <w:bCs/>
+          <w:sz w:val="18"/>
+          <w:szCs w:val="18"/>
+        </w:rPr>
+        <w:t>ключ → значение</w:t>
+      </w:r>
+      <w:r>
+        <w:rPr>
+          <w:rFonts w:ascii="Times New Roman" w:hAnsi="Times New Roman" w:cs="Times New Roman"/>
+          <w:sz w:val="18"/>
+          <w:szCs w:val="18"/>
+        </w:rPr>
+        <w:t>.</w:t>
       </w:r>
     </w:p>
     <w:p>
@@ -29533,6 +29566,7 @@
           <w:rFonts w:ascii="Times New Roman" w:hAnsi="Times New Roman" w:cs="Times New Roman"/>
           <w:sz w:val="18"/>
           <w:szCs w:val="18"/>
+          <w:lang w:val="en-US"/>
         </w:rPr>
       </w:pPr>
     </w:p>
@@ -29829,42 +29863,6 @@
           <w:szCs w:val="18"/>
         </w:rPr>
         <w:t>Как работать со словарём в Python</w:t>
-      </w:r>
-    </w:p>
-    <w:p>
-      <w:pPr>
-        <w:spacing w:after="0"/>
-        <w:rPr>
-          <w:rFonts w:ascii="Times New Roman" w:hAnsi="Times New Roman" w:cs="Times New Roman"/>
-          <w:sz w:val="18"/>
-          <w:szCs w:val="18"/>
-        </w:rPr>
-      </w:pPr>
-      <w:r>
-        <w:rPr>
-          <w:rFonts w:ascii="Times New Roman" w:hAnsi="Times New Roman" w:cs="Times New Roman"/>
-          <w:sz w:val="18"/>
-          <w:szCs w:val="18"/>
-        </w:rPr>
-        <w:t>Словарь — это структура </w:t>
-      </w:r>
-      <w:r>
-        <w:rPr>
-          <w:rFonts w:ascii="Times New Roman" w:hAnsi="Times New Roman" w:cs="Times New Roman"/>
-          <w:b/>
-          <w:bCs/>
-          <w:sz w:val="18"/>
-          <w:szCs w:val="18"/>
-        </w:rPr>
-        <w:t>ключ → значение</w:t>
-      </w:r>
-      <w:r>
-        <w:rPr>
-          <w:rFonts w:ascii="Times New Roman" w:hAnsi="Times New Roman" w:cs="Times New Roman"/>
-          <w:sz w:val="18"/>
-          <w:szCs w:val="18"/>
-        </w:rPr>
-        <w:t>.</w:t>
       </w:r>
     </w:p>
     <w:p>
@@ -30291,6 +30289,29 @@
           </wp:inline>
         </w:drawing>
       </w:r>
+    </w:p>
+    <w:p>
+      <w:pPr>
+        <w:spacing w:after="0"/>
+        <w:rPr>
+          <w:rFonts w:ascii="Times New Roman" w:hAnsi="Times New Roman" w:cs="Times New Roman"/>
+          <w:b/>
+          <w:bCs/>
+          <w:lang w:val="en-US"/>
+        </w:rPr>
+      </w:pPr>
+    </w:p>
+    <w:p>
+      <w:pPr>
+        <w:spacing w:after="0"/>
+        <w:jc w:val="center"/>
+        <w:rPr>
+          <w:rFonts w:ascii="Times New Roman" w:hAnsi="Times New Roman" w:cs="Times New Roman"/>
+          <w:b/>
+          <w:bCs/>
+          <w:lang w:val="en-US"/>
+        </w:rPr>
+      </w:pPr>
     </w:p>
     <w:p>
       <w:pPr>
@@ -30652,14 +30673,25 @@
         </w:rPr>
         <w:t>Операции</w:t>
       </w:r>
-      <w:r>
-        <w:rPr>
-          <w:rFonts w:ascii="Times New Roman" w:hAnsi="Times New Roman" w:cs="Times New Roman"/>
-          <w:color w:val="595959" w:themeColor="text1" w:themeTint="A6"/>
-          <w:sz w:val="18"/>
-          <w:szCs w:val="18"/>
-        </w:rPr>
-        <w:t>: Попросите пользователя ввести два числа и выведите их сумму, разность, произведение, частное, результат целочисленного деления и остаток от деления.</w:t>
+      <w:proofErr w:type="gramStart"/>
+      <w:r>
+        <w:rPr>
+          <w:rFonts w:ascii="Times New Roman" w:hAnsi="Times New Roman" w:cs="Times New Roman"/>
+          <w:color w:val="595959" w:themeColor="text1" w:themeTint="A6"/>
+          <w:sz w:val="18"/>
+          <w:szCs w:val="18"/>
+        </w:rPr>
+        <w:t>: Попросите</w:t>
+      </w:r>
+      <w:proofErr w:type="gramEnd"/>
+      <w:r>
+        <w:rPr>
+          <w:rFonts w:ascii="Times New Roman" w:hAnsi="Times New Roman" w:cs="Times New Roman"/>
+          <w:color w:val="595959" w:themeColor="text1" w:themeTint="A6"/>
+          <w:sz w:val="18"/>
+          <w:szCs w:val="18"/>
+        </w:rPr>
+        <w:t xml:space="preserve"> пользователя ввести два числа и выведите их сумму, разность, произведение, частное, результат целочисленного деления и остаток от деления.</w:t>
       </w:r>
     </w:p>
     <w:p>
@@ -31506,7 +31538,27 @@
           <w:sz w:val="18"/>
           <w:szCs w:val="18"/>
         </w:rPr>
-        <w:t xml:space="preserve"> Дан список с дубликатами: [1, 2, 2, 3, 4, 4, 4, 5]. Создайте новый список без дубликатов. Объедините списки чтобы получилось 2 списка, первый без дубликатов, второй содержащий только дубликаты.</w:t>
+        <w:t xml:space="preserve"> Дан список с дубликатами: [1, 2, 2, 3, 4, 4, 4, 5]. Создайте новый список без дубликатов. Объедините списки чтобы получилось 2 списка, первый без дубликатов, </w:t>
+      </w:r>
+      <w:proofErr w:type="gramStart"/>
+      <w:r>
+        <w:rPr>
+          <w:rFonts w:ascii="Times New Roman" w:hAnsi="Times New Roman" w:cs="Times New Roman"/>
+          <w:color w:val="595959" w:themeColor="text1" w:themeTint="A6"/>
+          <w:sz w:val="18"/>
+          <w:szCs w:val="18"/>
+        </w:rPr>
+        <w:t>второй</w:t>
+      </w:r>
+      <w:proofErr w:type="gramEnd"/>
+      <w:r>
+        <w:rPr>
+          <w:rFonts w:ascii="Times New Roman" w:hAnsi="Times New Roman" w:cs="Times New Roman"/>
+          <w:color w:val="595959" w:themeColor="text1" w:themeTint="A6"/>
+          <w:sz w:val="18"/>
+          <w:szCs w:val="18"/>
+        </w:rPr>
+        <w:t xml:space="preserve"> содержащий только дубликаты.</w:t>
       </w:r>
     </w:p>
     <w:p>
@@ -31645,6 +31697,7 @@
           <w:color w:val="595959" w:themeColor="text1" w:themeTint="A6"/>
           <w:sz w:val="18"/>
           <w:szCs w:val="18"/>
+          <w:lang w:val="en-US"/>
         </w:rPr>
       </w:pPr>
       <w:r>
@@ -31670,6 +31723,68 @@
     </w:p>
     <w:p>
       <w:pPr>
+        <w:spacing w:after="0"/>
+        <w:rPr>
+          <w:rFonts w:ascii="Times New Roman" w:hAnsi="Times New Roman" w:cs="Times New Roman"/>
+          <w:color w:val="595959" w:themeColor="text1" w:themeTint="A6"/>
+          <w:sz w:val="18"/>
+          <w:szCs w:val="18"/>
+        </w:rPr>
+      </w:pPr>
+      <w:r>
+        <w:rPr>
+          <w:rFonts w:ascii="Times New Roman" w:hAnsi="Times New Roman" w:cs="Times New Roman"/>
+          <w:b/>
+          <w:bCs/>
+          <w:i/>
+          <w:iCs/>
+          <w:color w:val="70AD47" w:themeColor="accent6"/>
+          <w:sz w:val="18"/>
+          <w:szCs w:val="18"/>
+        </w:rPr>
+        <w:t>Решение</w:t>
+      </w:r>
+      <w:r>
+        <w:rPr>
+          <w:rFonts w:ascii="Times New Roman" w:hAnsi="Times New Roman" w:cs="Times New Roman"/>
+          <w:color w:val="595959" w:themeColor="text1" w:themeTint="A6"/>
+          <w:sz w:val="18"/>
+          <w:szCs w:val="18"/>
+        </w:rPr>
+        <w:t xml:space="preserve">: </w:t>
+      </w:r>
+      <w:hyperlink r:id="rId74" w:history="1">
+        <w:r>
+          <w:rPr>
+            <w:rStyle w:val="a3"/>
+            <w:rFonts w:ascii="Times New Roman" w:hAnsi="Times New Roman" w:cs="Times New Roman"/>
+            <w:sz w:val="18"/>
+            <w:szCs w:val="18"/>
+          </w:rPr>
+          <w:t>сс</w:t>
+        </w:r>
+        <w:r>
+          <w:rPr>
+            <w:rStyle w:val="a3"/>
+            <w:rFonts w:ascii="Times New Roman" w:hAnsi="Times New Roman" w:cs="Times New Roman"/>
+            <w:sz w:val="18"/>
+            <w:szCs w:val="18"/>
+          </w:rPr>
+          <w:t>ы</w:t>
+        </w:r>
+        <w:r>
+          <w:rPr>
+            <w:rStyle w:val="a3"/>
+            <w:rFonts w:ascii="Times New Roman" w:hAnsi="Times New Roman" w:cs="Times New Roman"/>
+            <w:sz w:val="18"/>
+            <w:szCs w:val="18"/>
+          </w:rPr>
+          <w:t>лка</w:t>
+        </w:r>
+      </w:hyperlink>
+    </w:p>
+    <w:p>
+      <w:pPr>
         <w:rPr>
           <w:rFonts w:ascii="Times New Roman" w:hAnsi="Times New Roman" w:cs="Times New Roman"/>
           <w:color w:val="595959" w:themeColor="text1" w:themeTint="A6"/>
@@ -31716,6 +31831,116 @@
           <w:szCs w:val="18"/>
         </w:rPr>
       </w:pPr>
+      <w:r>
+        <w:rPr>
+          <w:noProof/>
+        </w:rPr>
+        <w:lastRenderedPageBreak/>
+        <w:drawing>
+          <wp:inline distT="0" distB="0" distL="0" distR="0" wp14:anchorId="35BFA6DB" wp14:editId="77393030">
+            <wp:extent cx="6152515" cy="2261870"/>
+            <wp:effectExtent l="95250" t="114300" r="95885" b="119380"/>
+            <wp:docPr id="8898357" name="Рисунок 1"/>
+            <wp:cNvGraphicFramePr>
+              <a:graphicFrameLocks xmlns:a="http://schemas.openxmlformats.org/drawingml/2006/main" noChangeAspect="1"/>
+            </wp:cNvGraphicFramePr>
+            <a:graphic xmlns:a="http://schemas.openxmlformats.org/drawingml/2006/main">
+              <a:graphicData uri="http://schemas.openxmlformats.org/drawingml/2006/picture">
+                <pic:pic xmlns:pic="http://schemas.openxmlformats.org/drawingml/2006/picture">
+                  <pic:nvPicPr>
+                    <pic:cNvPr id="8898357" name=""/>
+                    <pic:cNvPicPr/>
+                  </pic:nvPicPr>
+                  <pic:blipFill>
+                    <a:blip r:embed="rId75"/>
+                    <a:stretch>
+                      <a:fillRect/>
+                    </a:stretch>
+                  </pic:blipFill>
+                  <pic:spPr>
+                    <a:xfrm>
+                      <a:off x="0" y="0"/>
+                      <a:ext cx="6152515" cy="2261870"/>
+                    </a:xfrm>
+                    <a:prstGeom prst="rect">
+                      <a:avLst/>
+                    </a:prstGeom>
+                    <a:effectLst>
+                      <a:glow rad="101600">
+                        <a:schemeClr val="bg1">
+                          <a:lumMod val="50000"/>
+                          <a:alpha val="60000"/>
+                        </a:schemeClr>
+                      </a:glow>
+                    </a:effectLst>
+                  </pic:spPr>
+                </pic:pic>
+              </a:graphicData>
+            </a:graphic>
+          </wp:inline>
+        </w:drawing>
+      </w:r>
+    </w:p>
+    <w:p>
+      <w:pPr>
+        <w:rPr>
+          <w:rFonts w:ascii="Times New Roman" w:hAnsi="Times New Roman" w:cs="Times New Roman"/>
+          <w:color w:val="595959" w:themeColor="text1" w:themeTint="A6"/>
+          <w:sz w:val="18"/>
+          <w:szCs w:val="18"/>
+          <w:lang w:val="en-US"/>
+        </w:rPr>
+      </w:pPr>
+      <w:r>
+        <w:rPr>
+          <w:noProof/>
+        </w:rPr>
+        <w:drawing>
+          <wp:inline distT="0" distB="0" distL="0" distR="0" wp14:anchorId="3F9CE306" wp14:editId="3CD00780">
+            <wp:extent cx="6152515" cy="3209290"/>
+            <wp:effectExtent l="247650" t="247650" r="248285" b="238760"/>
+            <wp:docPr id="708730205" name="Рисунок 1"/>
+            <wp:cNvGraphicFramePr>
+              <a:graphicFrameLocks xmlns:a="http://schemas.openxmlformats.org/drawingml/2006/main" noChangeAspect="1"/>
+            </wp:cNvGraphicFramePr>
+            <a:graphic xmlns:a="http://schemas.openxmlformats.org/drawingml/2006/main">
+              <a:graphicData uri="http://schemas.openxmlformats.org/drawingml/2006/picture">
+                <pic:pic xmlns:pic="http://schemas.openxmlformats.org/drawingml/2006/picture">
+                  <pic:nvPicPr>
+                    <pic:cNvPr id="708730205" name=""/>
+                    <pic:cNvPicPr/>
+                  </pic:nvPicPr>
+                  <pic:blipFill>
+                    <a:blip r:embed="rId76">
+                      <a:alphaModFix/>
+                    </a:blip>
+                    <a:stretch>
+                      <a:fillRect/>
+                    </a:stretch>
+                  </pic:blipFill>
+                  <pic:spPr>
+                    <a:xfrm>
+                      <a:off x="0" y="0"/>
+                      <a:ext cx="6152515" cy="3209290"/>
+                    </a:xfrm>
+                    <a:prstGeom prst="rect">
+                      <a:avLst/>
+                    </a:prstGeom>
+                    <a:effectLst>
+                      <a:glow rad="241300">
+                        <a:schemeClr val="accent3">
+                          <a:satMod val="175000"/>
+                          <a:alpha val="88000"/>
+                        </a:schemeClr>
+                      </a:glow>
+                    </a:effectLst>
+                  </pic:spPr>
+                </pic:pic>
+              </a:graphicData>
+            </a:graphic>
+          </wp:inline>
+        </w:drawing>
+      </w:r>
     </w:p>
     <w:p>
       <w:pPr>
@@ -31795,7 +32020,6 @@
           <w:sz w:val="18"/>
           <w:szCs w:val="18"/>
         </w:rPr>
-        <w:lastRenderedPageBreak/>
         <w:t>Кортежи</w:t>
       </w:r>
       <w:r>
@@ -32010,8 +32234,8 @@
     </w:p>
     <w:p/>
     <w:sectPr>
-      <w:headerReference w:type="default" r:id="rId74"/>
-      <w:footerReference w:type="default" r:id="rId75"/>
+      <w:headerReference w:type="default" r:id="rId77"/>
+      <w:footerReference w:type="default" r:id="rId78"/>
       <w:pgSz w:w="12240" w:h="20160" w:code="5"/>
       <w:pgMar w:top="1134" w:right="850" w:bottom="1134" w:left="1701" w:header="283" w:footer="397" w:gutter="0"/>
       <w:pgNumType w:start="1"/>
@@ -42920,6 +43144,7 @@
   <w:style w:type="character" w:default="1" w:styleId="a0">
     <w:name w:val="Default Paragraph Font"/>
     <w:uiPriority w:val="1"/>
+    <w:semiHidden/>
     <w:unhideWhenUsed/>
   </w:style>
   <w:style w:type="table" w:default="1" w:styleId="a1">

--- a/AQA/Теория/📝 aqa подготовка.docx
+++ b/AQA/Теория/📝 aqa подготовка.docx
@@ -29566,7 +29566,6 @@
           <w:rFonts w:ascii="Times New Roman" w:hAnsi="Times New Roman" w:cs="Times New Roman"/>
           <w:sz w:val="18"/>
           <w:szCs w:val="18"/>
-          <w:lang w:val="en-US"/>
         </w:rPr>
       </w:pPr>
     </w:p>
@@ -30293,13 +30292,261 @@
     <w:p>
       <w:pPr>
         <w:spacing w:after="0"/>
-        <w:rPr>
-          <w:rFonts w:ascii="Times New Roman" w:hAnsi="Times New Roman" w:cs="Times New Roman"/>
-          <w:b/>
-          <w:bCs/>
+        <w:jc w:val="center"/>
+        <w:rPr>
+          <w:rFonts w:ascii="Times New Roman" w:hAnsi="Times New Roman" w:cs="Times New Roman"/>
+          <w:b/>
+          <w:bCs/>
+          <w:color w:val="7F7F7F" w:themeColor="text1" w:themeTint="80"/>
+          <w:sz w:val="18"/>
+          <w:szCs w:val="18"/>
+        </w:rPr>
+      </w:pPr>
+      <w:r>
+        <w:rPr>
+          <w:rFonts w:ascii="Times New Roman" w:hAnsi="Times New Roman" w:cs="Times New Roman"/>
+          <w:b/>
+          <w:bCs/>
+          <w:color w:val="7F7F7F" w:themeColor="text1" w:themeTint="80"/>
+          <w:sz w:val="18"/>
+          <w:szCs w:val="18"/>
+        </w:rPr>
+        <w:t>Как работать с функциями</w:t>
+      </w:r>
+      <w:r>
+        <w:rPr>
+          <w:rFonts w:ascii="Times New Roman" w:hAnsi="Times New Roman" w:cs="Times New Roman"/>
+          <w:b/>
+          <w:bCs/>
+          <w:color w:val="7F7F7F" w:themeColor="text1" w:themeTint="80"/>
+          <w:sz w:val="18"/>
+          <w:szCs w:val="18"/>
+        </w:rPr>
+        <w:t>:</w:t>
+      </w:r>
+    </w:p>
+    <w:p>
+      <w:pPr>
+        <w:spacing w:after="0"/>
+        <w:rPr>
+          <w:rFonts w:ascii="Times New Roman" w:hAnsi="Times New Roman" w:cs="Times New Roman"/>
+          <w:sz w:val="18"/>
+          <w:szCs w:val="18"/>
+        </w:rPr>
+      </w:pPr>
+      <w:r>
+        <w:rPr>
+          <w:rFonts w:ascii="Times New Roman" w:hAnsi="Times New Roman" w:cs="Times New Roman"/>
+          <w:b/>
+          <w:bCs/>
+          <w:sz w:val="18"/>
+          <w:szCs w:val="18"/>
+        </w:rPr>
+        <w:lastRenderedPageBreak/>
+        <w:t>Правило №1:</w:t>
+      </w:r>
+      <w:r>
+        <w:rPr>
+          <w:rFonts w:ascii="Times New Roman" w:hAnsi="Times New Roman" w:cs="Times New Roman"/>
+          <w:b/>
+          <w:bCs/>
+          <w:sz w:val="18"/>
+          <w:szCs w:val="18"/>
+        </w:rPr>
+        <w:br/>
+      </w:r>
+      <w:r>
+        <w:rPr>
+          <w:rFonts w:ascii="Times New Roman" w:hAnsi="Times New Roman" w:cs="Times New Roman"/>
+          <w:sz w:val="18"/>
+          <w:szCs w:val="18"/>
+        </w:rPr>
+        <w:t>Если функция возвращает значение (return), почти всегда нужно писать:</w:t>
+      </w:r>
+    </w:p>
+    <w:p>
+      <w:pPr>
+        <w:spacing w:after="0"/>
+        <w:rPr>
+          <w:rFonts w:ascii="Times New Roman" w:hAnsi="Times New Roman" w:cs="Times New Roman"/>
+          <w:color w:val="404040" w:themeColor="text1" w:themeTint="BF"/>
+          <w:sz w:val="18"/>
+          <w:szCs w:val="18"/>
+        </w:rPr>
+      </w:pPr>
+      <w:r>
+        <w:rPr>
+          <w:rFonts w:ascii="Times New Roman" w:hAnsi="Times New Roman" w:cs="Times New Roman"/>
+          <w:color w:val="404040" w:themeColor="text1" w:themeTint="BF"/>
+          <w:sz w:val="18"/>
+          <w:szCs w:val="18"/>
+        </w:rPr>
+        <w:t>result = some_function()</w:t>
+      </w:r>
+    </w:p>
+    <w:p>
+      <w:pPr>
+        <w:spacing w:after="0"/>
+        <w:rPr>
+          <w:rFonts w:ascii="Times New Roman" w:hAnsi="Times New Roman" w:cs="Times New Roman"/>
+          <w:color w:val="404040" w:themeColor="text1" w:themeTint="BF"/>
+          <w:sz w:val="18"/>
+          <w:szCs w:val="18"/>
+        </w:rPr>
+      </w:pPr>
+    </w:p>
+    <w:p>
+      <w:pPr>
+        <w:spacing w:after="0"/>
+        <w:rPr>
+          <w:rFonts w:ascii="Times New Roman" w:hAnsi="Times New Roman" w:cs="Times New Roman"/>
+          <w:color w:val="404040" w:themeColor="text1" w:themeTint="BF"/>
+          <w:sz w:val="18"/>
+          <w:szCs w:val="18"/>
+        </w:rPr>
+      </w:pPr>
+      <w:r>
+        <w:rPr>
+          <w:rFonts w:ascii="Times New Roman" w:hAnsi="Times New Roman" w:cs="Times New Roman"/>
+          <w:b/>
+          <w:bCs/>
+          <w:color w:val="404040" w:themeColor="text1" w:themeTint="BF"/>
+          <w:sz w:val="18"/>
+          <w:szCs w:val="18"/>
+        </w:rPr>
+        <w:t>Правило №2:</w:t>
+      </w:r>
+      <w:r>
+        <w:rPr>
+          <w:rFonts w:ascii="Times New Roman" w:hAnsi="Times New Roman" w:cs="Times New Roman"/>
+          <w:color w:val="404040" w:themeColor="text1" w:themeTint="BF"/>
+          <w:sz w:val="18"/>
+          <w:szCs w:val="18"/>
+        </w:rPr>
+        <w:br/>
+        <w:t>Если функция принимает параметр, ты должен его передать:</w:t>
+      </w:r>
+    </w:p>
+    <w:p>
+      <w:pPr>
+        <w:spacing w:after="0"/>
+        <w:rPr>
+          <w:rFonts w:ascii="Times New Roman" w:hAnsi="Times New Roman" w:cs="Times New Roman"/>
+          <w:color w:val="404040" w:themeColor="text1" w:themeTint="BF"/>
+          <w:sz w:val="18"/>
+          <w:szCs w:val="18"/>
           <w:lang w:val="en-US"/>
         </w:rPr>
       </w:pPr>
+      <w:r>
+        <w:rPr>
+          <w:rFonts w:ascii="Century Schoolbook" w:hAnsi="Century Schoolbook" w:cs="Times New Roman"/>
+          <w:color w:val="404040" w:themeColor="text1" w:themeTint="BF"/>
+          <w:sz w:val="18"/>
+          <w:szCs w:val="18"/>
+          <w:lang w:val="en-US"/>
+        </w:rPr>
+        <w:t>answer = celsius_to_fahrenheit(25.5)</w:t>
+      </w:r>
+      <w:r>
+        <w:rPr>
+          <w:rFonts w:ascii="Times New Roman" w:hAnsi="Times New Roman" w:cs="Times New Roman"/>
+          <w:color w:val="404040" w:themeColor="text1" w:themeTint="BF"/>
+          <w:sz w:val="18"/>
+          <w:szCs w:val="18"/>
+          <w:lang w:val="en-US"/>
+        </w:rPr>
+        <w:t xml:space="preserve">     </w:t>
+      </w:r>
+      <w:r>
+        <w:rPr>
+          <w:rFonts w:ascii="Times New Roman" w:hAnsi="Times New Roman" w:cs="Times New Roman"/>
+          <w:color w:val="538135" w:themeColor="accent6" w:themeShade="BF"/>
+          <w:sz w:val="18"/>
+          <w:szCs w:val="18"/>
+          <w:lang w:val="en-US"/>
+        </w:rPr>
+        <w:t xml:space="preserve"># </w:t>
+      </w:r>
+      <w:r>
+        <w:rPr>
+          <w:rFonts w:ascii="Times New Roman" w:hAnsi="Times New Roman" w:cs="Times New Roman"/>
+          <w:color w:val="538135" w:themeColor="accent6" w:themeShade="BF"/>
+          <w:sz w:val="18"/>
+          <w:szCs w:val="18"/>
+        </w:rPr>
+        <w:t>правильно</w:t>
+      </w:r>
+    </w:p>
+    <w:p>
+      <w:pPr>
+        <w:spacing w:after="0"/>
+        <w:rPr>
+          <w:rFonts w:ascii="Times New Roman" w:hAnsi="Times New Roman" w:cs="Times New Roman"/>
+          <w:color w:val="404040" w:themeColor="text1" w:themeTint="BF"/>
+          <w:sz w:val="18"/>
+          <w:szCs w:val="18"/>
+          <w:lang w:val="en-US"/>
+        </w:rPr>
+      </w:pPr>
+      <w:r>
+        <w:rPr>
+          <w:rFonts w:ascii="Century Schoolbook" w:hAnsi="Century Schoolbook" w:cs="Times New Roman"/>
+          <w:color w:val="404040" w:themeColor="text1" w:themeTint="BF"/>
+          <w:sz w:val="18"/>
+          <w:szCs w:val="18"/>
+          <w:lang w:val="en-US"/>
+        </w:rPr>
+        <w:t>answer = celsius_to_fahrenheit(celsius</w:t>
+      </w:r>
+      <w:r>
+        <w:rPr>
+          <w:rFonts w:ascii="Times New Roman" w:hAnsi="Times New Roman" w:cs="Times New Roman"/>
+          <w:color w:val="404040" w:themeColor="text1" w:themeTint="BF"/>
+          <w:sz w:val="18"/>
+          <w:szCs w:val="18"/>
+          <w:lang w:val="en-US"/>
+        </w:rPr>
+        <w:t xml:space="preserve">)  </w:t>
+      </w:r>
+      <w:r>
+        <w:rPr>
+          <w:rFonts w:ascii="Times New Roman" w:hAnsi="Times New Roman" w:cs="Times New Roman"/>
+          <w:color w:val="538135" w:themeColor="accent6" w:themeShade="BF"/>
+          <w:sz w:val="18"/>
+          <w:szCs w:val="18"/>
+          <w:lang w:val="en-US"/>
+        </w:rPr>
+        <w:t xml:space="preserve"># </w:t>
+      </w:r>
+      <w:r>
+        <w:rPr>
+          <w:rFonts w:ascii="Times New Roman" w:hAnsi="Times New Roman" w:cs="Times New Roman"/>
+          <w:color w:val="538135" w:themeColor="accent6" w:themeShade="BF"/>
+          <w:sz w:val="18"/>
+          <w:szCs w:val="18"/>
+        </w:rPr>
+        <w:t>тоже</w:t>
+      </w:r>
+      <w:r>
+        <w:rPr>
+          <w:rFonts w:ascii="Times New Roman" w:hAnsi="Times New Roman" w:cs="Times New Roman"/>
+          <w:color w:val="538135" w:themeColor="accent6" w:themeShade="BF"/>
+          <w:sz w:val="18"/>
+          <w:szCs w:val="18"/>
+          <w:lang w:val="en-US"/>
+        </w:rPr>
+        <w:t xml:space="preserve"> </w:t>
+      </w:r>
+      <w:r>
+        <w:rPr>
+          <w:rFonts w:ascii="Times New Roman" w:hAnsi="Times New Roman" w:cs="Times New Roman"/>
+          <w:color w:val="538135" w:themeColor="accent6" w:themeShade="BF"/>
+          <w:sz w:val="18"/>
+          <w:szCs w:val="18"/>
+        </w:rPr>
+        <w:t>правильно</w:t>
+      </w:r>
     </w:p>
     <w:p>
       <w:pPr>
@@ -30329,7 +30576,6 @@
           <w:b/>
           <w:bCs/>
         </w:rPr>
-        <w:lastRenderedPageBreak/>
         <w:t>Практика</w:t>
       </w:r>
     </w:p>
@@ -30417,7 +30663,6 @@
     <w:p>
       <w:pPr>
         <w:spacing w:after="0"/>
-        <w:jc w:val="center"/>
         <w:rPr>
           <w:rFonts w:ascii="Times New Roman" w:hAnsi="Times New Roman" w:cs="Times New Roman"/>
           <w:color w:val="595959" w:themeColor="text1" w:themeTint="A6"/>
@@ -30430,10 +30675,18 @@
           <w:noProof/>
         </w:rPr>
         <w:drawing>
-          <wp:inline distT="0" distB="0" distL="0" distR="0" wp14:anchorId="50CA588A" wp14:editId="0E785A48">
-            <wp:extent cx="5947410" cy="3266266"/>
-            <wp:effectExtent l="95250" t="114300" r="91440" b="106045"/>
-            <wp:docPr id="1813332249" name="Рисунок 1"/>
+          <wp:anchor distT="0" distB="0" distL="114300" distR="114300" simplePos="0" relativeHeight="251658240" behindDoc="0" locked="0" layoutInCell="1" allowOverlap="1" wp14:anchorId="1D796836" wp14:editId="12E9363E">
+            <wp:simplePos x="0" y="0"/>
+            <wp:positionH relativeFrom="column">
+              <wp:posOffset>-68580</wp:posOffset>
+            </wp:positionH>
+            <wp:positionV relativeFrom="paragraph">
+              <wp:posOffset>153670</wp:posOffset>
+            </wp:positionV>
+            <wp:extent cx="5237480" cy="3071495"/>
+            <wp:effectExtent l="114300" t="114300" r="115570" b="109855"/>
+            <wp:wrapSquare wrapText="bothSides"/>
+            <wp:docPr id="2050783882" name="Рисунок 1"/>
             <wp:cNvGraphicFramePr>
               <a:graphicFrameLocks xmlns:a="http://schemas.openxmlformats.org/drawingml/2006/main" noChangeAspect="1"/>
             </wp:cNvGraphicFramePr>
@@ -30441,11 +30694,17 @@
               <a:graphicData uri="http://schemas.openxmlformats.org/drawingml/2006/picture">
                 <pic:pic xmlns:pic="http://schemas.openxmlformats.org/drawingml/2006/picture">
                   <pic:nvPicPr>
-                    <pic:cNvPr id="1813332249" name=""/>
+                    <pic:cNvPr id="2050783882" name=""/>
                     <pic:cNvPicPr/>
                   </pic:nvPicPr>
                   <pic:blipFill>
-                    <a:blip r:embed="rId63"/>
+                    <a:blip r:embed="rId63">
+                      <a:extLst>
+                        <a:ext uri="{28A0092B-C50C-407E-A947-70E740481C1C}">
+                          <a14:useLocalDpi xmlns:a14="http://schemas.microsoft.com/office/drawing/2010/main" val="0"/>
+                        </a:ext>
+                      </a:extLst>
+                    </a:blip>
                     <a:stretch>
                       <a:fillRect/>
                     </a:stretch>
@@ -30453,17 +30712,17 @@
                   <pic:spPr>
                     <a:xfrm>
                       <a:off x="0" y="0"/>
-                      <a:ext cx="5963272" cy="3274977"/>
+                      <a:ext cx="5237480" cy="3071495"/>
                     </a:xfrm>
                     <a:prstGeom prst="rect">
                       <a:avLst/>
                     </a:prstGeom>
                     <a:effectLst>
-                      <a:glow rad="101600">
+                      <a:glow rad="114300">
                         <a:schemeClr val="tx1">
-                          <a:lumMod val="50000"/>
-                          <a:lumOff val="50000"/>
-                          <a:alpha val="60000"/>
+                          <a:lumMod val="65000"/>
+                          <a:lumOff val="35000"/>
+                          <a:alpha val="52000"/>
                         </a:schemeClr>
                       </a:glow>
                     </a:effectLst>
@@ -30471,8 +30730,95 @@
                 </pic:pic>
               </a:graphicData>
             </a:graphic>
-          </wp:inline>
+            <wp14:sizeRelH relativeFrom="margin">
+              <wp14:pctWidth>0</wp14:pctWidth>
+            </wp14:sizeRelH>
+            <wp14:sizeRelV relativeFrom="margin">
+              <wp14:pctHeight>0</wp14:pctHeight>
+            </wp14:sizeRelV>
+          </wp:anchor>
         </w:drawing>
+      </w:r>
+    </w:p>
+    <w:p>
+      <w:pPr>
+        <w:rPr>
+          <w:rFonts w:ascii="Times New Roman" w:hAnsi="Times New Roman" w:cs="Times New Roman"/>
+          <w:sz w:val="18"/>
+          <w:szCs w:val="18"/>
+        </w:rPr>
+      </w:pPr>
+    </w:p>
+    <w:p>
+      <w:pPr>
+        <w:rPr>
+          <w:rFonts w:ascii="Times New Roman" w:hAnsi="Times New Roman" w:cs="Times New Roman"/>
+          <w:sz w:val="18"/>
+          <w:szCs w:val="18"/>
+        </w:rPr>
+      </w:pPr>
+    </w:p>
+    <w:p>
+      <w:pPr>
+        <w:rPr>
+          <w:rFonts w:ascii="Times New Roman" w:hAnsi="Times New Roman" w:cs="Times New Roman"/>
+          <w:sz w:val="18"/>
+          <w:szCs w:val="18"/>
+        </w:rPr>
+      </w:pPr>
+    </w:p>
+    <w:p>
+      <w:pPr>
+        <w:spacing w:after="0"/>
+        <w:rPr>
+          <w:rFonts w:ascii="Times New Roman" w:hAnsi="Times New Roman" w:cs="Times New Roman"/>
+          <w:color w:val="595959" w:themeColor="text1" w:themeTint="A6"/>
+          <w:sz w:val="18"/>
+          <w:szCs w:val="18"/>
+        </w:rPr>
+      </w:pPr>
+    </w:p>
+    <w:p>
+      <w:pPr>
+        <w:spacing w:after="0"/>
+        <w:rPr>
+          <w:rFonts w:ascii="Times New Roman" w:hAnsi="Times New Roman" w:cs="Times New Roman"/>
+          <w:color w:val="595959" w:themeColor="text1" w:themeTint="A6"/>
+          <w:sz w:val="18"/>
+          <w:szCs w:val="18"/>
+        </w:rPr>
+      </w:pPr>
+    </w:p>
+    <w:p>
+      <w:pPr>
+        <w:tabs>
+          <w:tab w:val="left" w:pos="1051"/>
+        </w:tabs>
+        <w:spacing w:after="0"/>
+        <w:rPr>
+          <w:rFonts w:ascii="Times New Roman" w:hAnsi="Times New Roman" w:cs="Times New Roman"/>
+          <w:color w:val="595959" w:themeColor="text1" w:themeTint="A6"/>
+          <w:sz w:val="18"/>
+          <w:szCs w:val="18"/>
+        </w:rPr>
+      </w:pPr>
+      <w:r>
+        <w:rPr>
+          <w:rFonts w:ascii="Times New Roman" w:hAnsi="Times New Roman" w:cs="Times New Roman"/>
+          <w:color w:val="595959" w:themeColor="text1" w:themeTint="A6"/>
+          <w:sz w:val="18"/>
+          <w:szCs w:val="18"/>
+        </w:rPr>
+        <w:tab/>
+      </w:r>
+      <w:r>
+        <w:rPr>
+          <w:rFonts w:ascii="Times New Roman" w:hAnsi="Times New Roman" w:cs="Times New Roman"/>
+          <w:color w:val="595959" w:themeColor="text1" w:themeTint="A6"/>
+          <w:sz w:val="18"/>
+          <w:szCs w:val="18"/>
+        </w:rPr>
+        <w:br w:type="textWrapping" w:clear="all"/>
       </w:r>
     </w:p>
     <w:p>
@@ -30671,6 +31017,7 @@
           <w:sz w:val="18"/>
           <w:szCs w:val="18"/>
         </w:rPr>
+        <w:lastRenderedPageBreak/>
         <w:t>Операции</w:t>
       </w:r>
       <w:proofErr w:type="gramStart"/>
@@ -30702,7 +31049,6 @@
         <w:rPr>
           <w:noProof/>
         </w:rPr>
-        <w:lastRenderedPageBreak/>
         <w:drawing>
           <wp:inline distT="0" distB="0" distL="0" distR="0" wp14:anchorId="761F9668" wp14:editId="42CB9F60">
             <wp:extent cx="4925966" cy="4267504"/>
@@ -31697,7 +32043,6 @@
           <w:color w:val="595959" w:themeColor="text1" w:themeTint="A6"/>
           <w:sz w:val="18"/>
           <w:szCs w:val="18"/>
-          <w:lang w:val="en-US"/>
         </w:rPr>
       </w:pPr>
       <w:r>
@@ -31761,25 +32106,7 @@
             <w:sz w:val="18"/>
             <w:szCs w:val="18"/>
           </w:rPr>
-          <w:t>сс</w:t>
-        </w:r>
-        <w:r>
-          <w:rPr>
-            <w:rStyle w:val="a3"/>
-            <w:rFonts w:ascii="Times New Roman" w:hAnsi="Times New Roman" w:cs="Times New Roman"/>
-            <w:sz w:val="18"/>
-            <w:szCs w:val="18"/>
-          </w:rPr>
-          <w:t>ы</w:t>
-        </w:r>
-        <w:r>
-          <w:rPr>
-            <w:rStyle w:val="a3"/>
-            <w:rFonts w:ascii="Times New Roman" w:hAnsi="Times New Roman" w:cs="Times New Roman"/>
-            <w:sz w:val="18"/>
-            <w:szCs w:val="18"/>
-          </w:rPr>
-          <w:t>лка</w:t>
+          <w:t>ссылка</w:t>
         </w:r>
       </w:hyperlink>
     </w:p>
@@ -43144,7 +43471,6 @@
   <w:style w:type="character" w:default="1" w:styleId="a0">
     <w:name w:val="Default Paragraph Font"/>
     <w:uiPriority w:val="1"/>
-    <w:semiHidden/>
     <w:unhideWhenUsed/>
   </w:style>
   <w:style w:type="table" w:default="1" w:styleId="a1">

--- a/AQA/Теория/📝 aqa подготовка.docx
+++ b/AQA/Теория/📝 aqa подготовка.docx
@@ -30940,10 +30940,10 @@
           <w:noProof/>
         </w:rPr>
         <w:drawing>
-          <wp:inline distT="0" distB="0" distL="0" distR="0" wp14:anchorId="347D056C" wp14:editId="42F1004A">
-            <wp:extent cx="6152515" cy="3227070"/>
-            <wp:effectExtent l="95250" t="114300" r="95885" b="106680"/>
-            <wp:docPr id="979583494" name="Рисунок 1"/>
+          <wp:inline distT="0" distB="0" distL="0" distR="0" wp14:anchorId="7C27C4E4" wp14:editId="168834CA">
+            <wp:extent cx="3029797" cy="3253694"/>
+            <wp:effectExtent l="95250" t="114300" r="94615" b="118745"/>
+            <wp:docPr id="1336529151" name="Рисунок 1"/>
             <wp:cNvGraphicFramePr>
               <a:graphicFrameLocks xmlns:a="http://schemas.openxmlformats.org/drawingml/2006/main" noChangeAspect="1"/>
             </wp:cNvGraphicFramePr>
@@ -30951,7 +30951,7 @@
               <a:graphicData uri="http://schemas.openxmlformats.org/drawingml/2006/picture">
                 <pic:pic xmlns:pic="http://schemas.openxmlformats.org/drawingml/2006/picture">
                   <pic:nvPicPr>
-                    <pic:cNvPr id="979583494" name=""/>
+                    <pic:cNvPr id="1336529151" name=""/>
                     <pic:cNvPicPr/>
                   </pic:nvPicPr>
                   <pic:blipFill>
@@ -30963,7 +30963,7 @@
                   <pic:spPr>
                     <a:xfrm>
                       <a:off x="0" y="0"/>
-                      <a:ext cx="6152515" cy="3227070"/>
+                      <a:ext cx="3040246" cy="3264915"/>
                     </a:xfrm>
                     <a:prstGeom prst="rect">
                       <a:avLst/>
@@ -30971,8 +30971,8 @@
                     <a:effectLst>
                       <a:glow rad="101600">
                         <a:schemeClr val="tx1">
-                          <a:lumMod val="50000"/>
-                          <a:lumOff val="50000"/>
+                          <a:lumMod val="75000"/>
+                          <a:lumOff val="25000"/>
                           <a:alpha val="60000"/>
                         </a:schemeClr>
                       </a:glow>
@@ -30990,65 +30990,52 @@
         <w:spacing w:after="0"/>
         <w:rPr>
           <w:rFonts w:ascii="Times New Roman" w:hAnsi="Times New Roman" w:cs="Times New Roman"/>
-          <w:b/>
-          <w:bCs/>
-          <w:color w:val="595959" w:themeColor="text1" w:themeTint="A6"/>
-          <w:sz w:val="18"/>
-          <w:szCs w:val="18"/>
-        </w:rPr>
-      </w:pPr>
-    </w:p>
-    <w:p>
-      <w:pPr>
-        <w:spacing w:after="0"/>
-        <w:rPr>
-          <w:rFonts w:ascii="Times New Roman" w:hAnsi="Times New Roman" w:cs="Times New Roman"/>
-          <w:color w:val="595959" w:themeColor="text1" w:themeTint="A6"/>
-          <w:sz w:val="18"/>
-          <w:szCs w:val="18"/>
-        </w:rPr>
-      </w:pPr>
-      <w:r>
-        <w:rPr>
-          <w:rFonts w:ascii="Times New Roman" w:hAnsi="Times New Roman" w:cs="Times New Roman"/>
-          <w:b/>
-          <w:bCs/>
-          <w:color w:val="595959" w:themeColor="text1" w:themeTint="A6"/>
-          <w:sz w:val="18"/>
-          <w:szCs w:val="18"/>
+          <w:color w:val="595959" w:themeColor="text1" w:themeTint="A6"/>
+          <w:sz w:val="18"/>
+          <w:szCs w:val="18"/>
+        </w:rPr>
+      </w:pPr>
+      <w:r>
+        <w:rPr>
+          <w:rFonts w:ascii="Times New Roman" w:hAnsi="Times New Roman" w:cs="Times New Roman"/>
+          <w:b/>
+          <w:bCs/>
+          <w:color w:val="595959" w:themeColor="text1" w:themeTint="A6"/>
+          <w:sz w:val="18"/>
+          <w:szCs w:val="18"/>
+        </w:rPr>
+        <w:t>Операции</w:t>
+      </w:r>
+      <w:proofErr w:type="gramStart"/>
+      <w:r>
+        <w:rPr>
+          <w:rFonts w:ascii="Times New Roman" w:hAnsi="Times New Roman" w:cs="Times New Roman"/>
+          <w:color w:val="595959" w:themeColor="text1" w:themeTint="A6"/>
+          <w:sz w:val="18"/>
+          <w:szCs w:val="18"/>
+        </w:rPr>
+        <w:t>: Попросите</w:t>
+      </w:r>
+      <w:proofErr w:type="gramEnd"/>
+      <w:r>
+        <w:rPr>
+          <w:rFonts w:ascii="Times New Roman" w:hAnsi="Times New Roman" w:cs="Times New Roman"/>
+          <w:color w:val="595959" w:themeColor="text1" w:themeTint="A6"/>
+          <w:sz w:val="18"/>
+          <w:szCs w:val="18"/>
+        </w:rPr>
+        <w:t xml:space="preserve"> пользователя ввести два числа и выведите их сумму, разность, произведение, частное, результат целочисленного деления и остаток от деления.</w:t>
+      </w:r>
+    </w:p>
+    <w:p>
+      <w:pPr>
+        <w:jc w:val="center"/>
+      </w:pPr>
+      <w:r>
+        <w:rPr>
+          <w:noProof/>
         </w:rPr>
         <w:lastRenderedPageBreak/>
-        <w:t>Операции</w:t>
-      </w:r>
-      <w:proofErr w:type="gramStart"/>
-      <w:r>
-        <w:rPr>
-          <w:rFonts w:ascii="Times New Roman" w:hAnsi="Times New Roman" w:cs="Times New Roman"/>
-          <w:color w:val="595959" w:themeColor="text1" w:themeTint="A6"/>
-          <w:sz w:val="18"/>
-          <w:szCs w:val="18"/>
-        </w:rPr>
-        <w:t>: Попросите</w:t>
-      </w:r>
-      <w:proofErr w:type="gramEnd"/>
-      <w:r>
-        <w:rPr>
-          <w:rFonts w:ascii="Times New Roman" w:hAnsi="Times New Roman" w:cs="Times New Roman"/>
-          <w:color w:val="595959" w:themeColor="text1" w:themeTint="A6"/>
-          <w:sz w:val="18"/>
-          <w:szCs w:val="18"/>
-        </w:rPr>
-        <w:t xml:space="preserve"> пользователя ввести два числа и выведите их сумму, разность, произведение, частное, результат целочисленного деления и остаток от деления.</w:t>
-      </w:r>
-    </w:p>
-    <w:p>
-      <w:pPr>
-        <w:jc w:val="center"/>
-      </w:pPr>
-      <w:r>
-        <w:rPr>
-          <w:noProof/>
-        </w:rPr>
         <w:drawing>
           <wp:inline distT="0" distB="0" distL="0" distR="0" wp14:anchorId="761F9668" wp14:editId="42CB9F60">
             <wp:extent cx="4925966" cy="4267504"/>
@@ -43471,6 +43458,7 @@
   <w:style w:type="character" w:default="1" w:styleId="a0">
     <w:name w:val="Default Paragraph Font"/>
     <w:uiPriority w:val="1"/>
+    <w:semiHidden/>
     <w:unhideWhenUsed/>
   </w:style>
   <w:style w:type="table" w:default="1" w:styleId="a1">

--- a/AQA/Теория/📝 aqa подготовка.docx
+++ b/AQA/Теория/📝 aqa подготовка.docx
@@ -30940,10 +30940,10 @@
           <w:noProof/>
         </w:rPr>
         <w:drawing>
-          <wp:inline distT="0" distB="0" distL="0" distR="0" wp14:anchorId="7C27C4E4" wp14:editId="168834CA">
-            <wp:extent cx="3029797" cy="3253694"/>
-            <wp:effectExtent l="95250" t="114300" r="94615" b="118745"/>
-            <wp:docPr id="1336529151" name="Рисунок 1"/>
+          <wp:inline distT="0" distB="0" distL="0" distR="0" wp14:anchorId="4D2C4854" wp14:editId="223FB423">
+            <wp:extent cx="2808015" cy="3087017"/>
+            <wp:effectExtent l="95250" t="114300" r="87630" b="113665"/>
+            <wp:docPr id="18336495" name="Рисунок 1"/>
             <wp:cNvGraphicFramePr>
               <a:graphicFrameLocks xmlns:a="http://schemas.openxmlformats.org/drawingml/2006/main" noChangeAspect="1"/>
             </wp:cNvGraphicFramePr>
@@ -30951,7 +30951,7 @@
               <a:graphicData uri="http://schemas.openxmlformats.org/drawingml/2006/picture">
                 <pic:pic xmlns:pic="http://schemas.openxmlformats.org/drawingml/2006/picture">
                   <pic:nvPicPr>
-                    <pic:cNvPr id="1336529151" name=""/>
+                    <pic:cNvPr id="18336495" name=""/>
                     <pic:cNvPicPr/>
                   </pic:nvPicPr>
                   <pic:blipFill>
@@ -30963,7 +30963,7 @@
                   <pic:spPr>
                     <a:xfrm>
                       <a:off x="0" y="0"/>
-                      <a:ext cx="3040246" cy="3264915"/>
+                      <a:ext cx="2822519" cy="3102962"/>
                     </a:xfrm>
                     <a:prstGeom prst="rect">
                       <a:avLst/>
@@ -31037,10 +31037,10 @@
         </w:rPr>
         <w:lastRenderedPageBreak/>
         <w:drawing>
-          <wp:inline distT="0" distB="0" distL="0" distR="0" wp14:anchorId="761F9668" wp14:editId="42CB9F60">
-            <wp:extent cx="4925966" cy="4267504"/>
-            <wp:effectExtent l="95250" t="114300" r="103505" b="114300"/>
-            <wp:docPr id="1948827094" name="Рисунок 1"/>
+          <wp:inline distT="0" distB="0" distL="0" distR="0" wp14:anchorId="1E5B8C3B" wp14:editId="598D78AC">
+            <wp:extent cx="5127355" cy="4688564"/>
+            <wp:effectExtent l="95250" t="114300" r="92710" b="112395"/>
+            <wp:docPr id="145929097" name="Рисунок 1"/>
             <wp:cNvGraphicFramePr>
               <a:graphicFrameLocks xmlns:a="http://schemas.openxmlformats.org/drawingml/2006/main" noChangeAspect="1"/>
             </wp:cNvGraphicFramePr>
@@ -31048,7 +31048,7 @@
               <a:graphicData uri="http://schemas.openxmlformats.org/drawingml/2006/picture">
                 <pic:pic xmlns:pic="http://schemas.openxmlformats.org/drawingml/2006/picture">
                   <pic:nvPicPr>
-                    <pic:cNvPr id="1948827094" name=""/>
+                    <pic:cNvPr id="145929097" name=""/>
                     <pic:cNvPicPr/>
                   </pic:nvPicPr>
                   <pic:blipFill>
@@ -31060,7 +31060,7 @@
                   <pic:spPr>
                     <a:xfrm>
                       <a:off x="0" y="0"/>
-                      <a:ext cx="4930255" cy="4271219"/>
+                      <a:ext cx="5134496" cy="4695093"/>
                     </a:xfrm>
                     <a:prstGeom prst="rect">
                       <a:avLst/>
@@ -31068,8 +31068,8 @@
                     <a:effectLst>
                       <a:glow rad="101600">
                         <a:schemeClr val="tx1">
-                          <a:lumMod val="50000"/>
-                          <a:lumOff val="50000"/>
+                          <a:lumMod val="65000"/>
+                          <a:lumOff val="35000"/>
                           <a:alpha val="60000"/>
                         </a:schemeClr>
                       </a:glow>
@@ -31182,6 +31182,7 @@
           <w:color w:val="595959" w:themeColor="text1" w:themeTint="A6"/>
           <w:sz w:val="18"/>
           <w:szCs w:val="18"/>
+          <w:lang w:val="en-US"/>
         </w:rPr>
       </w:pPr>
       <w:r>
@@ -31204,7 +31205,9 @@
         </w:rPr>
         <w:t xml:space="preserve"> Пользователь вводит имя и фамилию. Выведите их в обратном порядке, сделайте все буквы заглавными и посчитайте общую длину строки.</w:t>
       </w:r>
-      <w:r>
+    </w:p>
+    <w:p>
+      <w:pPr>
         <w:rPr>
           <w:rFonts w:ascii="Times New Roman" w:hAnsi="Times New Roman" w:cs="Times New Roman"/>
           <w:color w:val="595959" w:themeColor="text1" w:themeTint="A6"/>
@@ -31212,8 +31215,517 @@
           <w:szCs w:val="18"/>
           <w:lang w:val="en-US"/>
         </w:rPr>
-        <w:t>S</w:t>
-      </w:r>
+      </w:pPr>
+    </w:p>
+    <w:p>
+      <w:pPr>
+        <w:rPr>
+          <w:rFonts w:ascii="Times New Roman" w:hAnsi="Times New Roman" w:cs="Times New Roman"/>
+          <w:b/>
+          <w:bCs/>
+          <w:color w:val="595959" w:themeColor="text1" w:themeTint="A6"/>
+          <w:sz w:val="18"/>
+          <w:szCs w:val="18"/>
+        </w:rPr>
+      </w:pPr>
+      <w:r>
+        <w:rPr>
+          <w:rFonts w:ascii="Times New Roman" w:hAnsi="Times New Roman" w:cs="Times New Roman"/>
+          <w:b/>
+          <w:bCs/>
+          <w:color w:val="595959" w:themeColor="text1" w:themeTint="A6"/>
+          <w:sz w:val="18"/>
+          <w:szCs w:val="18"/>
+        </w:rPr>
+        <w:t>Давай начнём с теории и планирования.</w:t>
+      </w:r>
+    </w:p>
+    <w:p>
+      <w:pPr>
+        <w:rPr>
+          <w:rFonts w:ascii="Times New Roman" w:hAnsi="Times New Roman" w:cs="Times New Roman"/>
+          <w:color w:val="595959" w:themeColor="text1" w:themeTint="A6"/>
+          <w:sz w:val="18"/>
+          <w:szCs w:val="18"/>
+        </w:rPr>
+      </w:pPr>
+      <w:r>
+        <w:rPr>
+          <w:rFonts w:ascii="Times New Roman" w:hAnsi="Times New Roman" w:cs="Times New Roman"/>
+          <w:color w:val="595959" w:themeColor="text1" w:themeTint="A6"/>
+          <w:sz w:val="18"/>
+          <w:szCs w:val="18"/>
+        </w:rPr>
+        <w:t>Сначала ответь мне на несколько вопросов, чтобы я понял твой текущий уровень понимания строк:</w:t>
+      </w:r>
+    </w:p>
+    <w:p>
+      <w:pPr>
+        <w:numPr>
+          <w:ilvl w:val="0"/>
+          <w:numId w:val="76"/>
+        </w:numPr>
+        <w:rPr>
+          <w:rFonts w:ascii="Times New Roman" w:hAnsi="Times New Roman" w:cs="Times New Roman"/>
+          <w:color w:val="595959" w:themeColor="text1" w:themeTint="A6"/>
+          <w:sz w:val="18"/>
+          <w:szCs w:val="18"/>
+        </w:rPr>
+      </w:pPr>
+      <w:r>
+        <w:rPr>
+          <w:rFonts w:ascii="Times New Roman" w:hAnsi="Times New Roman" w:cs="Times New Roman"/>
+          <w:color w:val="595959" w:themeColor="text1" w:themeTint="A6"/>
+          <w:sz w:val="18"/>
+          <w:szCs w:val="18"/>
+        </w:rPr>
+        <w:t>Как ты думаешь, какой метод лучше использовать, чтобы перевести всю строку в верхний регистр?</w:t>
+      </w:r>
+    </w:p>
+    <w:p>
+      <w:pPr>
+        <w:rPr>
+          <w:rFonts w:ascii="Times New Roman" w:hAnsi="Times New Roman" w:cs="Times New Roman"/>
+          <w:color w:val="595959" w:themeColor="text1" w:themeTint="A6"/>
+          <w:sz w:val="18"/>
+          <w:szCs w:val="18"/>
+        </w:rPr>
+      </w:pPr>
+      <w:r>
+        <w:rPr>
+          <w:rFonts w:ascii="Times New Roman" w:hAnsi="Times New Roman" w:cs="Times New Roman"/>
+          <w:color w:val="595959" w:themeColor="text1" w:themeTint="A6"/>
+          <w:sz w:val="18"/>
+          <w:szCs w:val="18"/>
+        </w:rPr>
+        <w:t>Думаю</w:t>
+      </w:r>
+      <w:r>
+        <w:rPr>
+          <w:rFonts w:ascii="Times New Roman" w:hAnsi="Times New Roman" w:cs="Times New Roman"/>
+          <w:color w:val="595959" w:themeColor="text1" w:themeTint="A6"/>
+          <w:sz w:val="18"/>
+          <w:szCs w:val="18"/>
+        </w:rPr>
+        <w:t xml:space="preserve">, </w:t>
+      </w:r>
+      <w:r>
+        <w:rPr>
+          <w:rFonts w:ascii="Times New Roman" w:hAnsi="Times New Roman" w:cs="Times New Roman"/>
+          <w:color w:val="595959" w:themeColor="text1" w:themeTint="A6"/>
+          <w:sz w:val="18"/>
+          <w:szCs w:val="18"/>
+        </w:rPr>
+        <w:t>что</w:t>
+      </w:r>
+      <w:r>
+        <w:rPr>
+          <w:rFonts w:ascii="Times New Roman" w:hAnsi="Times New Roman" w:cs="Times New Roman"/>
+          <w:color w:val="595959" w:themeColor="text1" w:themeTint="A6"/>
+          <w:sz w:val="18"/>
+          <w:szCs w:val="18"/>
+        </w:rPr>
+        <w:t xml:space="preserve"> </w:t>
+      </w:r>
+      <w:r>
+        <w:rPr>
+          <w:rFonts w:ascii="Times New Roman" w:hAnsi="Times New Roman" w:cs="Times New Roman"/>
+          <w:color w:val="595959" w:themeColor="text1" w:themeTint="A6"/>
+          <w:sz w:val="18"/>
+          <w:szCs w:val="18"/>
+        </w:rPr>
+        <w:t>здесь</w:t>
+      </w:r>
+      <w:r>
+        <w:rPr>
+          <w:rFonts w:ascii="Times New Roman" w:hAnsi="Times New Roman" w:cs="Times New Roman"/>
+          <w:color w:val="595959" w:themeColor="text1" w:themeTint="A6"/>
+          <w:sz w:val="18"/>
+          <w:szCs w:val="18"/>
+        </w:rPr>
+        <w:t xml:space="preserve"> </w:t>
+      </w:r>
+      <w:r>
+        <w:rPr>
+          <w:rFonts w:ascii="Times New Roman" w:hAnsi="Times New Roman" w:cs="Times New Roman"/>
+          <w:color w:val="595959" w:themeColor="text1" w:themeTint="A6"/>
+          <w:sz w:val="18"/>
+          <w:szCs w:val="18"/>
+        </w:rPr>
+        <w:t>подойдёт</w:t>
+      </w:r>
+      <w:r>
+        <w:rPr>
+          <w:rFonts w:ascii="Times New Roman" w:hAnsi="Times New Roman" w:cs="Times New Roman"/>
+          <w:color w:val="595959" w:themeColor="text1" w:themeTint="A6"/>
+          <w:sz w:val="18"/>
+          <w:szCs w:val="18"/>
+        </w:rPr>
+        <w:t xml:space="preserve"> </w:t>
+      </w:r>
+      <w:r>
+        <w:rPr>
+          <w:rFonts w:ascii="Times New Roman" w:hAnsi="Times New Roman" w:cs="Times New Roman"/>
+          <w:color w:val="595959" w:themeColor="text1" w:themeTint="A6"/>
+          <w:sz w:val="18"/>
+          <w:szCs w:val="18"/>
+        </w:rPr>
+        <w:t xml:space="preserve">встроенный тип: </w:t>
+      </w:r>
+      <w:r>
+        <w:rPr>
+          <w:rFonts w:ascii="Times New Roman" w:hAnsi="Times New Roman" w:cs="Times New Roman"/>
+          <w:color w:val="595959" w:themeColor="text1" w:themeTint="A6"/>
+          <w:sz w:val="18"/>
+          <w:szCs w:val="18"/>
+          <w:lang w:val="en-US"/>
+        </w:rPr>
+        <w:t>upper</w:t>
+      </w:r>
+      <w:r>
+        <w:rPr>
+          <w:rFonts w:ascii="Times New Roman" w:hAnsi="Times New Roman" w:cs="Times New Roman"/>
+          <w:color w:val="595959" w:themeColor="text1" w:themeTint="A6"/>
+          <w:sz w:val="18"/>
+          <w:szCs w:val="18"/>
+        </w:rPr>
+        <w:t>, пример:</w:t>
+      </w:r>
+      <w:r>
+        <w:rPr>
+          <w:rFonts w:ascii="Times New Roman" w:hAnsi="Times New Roman" w:cs="Times New Roman"/>
+          <w:color w:val="595959" w:themeColor="text1" w:themeTint="A6"/>
+          <w:sz w:val="18"/>
+          <w:szCs w:val="18"/>
+        </w:rPr>
+        <w:t xml:space="preserve"> </w:t>
+      </w:r>
+      <w:r>
+        <w:rPr>
+          <w:rFonts w:ascii="Times New Roman" w:hAnsi="Times New Roman" w:cs="Times New Roman"/>
+          <w:color w:val="595959" w:themeColor="text1" w:themeTint="A6"/>
+          <w:sz w:val="18"/>
+          <w:szCs w:val="18"/>
+          <w:lang w:val="en-US"/>
+        </w:rPr>
+        <w:t>upper</w:t>
+      </w:r>
+      <w:r>
+        <w:rPr>
+          <w:rFonts w:ascii="Times New Roman" w:hAnsi="Times New Roman" w:cs="Times New Roman"/>
+          <w:color w:val="595959" w:themeColor="text1" w:themeTint="A6"/>
+          <w:sz w:val="18"/>
+          <w:szCs w:val="18"/>
+        </w:rPr>
+        <w:t>_</w:t>
+      </w:r>
+      <w:r>
+        <w:rPr>
+          <w:rFonts w:ascii="Times New Roman" w:hAnsi="Times New Roman" w:cs="Times New Roman"/>
+          <w:color w:val="595959" w:themeColor="text1" w:themeTint="A6"/>
+          <w:sz w:val="18"/>
+          <w:szCs w:val="18"/>
+          <w:lang w:val="en-US"/>
+        </w:rPr>
+        <w:t>name</w:t>
+      </w:r>
+      <w:r>
+        <w:rPr>
+          <w:rFonts w:ascii="Times New Roman" w:hAnsi="Times New Roman" w:cs="Times New Roman"/>
+          <w:color w:val="595959" w:themeColor="text1" w:themeTint="A6"/>
+          <w:sz w:val="18"/>
+          <w:szCs w:val="18"/>
+        </w:rPr>
+        <w:t xml:space="preserve"> = </w:t>
+      </w:r>
+      <w:r>
+        <w:rPr>
+          <w:rFonts w:ascii="Times New Roman" w:hAnsi="Times New Roman" w:cs="Times New Roman"/>
+          <w:color w:val="595959" w:themeColor="text1" w:themeTint="A6"/>
+          <w:sz w:val="18"/>
+          <w:szCs w:val="18"/>
+          <w:lang w:val="en-US"/>
+        </w:rPr>
+        <w:t>reversed</w:t>
+      </w:r>
+      <w:r>
+        <w:rPr>
+          <w:rFonts w:ascii="Times New Roman" w:hAnsi="Times New Roman" w:cs="Times New Roman"/>
+          <w:color w:val="595959" w:themeColor="text1" w:themeTint="A6"/>
+          <w:sz w:val="18"/>
+          <w:szCs w:val="18"/>
+        </w:rPr>
+        <w:t>_</w:t>
+      </w:r>
+      <w:r>
+        <w:rPr>
+          <w:rFonts w:ascii="Times New Roman" w:hAnsi="Times New Roman" w:cs="Times New Roman"/>
+          <w:color w:val="595959" w:themeColor="text1" w:themeTint="A6"/>
+          <w:sz w:val="18"/>
+          <w:szCs w:val="18"/>
+          <w:lang w:val="en-US"/>
+        </w:rPr>
+        <w:t>name</w:t>
+      </w:r>
+      <w:r>
+        <w:rPr>
+          <w:rFonts w:ascii="Times New Roman" w:hAnsi="Times New Roman" w:cs="Times New Roman"/>
+          <w:color w:val="595959" w:themeColor="text1" w:themeTint="A6"/>
+          <w:sz w:val="18"/>
+          <w:szCs w:val="18"/>
+        </w:rPr>
+        <w:t>.</w:t>
+      </w:r>
+      <w:r>
+        <w:rPr>
+          <w:rFonts w:ascii="Times New Roman" w:hAnsi="Times New Roman" w:cs="Times New Roman"/>
+          <w:color w:val="595959" w:themeColor="text1" w:themeTint="A6"/>
+          <w:sz w:val="18"/>
+          <w:szCs w:val="18"/>
+          <w:lang w:val="en-US"/>
+        </w:rPr>
+        <w:t>upper</w:t>
+      </w:r>
+      <w:r>
+        <w:rPr>
+          <w:rFonts w:ascii="Times New Roman" w:hAnsi="Times New Roman" w:cs="Times New Roman"/>
+          <w:color w:val="595959" w:themeColor="text1" w:themeTint="A6"/>
+          <w:sz w:val="18"/>
+          <w:szCs w:val="18"/>
+        </w:rPr>
+        <w:t>()</w:t>
+      </w:r>
+    </w:p>
+    <w:p>
+      <w:pPr>
+        <w:numPr>
+          <w:ilvl w:val="0"/>
+          <w:numId w:val="76"/>
+        </w:numPr>
+        <w:rPr>
+          <w:rFonts w:ascii="Times New Roman" w:hAnsi="Times New Roman" w:cs="Times New Roman"/>
+          <w:color w:val="595959" w:themeColor="text1" w:themeTint="A6"/>
+          <w:sz w:val="18"/>
+          <w:szCs w:val="18"/>
+        </w:rPr>
+      </w:pPr>
+      <w:r>
+        <w:rPr>
+          <w:rFonts w:ascii="Times New Roman" w:hAnsi="Times New Roman" w:cs="Times New Roman"/>
+          <w:color w:val="595959" w:themeColor="text1" w:themeTint="A6"/>
+          <w:sz w:val="18"/>
+          <w:szCs w:val="18"/>
+        </w:rPr>
+        <w:t>Как можно развернуть порядок имени и фамилии? (например, если ввели "Ivan Petrov", должно стать "PETROV IVAN")</w:t>
+      </w:r>
+    </w:p>
+    <w:p>
+      <w:pPr>
+        <w:rPr>
+          <w:rFonts w:ascii="Times New Roman" w:hAnsi="Times New Roman" w:cs="Times New Roman"/>
+          <w:color w:val="595959" w:themeColor="text1" w:themeTint="A6"/>
+          <w:sz w:val="18"/>
+          <w:szCs w:val="18"/>
+        </w:rPr>
+      </w:pPr>
+      <w:r>
+        <w:rPr>
+          <w:rFonts w:ascii="Times New Roman" w:hAnsi="Times New Roman" w:cs="Times New Roman"/>
+          <w:color w:val="595959" w:themeColor="text1" w:themeTint="A6"/>
+          <w:sz w:val="18"/>
+          <w:szCs w:val="18"/>
+        </w:rPr>
+        <w:t xml:space="preserve">Полагаю можно использовать встроенную функцию </w:t>
+      </w:r>
+      <w:r>
+        <w:rPr>
+          <w:rFonts w:ascii="Times New Roman" w:hAnsi="Times New Roman" w:cs="Times New Roman"/>
+          <w:color w:val="595959" w:themeColor="text1" w:themeTint="A6"/>
+          <w:sz w:val="18"/>
+          <w:szCs w:val="18"/>
+          <w:lang w:val="en-US"/>
+        </w:rPr>
+        <w:t>reversed</w:t>
+      </w:r>
+      <w:r>
+        <w:rPr>
+          <w:rFonts w:ascii="Times New Roman" w:hAnsi="Times New Roman" w:cs="Times New Roman"/>
+          <w:color w:val="595959" w:themeColor="text1" w:themeTint="A6"/>
+          <w:sz w:val="18"/>
+          <w:szCs w:val="18"/>
+        </w:rPr>
+        <w:t xml:space="preserve"> </w:t>
+      </w:r>
+      <w:r>
+        <w:rPr>
+          <w:rFonts w:ascii="Times New Roman" w:hAnsi="Times New Roman" w:cs="Times New Roman"/>
+          <w:color w:val="595959" w:themeColor="text1" w:themeTint="A6"/>
+          <w:sz w:val="18"/>
+          <w:szCs w:val="18"/>
+        </w:rPr>
+        <w:t xml:space="preserve">по типу: </w:t>
+      </w:r>
+      <w:r>
+        <w:rPr>
+          <w:rFonts w:ascii="Times New Roman" w:hAnsi="Times New Roman" w:cs="Times New Roman"/>
+          <w:color w:val="595959" w:themeColor="text1" w:themeTint="A6"/>
+          <w:sz w:val="18"/>
+          <w:szCs w:val="18"/>
+        </w:rPr>
+        <w:t>reversed name</w:t>
+      </w:r>
+      <w:r>
+        <w:rPr>
+          <w:rFonts w:ascii="Times New Roman" w:hAnsi="Times New Roman" w:cs="Times New Roman"/>
+          <w:color w:val="595959" w:themeColor="text1" w:themeTint="A6"/>
+          <w:sz w:val="18"/>
+          <w:szCs w:val="18"/>
+        </w:rPr>
+        <w:t xml:space="preserve"> = user_name</w:t>
+      </w:r>
+    </w:p>
+    <w:p>
+      <w:pPr>
+        <w:numPr>
+          <w:ilvl w:val="0"/>
+          <w:numId w:val="76"/>
+        </w:numPr>
+        <w:rPr>
+          <w:rFonts w:ascii="Times New Roman" w:hAnsi="Times New Roman" w:cs="Times New Roman"/>
+          <w:color w:val="595959" w:themeColor="text1" w:themeTint="A6"/>
+          <w:sz w:val="18"/>
+          <w:szCs w:val="18"/>
+        </w:rPr>
+      </w:pPr>
+      <w:r>
+        <w:rPr>
+          <w:rFonts w:ascii="Times New Roman" w:hAnsi="Times New Roman" w:cs="Times New Roman"/>
+          <w:color w:val="595959" w:themeColor="text1" w:themeTint="A6"/>
+          <w:sz w:val="18"/>
+          <w:szCs w:val="18"/>
+        </w:rPr>
+        <w:t>Как посчитать общую длину строки (включая пробел)?</w:t>
+      </w:r>
+    </w:p>
+    <w:p>
+      <w:pPr>
+        <w:rPr>
+          <w:rFonts w:ascii="Times New Roman" w:hAnsi="Times New Roman" w:cs="Times New Roman"/>
+          <w:color w:val="595959" w:themeColor="text1" w:themeTint="A6"/>
+          <w:sz w:val="18"/>
+          <w:szCs w:val="18"/>
+        </w:rPr>
+      </w:pPr>
+      <w:r>
+        <w:rPr>
+          <w:rFonts w:ascii="Times New Roman" w:hAnsi="Times New Roman" w:cs="Times New Roman"/>
+          <w:color w:val="595959" w:themeColor="text1" w:themeTint="A6"/>
+          <w:sz w:val="18"/>
+          <w:szCs w:val="18"/>
+        </w:rPr>
+        <w:t>Функция</w:t>
+      </w:r>
+      <w:r>
+        <w:rPr>
+          <w:rFonts w:ascii="Times New Roman" w:hAnsi="Times New Roman" w:cs="Times New Roman"/>
+          <w:color w:val="595959" w:themeColor="text1" w:themeTint="A6"/>
+          <w:sz w:val="18"/>
+          <w:szCs w:val="18"/>
+          <w:lang w:val="en-US"/>
+        </w:rPr>
+        <w:t xml:space="preserve"> </w:t>
+      </w:r>
+      <w:r>
+        <w:rPr>
+          <w:rFonts w:ascii="Times New Roman" w:hAnsi="Times New Roman" w:cs="Times New Roman"/>
+          <w:color w:val="595959" w:themeColor="text1" w:themeTint="A6"/>
+          <w:sz w:val="18"/>
+          <w:szCs w:val="18"/>
+          <w:lang w:val="en-US"/>
+        </w:rPr>
+        <w:t xml:space="preserve">len() </w:t>
+      </w:r>
+      <w:r>
+        <w:rPr>
+          <w:rFonts w:ascii="Times New Roman" w:hAnsi="Times New Roman" w:cs="Times New Roman"/>
+          <w:color w:val="595959" w:themeColor="text1" w:themeTint="A6"/>
+          <w:sz w:val="18"/>
+          <w:szCs w:val="18"/>
+        </w:rPr>
+        <w:t>типа</w:t>
+      </w:r>
+      <w:r>
+        <w:rPr>
+          <w:rFonts w:ascii="Times New Roman" w:hAnsi="Times New Roman" w:cs="Times New Roman"/>
+          <w:color w:val="595959" w:themeColor="text1" w:themeTint="A6"/>
+          <w:sz w:val="18"/>
+          <w:szCs w:val="18"/>
+          <w:lang w:val="en-US"/>
+        </w:rPr>
+        <w:t xml:space="preserve">: </w:t>
+      </w:r>
+      <w:r>
+        <w:rPr>
+          <w:rFonts w:ascii="Times New Roman" w:hAnsi="Times New Roman" w:cs="Times New Roman"/>
+          <w:color w:val="595959" w:themeColor="text1" w:themeTint="A6"/>
+          <w:sz w:val="18"/>
+          <w:szCs w:val="18"/>
+          <w:lang w:val="en-US"/>
+        </w:rPr>
+        <w:t>length = len(user_name)</w:t>
+      </w:r>
+    </w:p>
+    <w:p>
+      <w:pPr>
+        <w:numPr>
+          <w:ilvl w:val="0"/>
+          <w:numId w:val="76"/>
+        </w:numPr>
+        <w:rPr>
+          <w:rFonts w:ascii="Times New Roman" w:hAnsi="Times New Roman" w:cs="Times New Roman"/>
+          <w:color w:val="595959" w:themeColor="text1" w:themeTint="A6"/>
+          <w:sz w:val="18"/>
+          <w:szCs w:val="18"/>
+        </w:rPr>
+      </w:pPr>
+      <w:r>
+        <w:rPr>
+          <w:rFonts w:ascii="Times New Roman" w:hAnsi="Times New Roman" w:cs="Times New Roman"/>
+          <w:color w:val="595959" w:themeColor="text1" w:themeTint="A6"/>
+          <w:sz w:val="18"/>
+          <w:szCs w:val="18"/>
+        </w:rPr>
+        <w:t>Будешь ли ты сохранять имя и фамилию в отдельных переменных или в одной строке?</w:t>
+      </w:r>
+    </w:p>
+    <w:p>
+      <w:pPr>
+        <w:rPr>
+          <w:rFonts w:ascii="Times New Roman" w:hAnsi="Times New Roman" w:cs="Times New Roman"/>
+          <w:color w:val="595959" w:themeColor="text1" w:themeTint="A6"/>
+          <w:sz w:val="18"/>
+          <w:szCs w:val="18"/>
+        </w:rPr>
+      </w:pPr>
+      <w:r>
+        <w:rPr>
+          <w:rFonts w:ascii="Times New Roman" w:hAnsi="Times New Roman" w:cs="Times New Roman"/>
+          <w:color w:val="595959" w:themeColor="text1" w:themeTint="A6"/>
+          <w:sz w:val="18"/>
+          <w:szCs w:val="18"/>
+        </w:rPr>
+        <w:t>Лучше, наверное, в одной для экономии памяти</w:t>
+      </w:r>
+    </w:p>
+    <w:p>
+      <w:pPr>
+        <w:rPr>
+          <w:rFonts w:ascii="Times New Roman" w:hAnsi="Times New Roman" w:cs="Times New Roman"/>
+          <w:color w:val="595959" w:themeColor="text1" w:themeTint="A6"/>
+          <w:sz w:val="18"/>
+          <w:szCs w:val="18"/>
+        </w:rPr>
+      </w:pPr>
     </w:p>
     <w:p>
       <w:pPr>
@@ -31225,55 +31737,6 @@
           <w:szCs w:val="18"/>
         </w:rPr>
       </w:pPr>
-      <w:r>
-        <w:rPr>
-          <w:noProof/>
-        </w:rPr>
-        <w:drawing>
-          <wp:inline distT="0" distB="0" distL="0" distR="0" wp14:anchorId="523B2271" wp14:editId="05EF809D">
-            <wp:extent cx="5478482" cy="4538167"/>
-            <wp:effectExtent l="95250" t="114300" r="103505" b="110490"/>
-            <wp:docPr id="1730313178" name="Рисунок 1"/>
-            <wp:cNvGraphicFramePr>
-              <a:graphicFrameLocks xmlns:a="http://schemas.openxmlformats.org/drawingml/2006/main" noChangeAspect="1"/>
-            </wp:cNvGraphicFramePr>
-            <a:graphic xmlns:a="http://schemas.openxmlformats.org/drawingml/2006/main">
-              <a:graphicData uri="http://schemas.openxmlformats.org/drawingml/2006/picture">
-                <pic:pic xmlns:pic="http://schemas.openxmlformats.org/drawingml/2006/picture">
-                  <pic:nvPicPr>
-                    <pic:cNvPr id="1730313178" name=""/>
-                    <pic:cNvPicPr/>
-                  </pic:nvPicPr>
-                  <pic:blipFill>
-                    <a:blip r:embed="rId67"/>
-                    <a:stretch>
-                      <a:fillRect/>
-                    </a:stretch>
-                  </pic:blipFill>
-                  <pic:spPr>
-                    <a:xfrm>
-                      <a:off x="0" y="0"/>
-                      <a:ext cx="5488694" cy="4546626"/>
-                    </a:xfrm>
-                    <a:prstGeom prst="rect">
-                      <a:avLst/>
-                    </a:prstGeom>
-                    <a:effectLst>
-                      <a:glow rad="101600">
-                        <a:schemeClr val="tx1">
-                          <a:lumMod val="50000"/>
-                          <a:lumOff val="50000"/>
-                          <a:alpha val="60000"/>
-                        </a:schemeClr>
-                      </a:glow>
-                    </a:effectLst>
-                  </pic:spPr>
-                </pic:pic>
-              </a:graphicData>
-            </a:graphic>
-          </wp:inline>
-        </w:drawing>
-      </w:r>
       <w:r>
         <w:rPr>
           <w:rFonts w:ascii="Times New Roman" w:hAnsi="Times New Roman" w:cs="Times New Roman"/>
@@ -31351,7 +31814,7 @@
                     <pic:cNvPicPr/>
                   </pic:nvPicPr>
                   <pic:blipFill>
-                    <a:blip r:embed="rId68"/>
+                    <a:blip r:embed="rId67"/>
                     <a:stretch>
                       <a:fillRect/>
                     </a:stretch>
@@ -31514,7 +31977,7 @@
                     <pic:cNvPicPr/>
                   </pic:nvPicPr>
                   <pic:blipFill>
-                    <a:blip r:embed="rId69"/>
+                    <a:blip r:embed="rId68"/>
                     <a:stretch>
                       <a:fillRect/>
                     </a:stretch>
@@ -31574,7 +32037,7 @@
                     <pic:cNvPicPr/>
                   </pic:nvPicPr>
                   <pic:blipFill>
-                    <a:blip r:embed="rId70"/>
+                    <a:blip r:embed="rId69"/>
                     <a:stretch>
                       <a:fillRect/>
                     </a:stretch>
@@ -31722,7 +32185,7 @@
                     <pic:cNvPicPr/>
                   </pic:nvPicPr>
                   <pic:blipFill>
-                    <a:blip r:embed="rId71"/>
+                    <a:blip r:embed="rId70"/>
                     <a:stretch>
                       <a:fillRect/>
                     </a:stretch>
@@ -31815,7 +32278,7 @@
                     <pic:cNvPicPr/>
                   </pic:nvPicPr>
                   <pic:blipFill>
-                    <a:blip r:embed="rId72"/>
+                    <a:blip r:embed="rId71"/>
                     <a:stretch>
                       <a:fillRect/>
                     </a:stretch>
@@ -31923,7 +32386,7 @@
                     <pic:cNvPicPr/>
                   </pic:nvPicPr>
                   <pic:blipFill>
-                    <a:blip r:embed="rId73"/>
+                    <a:blip r:embed="rId72"/>
                     <a:stretch>
                       <a:fillRect/>
                     </a:stretch>
@@ -32085,7 +32548,7 @@
         </w:rPr>
         <w:t xml:space="preserve">: </w:t>
       </w:r>
-      <w:hyperlink r:id="rId74" w:history="1">
+      <w:hyperlink r:id="rId73" w:history="1">
         <w:r>
           <w:rPr>
             <w:rStyle w:val="a3"/>
@@ -32166,7 +32629,7 @@
                     <pic:cNvPicPr/>
                   </pic:nvPicPr>
                   <pic:blipFill>
-                    <a:blip r:embed="rId75"/>
+                    <a:blip r:embed="rId74"/>
                     <a:stretch>
                       <a:fillRect/>
                     </a:stretch>
@@ -32225,7 +32688,7 @@
                     <pic:cNvPicPr/>
                   </pic:nvPicPr>
                   <pic:blipFill>
-                    <a:blip r:embed="rId76">
+                    <a:blip r:embed="rId75">
                       <a:alphaModFix/>
                     </a:blip>
                     <a:stretch>
@@ -32548,8 +33011,8 @@
     </w:p>
     <w:p/>
     <w:sectPr>
-      <w:headerReference w:type="default" r:id="rId77"/>
-      <w:footerReference w:type="default" r:id="rId78"/>
+      <w:headerReference w:type="default" r:id="rId76"/>
+      <w:footerReference w:type="default" r:id="rId77"/>
       <w:pgSz w:w="12240" w:h="20160" w:code="5"/>
       <w:pgMar w:top="1134" w:right="850" w:bottom="1134" w:left="1701" w:header="283" w:footer="397" w:gutter="0"/>
       <w:pgNumType w:start="1"/>
@@ -37879,6 +38342,123 @@
     </w:lvl>
   </w:abstractNum>
   <w:abstractNum w:abstractNumId="39" w15:restartNumberingAfterBreak="0">
+    <w:nsid w:val="3A5F187A"/>
+    <w:multiLevelType w:val="multilevel"/>
+    <w:tmpl w:val="89949A68"/>
+    <w:lvl w:ilvl="0">
+      <w:start w:val="1"/>
+      <w:numFmt w:val="decimal"/>
+      <w:lvlText w:val="%1."/>
+      <w:lvlJc w:val="left"/>
+      <w:pPr>
+        <w:tabs>
+          <w:tab w:val="num" w:pos="720"/>
+        </w:tabs>
+        <w:ind w:left="720" w:hanging="360"/>
+      </w:pPr>
+      <w:rPr>
+        <w:b/>
+        <w:bCs/>
+      </w:rPr>
+    </w:lvl>
+    <w:lvl w:ilvl="1" w:tentative="1">
+      <w:start w:val="1"/>
+      <w:numFmt w:val="decimal"/>
+      <w:lvlText w:val="%2."/>
+      <w:lvlJc w:val="left"/>
+      <w:pPr>
+        <w:tabs>
+          <w:tab w:val="num" w:pos="1440"/>
+        </w:tabs>
+        <w:ind w:left="1440" w:hanging="360"/>
+      </w:pPr>
+    </w:lvl>
+    <w:lvl w:ilvl="2" w:tentative="1">
+      <w:start w:val="1"/>
+      <w:numFmt w:val="decimal"/>
+      <w:lvlText w:val="%3."/>
+      <w:lvlJc w:val="left"/>
+      <w:pPr>
+        <w:tabs>
+          <w:tab w:val="num" w:pos="2160"/>
+        </w:tabs>
+        <w:ind w:left="2160" w:hanging="360"/>
+      </w:pPr>
+    </w:lvl>
+    <w:lvl w:ilvl="3" w:tentative="1">
+      <w:start w:val="1"/>
+      <w:numFmt w:val="decimal"/>
+      <w:lvlText w:val="%4."/>
+      <w:lvlJc w:val="left"/>
+      <w:pPr>
+        <w:tabs>
+          <w:tab w:val="num" w:pos="2880"/>
+        </w:tabs>
+        <w:ind w:left="2880" w:hanging="360"/>
+      </w:pPr>
+    </w:lvl>
+    <w:lvl w:ilvl="4" w:tentative="1">
+      <w:start w:val="1"/>
+      <w:numFmt w:val="decimal"/>
+      <w:lvlText w:val="%5."/>
+      <w:lvlJc w:val="left"/>
+      <w:pPr>
+        <w:tabs>
+          <w:tab w:val="num" w:pos="3600"/>
+        </w:tabs>
+        <w:ind w:left="3600" w:hanging="360"/>
+      </w:pPr>
+    </w:lvl>
+    <w:lvl w:ilvl="5" w:tentative="1">
+      <w:start w:val="1"/>
+      <w:numFmt w:val="decimal"/>
+      <w:lvlText w:val="%6."/>
+      <w:lvlJc w:val="left"/>
+      <w:pPr>
+        <w:tabs>
+          <w:tab w:val="num" w:pos="4320"/>
+        </w:tabs>
+        <w:ind w:left="4320" w:hanging="360"/>
+      </w:pPr>
+    </w:lvl>
+    <w:lvl w:ilvl="6" w:tentative="1">
+      <w:start w:val="1"/>
+      <w:numFmt w:val="decimal"/>
+      <w:lvlText w:val="%7."/>
+      <w:lvlJc w:val="left"/>
+      <w:pPr>
+        <w:tabs>
+          <w:tab w:val="num" w:pos="5040"/>
+        </w:tabs>
+        <w:ind w:left="5040" w:hanging="360"/>
+      </w:pPr>
+    </w:lvl>
+    <w:lvl w:ilvl="7" w:tentative="1">
+      <w:start w:val="1"/>
+      <w:numFmt w:val="decimal"/>
+      <w:lvlText w:val="%8."/>
+      <w:lvlJc w:val="left"/>
+      <w:pPr>
+        <w:tabs>
+          <w:tab w:val="num" w:pos="5760"/>
+        </w:tabs>
+        <w:ind w:left="5760" w:hanging="360"/>
+      </w:pPr>
+    </w:lvl>
+    <w:lvl w:ilvl="8" w:tentative="1">
+      <w:start w:val="1"/>
+      <w:numFmt w:val="decimal"/>
+      <w:lvlText w:val="%9."/>
+      <w:lvlJc w:val="left"/>
+      <w:pPr>
+        <w:tabs>
+          <w:tab w:val="num" w:pos="6480"/>
+        </w:tabs>
+        <w:ind w:left="6480" w:hanging="360"/>
+      </w:pPr>
+    </w:lvl>
+  </w:abstractNum>
+  <w:abstractNum w:abstractNumId="40" w15:restartNumberingAfterBreak="0">
     <w:nsid w:val="3A7E3E0C"/>
     <w:multiLevelType w:val="multilevel"/>
     <w:tmpl w:val="3DDA4034"/>
@@ -38027,7 +38607,7 @@
       </w:rPr>
     </w:lvl>
   </w:abstractNum>
-  <w:abstractNum w:abstractNumId="40" w15:restartNumberingAfterBreak="0">
+  <w:abstractNum w:abstractNumId="41" w15:restartNumberingAfterBreak="0">
     <w:nsid w:val="3A9C2647"/>
     <w:multiLevelType w:val="multilevel"/>
     <w:tmpl w:val="4208B74A"/>
@@ -38176,7 +38756,7 @@
       </w:rPr>
     </w:lvl>
   </w:abstractNum>
-  <w:abstractNum w:abstractNumId="41" w15:restartNumberingAfterBreak="0">
+  <w:abstractNum w:abstractNumId="42" w15:restartNumberingAfterBreak="0">
     <w:nsid w:val="3D0D5A10"/>
     <w:multiLevelType w:val="multilevel"/>
     <w:tmpl w:val="B3AC3AA6"/>
@@ -38325,7 +38905,7 @@
       </w:rPr>
     </w:lvl>
   </w:abstractNum>
-  <w:abstractNum w:abstractNumId="42" w15:restartNumberingAfterBreak="0">
+  <w:abstractNum w:abstractNumId="43" w15:restartNumberingAfterBreak="0">
     <w:nsid w:val="3F195869"/>
     <w:multiLevelType w:val="hybridMultilevel"/>
     <w:tmpl w:val="0AEEB606"/>
@@ -38411,7 +38991,7 @@
       </w:pPr>
     </w:lvl>
   </w:abstractNum>
-  <w:abstractNum w:abstractNumId="43" w15:restartNumberingAfterBreak="0">
+  <w:abstractNum w:abstractNumId="44" w15:restartNumberingAfterBreak="0">
     <w:nsid w:val="4083216E"/>
     <w:multiLevelType w:val="multilevel"/>
     <w:tmpl w:val="546884DA"/>
@@ -38560,7 +39140,7 @@
       </w:rPr>
     </w:lvl>
   </w:abstractNum>
-  <w:abstractNum w:abstractNumId="44" w15:restartNumberingAfterBreak="0">
+  <w:abstractNum w:abstractNumId="45" w15:restartNumberingAfterBreak="0">
     <w:nsid w:val="41215DF0"/>
     <w:multiLevelType w:val="multilevel"/>
     <w:tmpl w:val="F5C8A20E"/>
@@ -38709,7 +39289,7 @@
       </w:rPr>
     </w:lvl>
   </w:abstractNum>
-  <w:abstractNum w:abstractNumId="45" w15:restartNumberingAfterBreak="0">
+  <w:abstractNum w:abstractNumId="46" w15:restartNumberingAfterBreak="0">
     <w:nsid w:val="447D2D1B"/>
     <w:multiLevelType w:val="multilevel"/>
     <w:tmpl w:val="C60C2FFA"/>
@@ -38858,7 +39438,7 @@
       </w:rPr>
     </w:lvl>
   </w:abstractNum>
-  <w:abstractNum w:abstractNumId="46" w15:restartNumberingAfterBreak="0">
+  <w:abstractNum w:abstractNumId="47" w15:restartNumberingAfterBreak="0">
     <w:nsid w:val="45603545"/>
     <w:multiLevelType w:val="multilevel"/>
     <w:tmpl w:val="C4847E88"/>
@@ -38971,7 +39551,7 @@
       </w:pPr>
     </w:lvl>
   </w:abstractNum>
-  <w:abstractNum w:abstractNumId="47" w15:restartNumberingAfterBreak="0">
+  <w:abstractNum w:abstractNumId="48" w15:restartNumberingAfterBreak="0">
     <w:nsid w:val="46336776"/>
     <w:multiLevelType w:val="multilevel"/>
     <w:tmpl w:val="DF624274"/>
@@ -39120,7 +39700,7 @@
       </w:rPr>
     </w:lvl>
   </w:abstractNum>
-  <w:abstractNum w:abstractNumId="48" w15:restartNumberingAfterBreak="0">
+  <w:abstractNum w:abstractNumId="49" w15:restartNumberingAfterBreak="0">
     <w:nsid w:val="485E6EE6"/>
     <w:multiLevelType w:val="multilevel"/>
     <w:tmpl w:val="6860AD8A"/>
@@ -39269,7 +39849,7 @@
       </w:rPr>
     </w:lvl>
   </w:abstractNum>
-  <w:abstractNum w:abstractNumId="49" w15:restartNumberingAfterBreak="0">
+  <w:abstractNum w:abstractNumId="50" w15:restartNumberingAfterBreak="0">
     <w:nsid w:val="488A1DBB"/>
     <w:multiLevelType w:val="multilevel"/>
     <w:tmpl w:val="87DEC4A2"/>
@@ -39418,7 +39998,7 @@
       </w:rPr>
     </w:lvl>
   </w:abstractNum>
-  <w:abstractNum w:abstractNumId="50" w15:restartNumberingAfterBreak="0">
+  <w:abstractNum w:abstractNumId="51" w15:restartNumberingAfterBreak="0">
     <w:nsid w:val="522B7E37"/>
     <w:multiLevelType w:val="multilevel"/>
     <w:tmpl w:val="D52C9F50"/>
@@ -39567,7 +40147,7 @@
       </w:rPr>
     </w:lvl>
   </w:abstractNum>
-  <w:abstractNum w:abstractNumId="51" w15:restartNumberingAfterBreak="0">
+  <w:abstractNum w:abstractNumId="52" w15:restartNumberingAfterBreak="0">
     <w:nsid w:val="5491163E"/>
     <w:multiLevelType w:val="multilevel"/>
     <w:tmpl w:val="1F008D98"/>
@@ -39680,7 +40260,7 @@
       </w:pPr>
     </w:lvl>
   </w:abstractNum>
-  <w:abstractNum w:abstractNumId="52" w15:restartNumberingAfterBreak="0">
+  <w:abstractNum w:abstractNumId="53" w15:restartNumberingAfterBreak="0">
     <w:nsid w:val="55C07B86"/>
     <w:multiLevelType w:val="multilevel"/>
     <w:tmpl w:val="21B0D25A"/>
@@ -39829,7 +40409,7 @@
       </w:rPr>
     </w:lvl>
   </w:abstractNum>
-  <w:abstractNum w:abstractNumId="53" w15:restartNumberingAfterBreak="0">
+  <w:abstractNum w:abstractNumId="54" w15:restartNumberingAfterBreak="0">
     <w:nsid w:val="55F426D8"/>
     <w:multiLevelType w:val="multilevel"/>
     <w:tmpl w:val="C54A629A"/>
@@ -39978,7 +40558,7 @@
       </w:rPr>
     </w:lvl>
   </w:abstractNum>
-  <w:abstractNum w:abstractNumId="54" w15:restartNumberingAfterBreak="0">
+  <w:abstractNum w:abstractNumId="55" w15:restartNumberingAfterBreak="0">
     <w:nsid w:val="563874AD"/>
     <w:multiLevelType w:val="hybridMultilevel"/>
     <w:tmpl w:val="1A9067B4"/>
@@ -40091,7 +40671,7 @@
       </w:rPr>
     </w:lvl>
   </w:abstractNum>
-  <w:abstractNum w:abstractNumId="55" w15:restartNumberingAfterBreak="0">
+  <w:abstractNum w:abstractNumId="56" w15:restartNumberingAfterBreak="0">
     <w:nsid w:val="5B1F6F2E"/>
     <w:multiLevelType w:val="multilevel"/>
     <w:tmpl w:val="0906AA84"/>
@@ -40204,7 +40784,7 @@
       </w:pPr>
     </w:lvl>
   </w:abstractNum>
-  <w:abstractNum w:abstractNumId="56" w15:restartNumberingAfterBreak="0">
+  <w:abstractNum w:abstractNumId="57" w15:restartNumberingAfterBreak="0">
     <w:nsid w:val="5CBB445D"/>
     <w:multiLevelType w:val="multilevel"/>
     <w:tmpl w:val="D5B40914"/>
@@ -40353,7 +40933,7 @@
       </w:rPr>
     </w:lvl>
   </w:abstractNum>
-  <w:abstractNum w:abstractNumId="57" w15:restartNumberingAfterBreak="0">
+  <w:abstractNum w:abstractNumId="58" w15:restartNumberingAfterBreak="0">
     <w:nsid w:val="5EB21B9C"/>
     <w:multiLevelType w:val="multilevel"/>
     <w:tmpl w:val="DA1C1E8C"/>
@@ -40466,7 +41046,7 @@
       </w:pPr>
     </w:lvl>
   </w:abstractNum>
-  <w:abstractNum w:abstractNumId="58" w15:restartNumberingAfterBreak="0">
+  <w:abstractNum w:abstractNumId="59" w15:restartNumberingAfterBreak="0">
     <w:nsid w:val="60346E60"/>
     <w:multiLevelType w:val="multilevel"/>
     <w:tmpl w:val="615EE75A"/>
@@ -40615,7 +41195,7 @@
       </w:rPr>
     </w:lvl>
   </w:abstractNum>
-  <w:abstractNum w:abstractNumId="59" w15:restartNumberingAfterBreak="0">
+  <w:abstractNum w:abstractNumId="60" w15:restartNumberingAfterBreak="0">
     <w:nsid w:val="60526FE8"/>
     <w:multiLevelType w:val="multilevel"/>
     <w:tmpl w:val="B8482F36"/>
@@ -40728,7 +41308,7 @@
       </w:pPr>
     </w:lvl>
   </w:abstractNum>
-  <w:abstractNum w:abstractNumId="60" w15:restartNumberingAfterBreak="0">
+  <w:abstractNum w:abstractNumId="61" w15:restartNumberingAfterBreak="0">
     <w:nsid w:val="611C3BA3"/>
     <w:multiLevelType w:val="multilevel"/>
     <w:tmpl w:val="3362B75C"/>
@@ -40877,7 +41457,7 @@
       </w:rPr>
     </w:lvl>
   </w:abstractNum>
-  <w:abstractNum w:abstractNumId="61" w15:restartNumberingAfterBreak="0">
+  <w:abstractNum w:abstractNumId="62" w15:restartNumberingAfterBreak="0">
     <w:nsid w:val="61221F3B"/>
     <w:multiLevelType w:val="multilevel"/>
     <w:tmpl w:val="9372F35E"/>
@@ -40990,7 +41570,7 @@
       </w:pPr>
     </w:lvl>
   </w:abstractNum>
-  <w:abstractNum w:abstractNumId="62" w15:restartNumberingAfterBreak="0">
+  <w:abstractNum w:abstractNumId="63" w15:restartNumberingAfterBreak="0">
     <w:nsid w:val="61635166"/>
     <w:multiLevelType w:val="multilevel"/>
     <w:tmpl w:val="194A916E"/>
@@ -41103,7 +41683,7 @@
       </w:pPr>
     </w:lvl>
   </w:abstractNum>
-  <w:abstractNum w:abstractNumId="63" w15:restartNumberingAfterBreak="0">
+  <w:abstractNum w:abstractNumId="64" w15:restartNumberingAfterBreak="0">
     <w:nsid w:val="61C6356F"/>
     <w:multiLevelType w:val="multilevel"/>
     <w:tmpl w:val="2690EA9C"/>
@@ -41252,7 +41832,7 @@
       </w:rPr>
     </w:lvl>
   </w:abstractNum>
-  <w:abstractNum w:abstractNumId="64" w15:restartNumberingAfterBreak="0">
+  <w:abstractNum w:abstractNumId="65" w15:restartNumberingAfterBreak="0">
     <w:nsid w:val="68E86A8C"/>
     <w:multiLevelType w:val="hybridMultilevel"/>
     <w:tmpl w:val="76287898"/>
@@ -41338,7 +41918,7 @@
       </w:pPr>
     </w:lvl>
   </w:abstractNum>
-  <w:abstractNum w:abstractNumId="65" w15:restartNumberingAfterBreak="0">
+  <w:abstractNum w:abstractNumId="66" w15:restartNumberingAfterBreak="0">
     <w:nsid w:val="6AC020B7"/>
     <w:multiLevelType w:val="multilevel"/>
     <w:tmpl w:val="6D9441F4"/>
@@ -41487,7 +42067,7 @@
       </w:rPr>
     </w:lvl>
   </w:abstractNum>
-  <w:abstractNum w:abstractNumId="66" w15:restartNumberingAfterBreak="0">
+  <w:abstractNum w:abstractNumId="67" w15:restartNumberingAfterBreak="0">
     <w:nsid w:val="71011011"/>
     <w:multiLevelType w:val="multilevel"/>
     <w:tmpl w:val="289A1548"/>
@@ -41636,7 +42216,7 @@
       </w:rPr>
     </w:lvl>
   </w:abstractNum>
-  <w:abstractNum w:abstractNumId="67" w15:restartNumberingAfterBreak="0">
+  <w:abstractNum w:abstractNumId="68" w15:restartNumberingAfterBreak="0">
     <w:nsid w:val="721C6561"/>
     <w:multiLevelType w:val="hybridMultilevel"/>
     <w:tmpl w:val="ECD677D4"/>
@@ -41749,7 +42329,7 @@
       </w:rPr>
     </w:lvl>
   </w:abstractNum>
-  <w:abstractNum w:abstractNumId="68" w15:restartNumberingAfterBreak="0">
+  <w:abstractNum w:abstractNumId="69" w15:restartNumberingAfterBreak="0">
     <w:nsid w:val="73F9785C"/>
     <w:multiLevelType w:val="multilevel"/>
     <w:tmpl w:val="67522E8C"/>
@@ -41898,7 +42478,7 @@
       </w:rPr>
     </w:lvl>
   </w:abstractNum>
-  <w:abstractNum w:abstractNumId="69" w15:restartNumberingAfterBreak="0">
+  <w:abstractNum w:abstractNumId="70" w15:restartNumberingAfterBreak="0">
     <w:nsid w:val="746A4C4A"/>
     <w:multiLevelType w:val="multilevel"/>
     <w:tmpl w:val="10E0C05E"/>
@@ -42047,7 +42627,7 @@
       </w:rPr>
     </w:lvl>
   </w:abstractNum>
-  <w:abstractNum w:abstractNumId="70" w15:restartNumberingAfterBreak="0">
+  <w:abstractNum w:abstractNumId="71" w15:restartNumberingAfterBreak="0">
     <w:nsid w:val="74D607F9"/>
     <w:multiLevelType w:val="multilevel"/>
     <w:tmpl w:val="F4CCFE30"/>
@@ -42160,7 +42740,7 @@
       </w:pPr>
     </w:lvl>
   </w:abstractNum>
-  <w:abstractNum w:abstractNumId="71" w15:restartNumberingAfterBreak="0">
+  <w:abstractNum w:abstractNumId="72" w15:restartNumberingAfterBreak="0">
     <w:nsid w:val="79306BAB"/>
     <w:multiLevelType w:val="multilevel"/>
     <w:tmpl w:val="778EECBA"/>
@@ -42273,7 +42853,7 @@
       </w:pPr>
     </w:lvl>
   </w:abstractNum>
-  <w:abstractNum w:abstractNumId="72" w15:restartNumberingAfterBreak="0">
+  <w:abstractNum w:abstractNumId="73" w15:restartNumberingAfterBreak="0">
     <w:nsid w:val="7A52735D"/>
     <w:multiLevelType w:val="multilevel"/>
     <w:tmpl w:val="FD2069AA"/>
@@ -42422,7 +43002,7 @@
       </w:rPr>
     </w:lvl>
   </w:abstractNum>
-  <w:abstractNum w:abstractNumId="73" w15:restartNumberingAfterBreak="0">
+  <w:abstractNum w:abstractNumId="74" w15:restartNumberingAfterBreak="0">
     <w:nsid w:val="7F1B7409"/>
     <w:multiLevelType w:val="multilevel"/>
     <w:tmpl w:val="812289E2"/>
@@ -42571,7 +43151,7 @@
       </w:rPr>
     </w:lvl>
   </w:abstractNum>
-  <w:abstractNum w:abstractNumId="74" w15:restartNumberingAfterBreak="0">
+  <w:abstractNum w:abstractNumId="75" w15:restartNumberingAfterBreak="0">
     <w:nsid w:val="7F604749"/>
     <w:multiLevelType w:val="multilevel"/>
     <w:tmpl w:val="F6C69AC2"/>
@@ -42721,25 +43301,25 @@
     </w:lvl>
   </w:abstractNum>
   <w:num w:numId="1" w16cid:durableId="405300518">
-    <w:abstractNumId w:val="42"/>
+    <w:abstractNumId w:val="43"/>
   </w:num>
   <w:num w:numId="2" w16cid:durableId="2138645182">
     <w:abstractNumId w:val="21"/>
   </w:num>
   <w:num w:numId="3" w16cid:durableId="462119961">
-    <w:abstractNumId w:val="54"/>
+    <w:abstractNumId w:val="55"/>
   </w:num>
   <w:num w:numId="4" w16cid:durableId="1954094783">
     <w:abstractNumId w:val="36"/>
   </w:num>
   <w:num w:numId="5" w16cid:durableId="882136229">
-    <w:abstractNumId w:val="69"/>
+    <w:abstractNumId w:val="70"/>
   </w:num>
   <w:num w:numId="6" w16cid:durableId="1025794466">
     <w:abstractNumId w:val="1"/>
   </w:num>
   <w:num w:numId="7" w16cid:durableId="651449495">
-    <w:abstractNumId w:val="64"/>
+    <w:abstractNumId w:val="65"/>
   </w:num>
   <w:num w:numId="8" w16cid:durableId="1139345737">
     <w:abstractNumId w:val="11"/>
@@ -42751,34 +43331,34 @@
     <w:abstractNumId w:val="30"/>
   </w:num>
   <w:num w:numId="11" w16cid:durableId="10494282">
-    <w:abstractNumId w:val="63"/>
+    <w:abstractNumId w:val="64"/>
   </w:num>
   <w:num w:numId="12" w16cid:durableId="1177386414">
-    <w:abstractNumId w:val="74"/>
+    <w:abstractNumId w:val="75"/>
   </w:num>
   <w:num w:numId="13" w16cid:durableId="1633973990">
-    <w:abstractNumId w:val="62"/>
+    <w:abstractNumId w:val="63"/>
   </w:num>
   <w:num w:numId="14" w16cid:durableId="223836851">
     <w:abstractNumId w:val="3"/>
   </w:num>
   <w:num w:numId="15" w16cid:durableId="1183125882">
-    <w:abstractNumId w:val="44"/>
+    <w:abstractNumId w:val="45"/>
   </w:num>
   <w:num w:numId="16" w16cid:durableId="104740181">
-    <w:abstractNumId w:val="70"/>
+    <w:abstractNumId w:val="71"/>
   </w:num>
   <w:num w:numId="17" w16cid:durableId="1620184776">
     <w:abstractNumId w:val="34"/>
   </w:num>
   <w:num w:numId="18" w16cid:durableId="392700641">
-    <w:abstractNumId w:val="43"/>
+    <w:abstractNumId w:val="44"/>
   </w:num>
   <w:num w:numId="19" w16cid:durableId="1158233497">
-    <w:abstractNumId w:val="46"/>
+    <w:abstractNumId w:val="47"/>
   </w:num>
   <w:num w:numId="20" w16cid:durableId="495921676">
-    <w:abstractNumId w:val="41"/>
+    <w:abstractNumId w:val="42"/>
   </w:num>
   <w:num w:numId="21" w16cid:durableId="910694393">
     <w:abstractNumId w:val="28"/>
@@ -42790,16 +43370,16 @@
     <w:abstractNumId w:val="33"/>
   </w:num>
   <w:num w:numId="24" w16cid:durableId="1103771391">
-    <w:abstractNumId w:val="59"/>
+    <w:abstractNumId w:val="60"/>
   </w:num>
   <w:num w:numId="25" w16cid:durableId="31465451">
-    <w:abstractNumId w:val="72"/>
+    <w:abstractNumId w:val="73"/>
   </w:num>
   <w:num w:numId="26" w16cid:durableId="494348183">
     <w:abstractNumId w:val="32"/>
   </w:num>
   <w:num w:numId="27" w16cid:durableId="356124465">
-    <w:abstractNumId w:val="73"/>
+    <w:abstractNumId w:val="74"/>
   </w:num>
   <w:num w:numId="28" w16cid:durableId="438139090">
     <w:abstractNumId w:val="19"/>
@@ -42814,19 +43394,19 @@
     <w:abstractNumId w:val="37"/>
   </w:num>
   <w:num w:numId="32" w16cid:durableId="1801610890">
-    <w:abstractNumId w:val="47"/>
+    <w:abstractNumId w:val="48"/>
   </w:num>
   <w:num w:numId="33" w16cid:durableId="708385342">
-    <w:abstractNumId w:val="71"/>
+    <w:abstractNumId w:val="72"/>
   </w:num>
   <w:num w:numId="34" w16cid:durableId="470095744">
-    <w:abstractNumId w:val="55"/>
+    <w:abstractNumId w:val="56"/>
   </w:num>
   <w:num w:numId="35" w16cid:durableId="2053915843">
-    <w:abstractNumId w:val="61"/>
+    <w:abstractNumId w:val="62"/>
   </w:num>
   <w:num w:numId="36" w16cid:durableId="2125225438">
-    <w:abstractNumId w:val="48"/>
+    <w:abstractNumId w:val="49"/>
   </w:num>
   <w:num w:numId="37" w16cid:durableId="498736031">
     <w:abstractNumId w:val="23"/>
@@ -42838,28 +43418,28 @@
     <w:abstractNumId w:val="16"/>
   </w:num>
   <w:num w:numId="40" w16cid:durableId="84304739">
-    <w:abstractNumId w:val="49"/>
+    <w:abstractNumId w:val="50"/>
   </w:num>
   <w:num w:numId="41" w16cid:durableId="516886580">
     <w:abstractNumId w:val="24"/>
   </w:num>
   <w:num w:numId="42" w16cid:durableId="1743141462">
-    <w:abstractNumId w:val="60"/>
+    <w:abstractNumId w:val="61"/>
   </w:num>
   <w:num w:numId="43" w16cid:durableId="1445491838">
-    <w:abstractNumId w:val="65"/>
+    <w:abstractNumId w:val="66"/>
   </w:num>
   <w:num w:numId="44" w16cid:durableId="1236431717">
     <w:abstractNumId w:val="31"/>
   </w:num>
   <w:num w:numId="45" w16cid:durableId="912274187">
-    <w:abstractNumId w:val="51"/>
+    <w:abstractNumId w:val="52"/>
   </w:num>
   <w:num w:numId="46" w16cid:durableId="1278945118">
     <w:abstractNumId w:val="38"/>
   </w:num>
   <w:num w:numId="47" w16cid:durableId="2007316713">
-    <w:abstractNumId w:val="66"/>
+    <w:abstractNumId w:val="67"/>
   </w:num>
   <w:num w:numId="48" w16cid:durableId="1414624504">
     <w:abstractNumId w:val="25"/>
@@ -42868,7 +43448,7 @@
     <w:abstractNumId w:val="20"/>
   </w:num>
   <w:num w:numId="50" w16cid:durableId="427190722">
-    <w:abstractNumId w:val="57"/>
+    <w:abstractNumId w:val="58"/>
   </w:num>
   <w:num w:numId="51" w16cid:durableId="581568260">
     <w:abstractNumId w:val="17"/>
@@ -42880,13 +43460,13 @@
     <w:abstractNumId w:val="22"/>
   </w:num>
   <w:num w:numId="54" w16cid:durableId="259334031">
-    <w:abstractNumId w:val="68"/>
+    <w:abstractNumId w:val="69"/>
   </w:num>
   <w:num w:numId="55" w16cid:durableId="951471421">
-    <w:abstractNumId w:val="52"/>
+    <w:abstractNumId w:val="53"/>
   </w:num>
   <w:num w:numId="56" w16cid:durableId="569003322">
-    <w:abstractNumId w:val="50"/>
+    <w:abstractNumId w:val="51"/>
   </w:num>
   <w:num w:numId="57" w16cid:durableId="1206675072">
     <w:abstractNumId w:val="13"/>
@@ -42898,13 +43478,13 @@
     <w:abstractNumId w:val="8"/>
   </w:num>
   <w:num w:numId="60" w16cid:durableId="215556297">
-    <w:abstractNumId w:val="58"/>
+    <w:abstractNumId w:val="59"/>
   </w:num>
   <w:num w:numId="61" w16cid:durableId="985084932">
-    <w:abstractNumId w:val="39"/>
+    <w:abstractNumId w:val="40"/>
   </w:num>
   <w:num w:numId="62" w16cid:durableId="367998525">
-    <w:abstractNumId w:val="40"/>
+    <w:abstractNumId w:val="41"/>
   </w:num>
   <w:num w:numId="63" w16cid:durableId="1007638230">
     <w:abstractNumId w:val="12"/>
@@ -42916,25 +43496,25 @@
     <w:abstractNumId w:val="10"/>
   </w:num>
   <w:num w:numId="66" w16cid:durableId="1595941427">
-    <w:abstractNumId w:val="56"/>
+    <w:abstractNumId w:val="57"/>
   </w:num>
   <w:num w:numId="67" w16cid:durableId="1644001138">
     <w:abstractNumId w:val="15"/>
   </w:num>
   <w:num w:numId="68" w16cid:durableId="545222999">
-    <w:abstractNumId w:val="67"/>
+    <w:abstractNumId w:val="68"/>
   </w:num>
   <w:num w:numId="69" w16cid:durableId="25834519">
     <w:abstractNumId w:val="4"/>
   </w:num>
   <w:num w:numId="70" w16cid:durableId="1519273905">
-    <w:abstractNumId w:val="45"/>
+    <w:abstractNumId w:val="46"/>
   </w:num>
   <w:num w:numId="71" w16cid:durableId="747507213">
     <w:abstractNumId w:val="35"/>
   </w:num>
   <w:num w:numId="72" w16cid:durableId="613681810">
-    <w:abstractNumId w:val="53"/>
+    <w:abstractNumId w:val="54"/>
   </w:num>
   <w:num w:numId="73" w16cid:durableId="2057044922">
     <w:abstractNumId w:val="7"/>
@@ -42944,6 +43524,9 @@
   </w:num>
   <w:num w:numId="75" w16cid:durableId="1905338026">
     <w:abstractNumId w:val="26"/>
+  </w:num>
+  <w:num w:numId="76" w16cid:durableId="1119180091">
+    <w:abstractNumId w:val="39"/>
   </w:num>
   <w:numIdMacAtCleanup w:val="71"/>
 </w:numbering>
@@ -43458,7 +44041,6 @@
   <w:style w:type="character" w:default="1" w:styleId="a0">
     <w:name w:val="Default Paragraph Font"/>
     <w:uiPriority w:val="1"/>
-    <w:semiHidden/>
     <w:unhideWhenUsed/>
   </w:style>
   <w:style w:type="table" w:default="1" w:styleId="a1">
@@ -43815,6 +44397,36 @@
       <w:spacing w:val="5"/>
     </w:rPr>
   </w:style>
+  <w:style w:type="paragraph" w:styleId="HTML">
+    <w:name w:val="HTML Preformatted"/>
+    <w:basedOn w:val="a"/>
+    <w:link w:val="HTML0"/>
+    <w:uiPriority w:val="99"/>
+    <w:semiHidden/>
+    <w:unhideWhenUsed/>
+    <w:rsid w:val="007608A3"/>
+    <w:pPr>
+      <w:spacing w:after="0" w:line="240" w:lineRule="auto"/>
+    </w:pPr>
+    <w:rPr>
+      <w:rFonts w:ascii="Consolas" w:hAnsi="Consolas"/>
+      <w:sz w:val="20"/>
+      <w:szCs w:val="20"/>
+    </w:rPr>
+  </w:style>
+  <w:style w:type="character" w:customStyle="1" w:styleId="HTML0">
+    <w:name w:val="Стандартный HTML Знак"/>
+    <w:basedOn w:val="a0"/>
+    <w:link w:val="HTML"/>
+    <w:uiPriority w:val="99"/>
+    <w:semiHidden/>
+    <w:rsid w:val="007608A3"/>
+    <w:rPr>
+      <w:rFonts w:ascii="Consolas" w:hAnsi="Consolas"/>
+      <w:sz w:val="20"/>
+      <w:szCs w:val="20"/>
+    </w:rPr>
+  </w:style>
 </w:styles>
 </file>
 

--- a/AQA/Теория/📝 aqa подготовка.docx
+++ b/AQA/Теория/📝 aqa подготовка.docx
@@ -1,6 +1,6 @@
 
 <file path=word/document.xml><?xml version="1.0" encoding="utf-8"?>
-<w:document xmlns:wpc="http://schemas.microsoft.com/office/word/2010/wordprocessingCanvas" xmlns:cx="http://schemas.microsoft.com/office/drawing/2014/chartex" xmlns:cx1="http://schemas.microsoft.com/office/drawing/2015/9/8/chartex" xmlns:cx2="http://schemas.microsoft.com/office/drawing/2015/10/21/chartex" xmlns:cx3="http://schemas.microsoft.com/office/drawing/2016/5/9/chartex" xmlns:cx4="http://schemas.microsoft.com/office/drawing/2016/5/10/chartex" xmlns:cx5="http://schemas.microsoft.com/office/drawing/2016/5/11/chartex" xmlns:cx6="http://schemas.microsoft.com/office/drawing/2016/5/12/chartex" xmlns:cx7="http://schemas.microsoft.com/office/drawing/2016/5/13/chartex" xmlns:cx8="http://schemas.microsoft.com/office/drawing/2016/5/14/chartex" xmlns:mc="http://schemas.openxmlformats.org/markup-compatibility/2006" xmlns:aink="http://schemas.microsoft.com/office/drawing/2016/ink" xmlns:am3d="http://schemas.microsoft.com/office/drawing/2017/model3d" xmlns:o="urn:schemas-microsoft-com:office:office" xmlns:oel="http://schemas.microsoft.com/office/2019/extlst" xmlns:r="http://schemas.openxmlformats.org/officeDocument/2006/relationships" xmlns:m="http://schemas.openxmlformats.org/officeDocument/2006/math" xmlns:v="urn:schemas-microsoft-com:vml" xmlns:wp14="http://schemas.microsoft.com/office/word/2010/wordprocessingDrawing" xmlns:wp="http://schemas.openxmlformats.org/drawingml/2006/wordprocessingDrawing" xmlns:w10="urn:schemas-microsoft-com:office:word" xmlns:w="http://schemas.openxmlformats.org/wordprocessingml/2006/main" xmlns:w14="http://schemas.microsoft.com/office/word/2010/wordml" xmlns:w15="http://schemas.microsoft.com/office/word/2012/wordml" xmlns:w16cex="http://schemas.microsoft.com/office/word/2018/wordml/cex" xmlns:w16cid="http://schemas.microsoft.com/office/word/2016/wordml/cid" xmlns:w16="http://schemas.microsoft.com/office/word/2018/wordml" xmlns:w16du="http://schemas.microsoft.com/office/word/2023/wordml/word16du" xmlns:w16sdtdh="http://schemas.microsoft.com/office/word/2020/wordml/sdtdatahash" xmlns:w16sdtfl="http://schemas.microsoft.com/office/word/2024/wordml/sdtformatlock" xmlns:w16se="http://schemas.microsoft.com/office/word/2015/wordml/symex" xmlns:wpg="http://schemas.microsoft.com/office/word/2010/wordprocessingGroup" xmlns:wpi="http://schemas.microsoft.com/office/word/2010/wordprocessingInk" xmlns:wne="http://schemas.microsoft.com/office/word/2006/wordml" xmlns:wps="http://schemas.microsoft.com/office/word/2010/wordprocessingShape" mc:Ignorable="w14 w15 w16se w16cid w16 w16cex w16sdtdh w16sdtfl w16du wp14">
+<w:document xmlns:wpc="http://schemas.microsoft.com/office/word/2010/wordprocessingCanvas" xmlns:cx="http://schemas.microsoft.com/office/drawing/2014/chartex" xmlns:cx1="http://schemas.microsoft.com/office/drawing/2015/9/8/chartex" xmlns:cx2="http://schemas.microsoft.com/office/drawing/2015/10/21/chartex" xmlns:cx3="http://schemas.microsoft.com/office/drawing/2016/5/9/chartex" xmlns:cx4="http://schemas.microsoft.com/office/drawing/2016/5/10/chartex" xmlns:cx5="http://schemas.microsoft.com/office/drawing/2016/5/11/chartex" xmlns:cx6="http://schemas.microsoft.com/office/drawing/2016/5/12/chartex" xmlns:cx7="http://schemas.microsoft.com/office/drawing/2016/5/13/chartex" xmlns:cx8="http://schemas.microsoft.com/office/drawing/2016/5/14/chartex" xmlns:mc="http://schemas.openxmlformats.org/markup-compatibility/2006" xmlns:aink="http://schemas.microsoft.com/office/drawing/2016/ink" xmlns:am3d="http://schemas.microsoft.com/office/drawing/2017/model3d" xmlns:o="urn:schemas-microsoft-com:office:office" xmlns:oel="http://schemas.microsoft.com/office/2019/extlst" xmlns:r="http://schemas.openxmlformats.org/officeDocument/2006/relationships" xmlns:m="http://schemas.openxmlformats.org/officeDocument/2006/math" xmlns:v="urn:schemas-microsoft-com:vml" xmlns:wp14="http://schemas.microsoft.com/office/word/2010/wordprocessingDrawing" xmlns:wp="http://schemas.openxmlformats.org/drawingml/2006/wordprocessingDrawing" xmlns:w10="urn:schemas-microsoft-com:office:word" xmlns:w="http://schemas.openxmlformats.org/wordprocessingml/2006/main" xmlns:w14="http://schemas.microsoft.com/office/word/2010/wordml" xmlns:w15="http://schemas.microsoft.com/office/word/2012/wordml" xmlns:w16cei="http://schemas.microsoft.com/office/word/2026/wordml/cei" xmlns:w16cex="http://schemas.microsoft.com/office/word/2018/wordml/cex" xmlns:w16cid="http://schemas.microsoft.com/office/word/2016/wordml/cid" xmlns:w16="http://schemas.microsoft.com/office/word/2018/wordml" xmlns:w16du="http://schemas.microsoft.com/office/word/2023/wordml/word16du" xmlns:w16sdtdh="http://schemas.microsoft.com/office/word/2020/wordml/sdtdatahash" xmlns:w16sdtfl="http://schemas.microsoft.com/office/word/2024/wordml/sdtformatlock" xmlns:w16se="http://schemas.microsoft.com/office/word/2015/wordml/symex" xmlns:wpg="http://schemas.microsoft.com/office/word/2010/wordprocessingGroup" xmlns:wpi="http://schemas.microsoft.com/office/word/2010/wordprocessingInk" xmlns:wne="http://schemas.microsoft.com/office/word/2006/wordml" xmlns:wps="http://schemas.microsoft.com/office/word/2010/wordprocessingShape" mc:Ignorable="w14 w15 w16se w16cid w16 w16cex w16sdtdh w16sdtfl w16du wp14">
   <w:background w:color="CFCDCD" w:themeColor="background2" w:themeShade="E5">
     <v:background id="_x0000_s2049" o:bwmode="white" fillcolor="#cfcdcd [2894]" o:targetscreensize="1024,768">
       <v:fill color2="#fff2cc [663]" focus="100%" type="gradient"/>
@@ -31182,7 +31182,6 @@
           <w:color w:val="595959" w:themeColor="text1" w:themeTint="A6"/>
           <w:sz w:val="18"/>
           <w:szCs w:val="18"/>
-          <w:lang w:val="en-US"/>
         </w:rPr>
       </w:pPr>
       <w:r>
@@ -31213,596 +31212,17 @@
           <w:color w:val="595959" w:themeColor="text1" w:themeTint="A6"/>
           <w:sz w:val="18"/>
           <w:szCs w:val="18"/>
-          <w:lang w:val="en-US"/>
-        </w:rPr>
-      </w:pPr>
-    </w:p>
-    <w:p>
-      <w:pPr>
-        <w:rPr>
-          <w:rFonts w:ascii="Times New Roman" w:hAnsi="Times New Roman" w:cs="Times New Roman"/>
-          <w:b/>
-          <w:bCs/>
-          <w:color w:val="595959" w:themeColor="text1" w:themeTint="A6"/>
-          <w:sz w:val="18"/>
-          <w:szCs w:val="18"/>
-        </w:rPr>
-      </w:pPr>
-      <w:r>
-        <w:rPr>
-          <w:rFonts w:ascii="Times New Roman" w:hAnsi="Times New Roman" w:cs="Times New Roman"/>
-          <w:b/>
-          <w:bCs/>
-          <w:color w:val="595959" w:themeColor="text1" w:themeTint="A6"/>
-          <w:sz w:val="18"/>
-          <w:szCs w:val="18"/>
-        </w:rPr>
-        <w:t>Давай начнём с теории и планирования.</w:t>
-      </w:r>
-    </w:p>
-    <w:p>
-      <w:pPr>
-        <w:rPr>
-          <w:rFonts w:ascii="Times New Roman" w:hAnsi="Times New Roman" w:cs="Times New Roman"/>
-          <w:color w:val="595959" w:themeColor="text1" w:themeTint="A6"/>
-          <w:sz w:val="18"/>
-          <w:szCs w:val="18"/>
-        </w:rPr>
-      </w:pPr>
-      <w:r>
-        <w:rPr>
-          <w:rFonts w:ascii="Times New Roman" w:hAnsi="Times New Roman" w:cs="Times New Roman"/>
-          <w:color w:val="595959" w:themeColor="text1" w:themeTint="A6"/>
-          <w:sz w:val="18"/>
-          <w:szCs w:val="18"/>
-        </w:rPr>
-        <w:t>Сначала ответь мне на несколько вопросов, чтобы я понял твой текущий уровень понимания строк:</w:t>
-      </w:r>
-    </w:p>
-    <w:p>
-      <w:pPr>
-        <w:numPr>
-          <w:ilvl w:val="0"/>
-          <w:numId w:val="76"/>
-        </w:numPr>
-        <w:rPr>
-          <w:rFonts w:ascii="Times New Roman" w:hAnsi="Times New Roman" w:cs="Times New Roman"/>
-          <w:color w:val="595959" w:themeColor="text1" w:themeTint="A6"/>
-          <w:sz w:val="18"/>
-          <w:szCs w:val="18"/>
-        </w:rPr>
-      </w:pPr>
-      <w:r>
-        <w:rPr>
-          <w:rFonts w:ascii="Times New Roman" w:hAnsi="Times New Roman" w:cs="Times New Roman"/>
-          <w:color w:val="595959" w:themeColor="text1" w:themeTint="A6"/>
-          <w:sz w:val="18"/>
-          <w:szCs w:val="18"/>
-        </w:rPr>
-        <w:t>Как ты думаешь, какой метод лучше использовать, чтобы перевести всю строку в верхний регистр?</w:t>
-      </w:r>
-    </w:p>
-    <w:p>
-      <w:pPr>
-        <w:rPr>
-          <w:rFonts w:ascii="Times New Roman" w:hAnsi="Times New Roman" w:cs="Times New Roman"/>
-          <w:color w:val="595959" w:themeColor="text1" w:themeTint="A6"/>
-          <w:sz w:val="18"/>
-          <w:szCs w:val="18"/>
-        </w:rPr>
-      </w:pPr>
-      <w:r>
-        <w:rPr>
-          <w:rFonts w:ascii="Times New Roman" w:hAnsi="Times New Roman" w:cs="Times New Roman"/>
-          <w:color w:val="595959" w:themeColor="text1" w:themeTint="A6"/>
-          <w:sz w:val="18"/>
-          <w:szCs w:val="18"/>
-        </w:rPr>
-        <w:t>Думаю</w:t>
-      </w:r>
-      <w:r>
-        <w:rPr>
-          <w:rFonts w:ascii="Times New Roman" w:hAnsi="Times New Roman" w:cs="Times New Roman"/>
-          <w:color w:val="595959" w:themeColor="text1" w:themeTint="A6"/>
-          <w:sz w:val="18"/>
-          <w:szCs w:val="18"/>
-        </w:rPr>
-        <w:t xml:space="preserve">, </w:t>
-      </w:r>
-      <w:r>
-        <w:rPr>
-          <w:rFonts w:ascii="Times New Roman" w:hAnsi="Times New Roman" w:cs="Times New Roman"/>
-          <w:color w:val="595959" w:themeColor="text1" w:themeTint="A6"/>
-          <w:sz w:val="18"/>
-          <w:szCs w:val="18"/>
-        </w:rPr>
-        <w:t>что</w:t>
-      </w:r>
-      <w:r>
-        <w:rPr>
-          <w:rFonts w:ascii="Times New Roman" w:hAnsi="Times New Roman" w:cs="Times New Roman"/>
-          <w:color w:val="595959" w:themeColor="text1" w:themeTint="A6"/>
-          <w:sz w:val="18"/>
-          <w:szCs w:val="18"/>
-        </w:rPr>
-        <w:t xml:space="preserve"> </w:t>
-      </w:r>
-      <w:r>
-        <w:rPr>
-          <w:rFonts w:ascii="Times New Roman" w:hAnsi="Times New Roman" w:cs="Times New Roman"/>
-          <w:color w:val="595959" w:themeColor="text1" w:themeTint="A6"/>
-          <w:sz w:val="18"/>
-          <w:szCs w:val="18"/>
-        </w:rPr>
-        <w:t>здесь</w:t>
-      </w:r>
-      <w:r>
-        <w:rPr>
-          <w:rFonts w:ascii="Times New Roman" w:hAnsi="Times New Roman" w:cs="Times New Roman"/>
-          <w:color w:val="595959" w:themeColor="text1" w:themeTint="A6"/>
-          <w:sz w:val="18"/>
-          <w:szCs w:val="18"/>
-        </w:rPr>
-        <w:t xml:space="preserve"> </w:t>
-      </w:r>
-      <w:r>
-        <w:rPr>
-          <w:rFonts w:ascii="Times New Roman" w:hAnsi="Times New Roman" w:cs="Times New Roman"/>
-          <w:color w:val="595959" w:themeColor="text1" w:themeTint="A6"/>
-          <w:sz w:val="18"/>
-          <w:szCs w:val="18"/>
-        </w:rPr>
-        <w:t>подойдёт</w:t>
-      </w:r>
-      <w:r>
-        <w:rPr>
-          <w:rFonts w:ascii="Times New Roman" w:hAnsi="Times New Roman" w:cs="Times New Roman"/>
-          <w:color w:val="595959" w:themeColor="text1" w:themeTint="A6"/>
-          <w:sz w:val="18"/>
-          <w:szCs w:val="18"/>
-        </w:rPr>
-        <w:t xml:space="preserve"> </w:t>
-      </w:r>
-      <w:r>
-        <w:rPr>
-          <w:rFonts w:ascii="Times New Roman" w:hAnsi="Times New Roman" w:cs="Times New Roman"/>
-          <w:color w:val="595959" w:themeColor="text1" w:themeTint="A6"/>
-          <w:sz w:val="18"/>
-          <w:szCs w:val="18"/>
-        </w:rPr>
-        <w:t xml:space="preserve">встроенный тип: </w:t>
-      </w:r>
-      <w:r>
-        <w:rPr>
-          <w:rFonts w:ascii="Times New Roman" w:hAnsi="Times New Roman" w:cs="Times New Roman"/>
-          <w:color w:val="595959" w:themeColor="text1" w:themeTint="A6"/>
-          <w:sz w:val="18"/>
-          <w:szCs w:val="18"/>
-          <w:lang w:val="en-US"/>
-        </w:rPr>
-        <w:t>upper</w:t>
-      </w:r>
-      <w:r>
-        <w:rPr>
-          <w:rFonts w:ascii="Times New Roman" w:hAnsi="Times New Roman" w:cs="Times New Roman"/>
-          <w:color w:val="595959" w:themeColor="text1" w:themeTint="A6"/>
-          <w:sz w:val="18"/>
-          <w:szCs w:val="18"/>
-        </w:rPr>
-        <w:t>, пример:</w:t>
-      </w:r>
-      <w:r>
-        <w:rPr>
-          <w:rFonts w:ascii="Times New Roman" w:hAnsi="Times New Roman" w:cs="Times New Roman"/>
-          <w:color w:val="595959" w:themeColor="text1" w:themeTint="A6"/>
-          <w:sz w:val="18"/>
-          <w:szCs w:val="18"/>
-        </w:rPr>
-        <w:t xml:space="preserve"> </w:t>
-      </w:r>
-      <w:r>
-        <w:rPr>
-          <w:rFonts w:ascii="Times New Roman" w:hAnsi="Times New Roman" w:cs="Times New Roman"/>
-          <w:color w:val="595959" w:themeColor="text1" w:themeTint="A6"/>
-          <w:sz w:val="18"/>
-          <w:szCs w:val="18"/>
-          <w:lang w:val="en-US"/>
-        </w:rPr>
-        <w:t>upper</w:t>
-      </w:r>
-      <w:r>
-        <w:rPr>
-          <w:rFonts w:ascii="Times New Roman" w:hAnsi="Times New Roman" w:cs="Times New Roman"/>
-          <w:color w:val="595959" w:themeColor="text1" w:themeTint="A6"/>
-          <w:sz w:val="18"/>
-          <w:szCs w:val="18"/>
-        </w:rPr>
-        <w:t>_</w:t>
-      </w:r>
-      <w:r>
-        <w:rPr>
-          <w:rFonts w:ascii="Times New Roman" w:hAnsi="Times New Roman" w:cs="Times New Roman"/>
-          <w:color w:val="595959" w:themeColor="text1" w:themeTint="A6"/>
-          <w:sz w:val="18"/>
-          <w:szCs w:val="18"/>
-          <w:lang w:val="en-US"/>
-        </w:rPr>
-        <w:t>name</w:t>
-      </w:r>
-      <w:r>
-        <w:rPr>
-          <w:rFonts w:ascii="Times New Roman" w:hAnsi="Times New Roman" w:cs="Times New Roman"/>
-          <w:color w:val="595959" w:themeColor="text1" w:themeTint="A6"/>
-          <w:sz w:val="18"/>
-          <w:szCs w:val="18"/>
-        </w:rPr>
-        <w:t xml:space="preserve"> = </w:t>
-      </w:r>
-      <w:r>
-        <w:rPr>
-          <w:rFonts w:ascii="Times New Roman" w:hAnsi="Times New Roman" w:cs="Times New Roman"/>
-          <w:color w:val="595959" w:themeColor="text1" w:themeTint="A6"/>
-          <w:sz w:val="18"/>
-          <w:szCs w:val="18"/>
-          <w:lang w:val="en-US"/>
-        </w:rPr>
-        <w:t>reversed</w:t>
-      </w:r>
-      <w:r>
-        <w:rPr>
-          <w:rFonts w:ascii="Times New Roman" w:hAnsi="Times New Roman" w:cs="Times New Roman"/>
-          <w:color w:val="595959" w:themeColor="text1" w:themeTint="A6"/>
-          <w:sz w:val="18"/>
-          <w:szCs w:val="18"/>
-        </w:rPr>
-        <w:t>_</w:t>
-      </w:r>
-      <w:r>
-        <w:rPr>
-          <w:rFonts w:ascii="Times New Roman" w:hAnsi="Times New Roman" w:cs="Times New Roman"/>
-          <w:color w:val="595959" w:themeColor="text1" w:themeTint="A6"/>
-          <w:sz w:val="18"/>
-          <w:szCs w:val="18"/>
-          <w:lang w:val="en-US"/>
-        </w:rPr>
-        <w:t>name</w:t>
-      </w:r>
-      <w:r>
-        <w:rPr>
-          <w:rFonts w:ascii="Times New Roman" w:hAnsi="Times New Roman" w:cs="Times New Roman"/>
-          <w:color w:val="595959" w:themeColor="text1" w:themeTint="A6"/>
-          <w:sz w:val="18"/>
-          <w:szCs w:val="18"/>
-        </w:rPr>
-        <w:t>.</w:t>
-      </w:r>
-      <w:r>
-        <w:rPr>
-          <w:rFonts w:ascii="Times New Roman" w:hAnsi="Times New Roman" w:cs="Times New Roman"/>
-          <w:color w:val="595959" w:themeColor="text1" w:themeTint="A6"/>
-          <w:sz w:val="18"/>
-          <w:szCs w:val="18"/>
-          <w:lang w:val="en-US"/>
-        </w:rPr>
-        <w:t>upper</w:t>
-      </w:r>
-      <w:r>
-        <w:rPr>
-          <w:rFonts w:ascii="Times New Roman" w:hAnsi="Times New Roman" w:cs="Times New Roman"/>
-          <w:color w:val="595959" w:themeColor="text1" w:themeTint="A6"/>
-          <w:sz w:val="18"/>
-          <w:szCs w:val="18"/>
-        </w:rPr>
-        <w:t>()</w:t>
-      </w:r>
-    </w:p>
-    <w:p>
-      <w:pPr>
-        <w:numPr>
-          <w:ilvl w:val="0"/>
-          <w:numId w:val="76"/>
-        </w:numPr>
-        <w:rPr>
-          <w:rFonts w:ascii="Times New Roman" w:hAnsi="Times New Roman" w:cs="Times New Roman"/>
-          <w:color w:val="595959" w:themeColor="text1" w:themeTint="A6"/>
-          <w:sz w:val="18"/>
-          <w:szCs w:val="18"/>
-        </w:rPr>
-      </w:pPr>
-      <w:r>
-        <w:rPr>
-          <w:rFonts w:ascii="Times New Roman" w:hAnsi="Times New Roman" w:cs="Times New Roman"/>
-          <w:color w:val="595959" w:themeColor="text1" w:themeTint="A6"/>
-          <w:sz w:val="18"/>
-          <w:szCs w:val="18"/>
-        </w:rPr>
-        <w:t>Как можно развернуть порядок имени и фамилии? (например, если ввели "Ivan Petrov", должно стать "PETROV IVAN")</w:t>
-      </w:r>
-    </w:p>
-    <w:p>
-      <w:pPr>
-        <w:rPr>
-          <w:rFonts w:ascii="Times New Roman" w:hAnsi="Times New Roman" w:cs="Times New Roman"/>
-          <w:color w:val="595959" w:themeColor="text1" w:themeTint="A6"/>
-          <w:sz w:val="18"/>
-          <w:szCs w:val="18"/>
-        </w:rPr>
-      </w:pPr>
-      <w:r>
-        <w:rPr>
-          <w:rFonts w:ascii="Times New Roman" w:hAnsi="Times New Roman" w:cs="Times New Roman"/>
-          <w:color w:val="595959" w:themeColor="text1" w:themeTint="A6"/>
-          <w:sz w:val="18"/>
-          <w:szCs w:val="18"/>
-        </w:rPr>
-        <w:t xml:space="preserve">Полагаю можно использовать встроенную функцию </w:t>
-      </w:r>
-      <w:r>
-        <w:rPr>
-          <w:rFonts w:ascii="Times New Roman" w:hAnsi="Times New Roman" w:cs="Times New Roman"/>
-          <w:color w:val="595959" w:themeColor="text1" w:themeTint="A6"/>
-          <w:sz w:val="18"/>
-          <w:szCs w:val="18"/>
-          <w:lang w:val="en-US"/>
-        </w:rPr>
-        <w:t>reversed</w:t>
-      </w:r>
-      <w:r>
-        <w:rPr>
-          <w:rFonts w:ascii="Times New Roman" w:hAnsi="Times New Roman" w:cs="Times New Roman"/>
-          <w:color w:val="595959" w:themeColor="text1" w:themeTint="A6"/>
-          <w:sz w:val="18"/>
-          <w:szCs w:val="18"/>
-        </w:rPr>
-        <w:t xml:space="preserve"> </w:t>
-      </w:r>
-      <w:r>
-        <w:rPr>
-          <w:rFonts w:ascii="Times New Roman" w:hAnsi="Times New Roman" w:cs="Times New Roman"/>
-          <w:color w:val="595959" w:themeColor="text1" w:themeTint="A6"/>
-          <w:sz w:val="18"/>
-          <w:szCs w:val="18"/>
-        </w:rPr>
-        <w:t xml:space="preserve">по типу: </w:t>
-      </w:r>
-      <w:r>
-        <w:rPr>
-          <w:rFonts w:ascii="Times New Roman" w:hAnsi="Times New Roman" w:cs="Times New Roman"/>
-          <w:color w:val="595959" w:themeColor="text1" w:themeTint="A6"/>
-          <w:sz w:val="18"/>
-          <w:szCs w:val="18"/>
-        </w:rPr>
-        <w:t>reversed name</w:t>
-      </w:r>
-      <w:r>
-        <w:rPr>
-          <w:rFonts w:ascii="Times New Roman" w:hAnsi="Times New Roman" w:cs="Times New Roman"/>
-          <w:color w:val="595959" w:themeColor="text1" w:themeTint="A6"/>
-          <w:sz w:val="18"/>
-          <w:szCs w:val="18"/>
-        </w:rPr>
-        <w:t xml:space="preserve"> = user_name</w:t>
-      </w:r>
-    </w:p>
-    <w:p>
-      <w:pPr>
-        <w:numPr>
-          <w:ilvl w:val="0"/>
-          <w:numId w:val="76"/>
-        </w:numPr>
-        <w:rPr>
-          <w:rFonts w:ascii="Times New Roman" w:hAnsi="Times New Roman" w:cs="Times New Roman"/>
-          <w:color w:val="595959" w:themeColor="text1" w:themeTint="A6"/>
-          <w:sz w:val="18"/>
-          <w:szCs w:val="18"/>
-        </w:rPr>
-      </w:pPr>
-      <w:r>
-        <w:rPr>
-          <w:rFonts w:ascii="Times New Roman" w:hAnsi="Times New Roman" w:cs="Times New Roman"/>
-          <w:color w:val="595959" w:themeColor="text1" w:themeTint="A6"/>
-          <w:sz w:val="18"/>
-          <w:szCs w:val="18"/>
-        </w:rPr>
-        <w:t>Как посчитать общую длину строки (включая пробел)?</w:t>
-      </w:r>
-    </w:p>
-    <w:p>
-      <w:pPr>
-        <w:rPr>
-          <w:rFonts w:ascii="Times New Roman" w:hAnsi="Times New Roman" w:cs="Times New Roman"/>
-          <w:color w:val="595959" w:themeColor="text1" w:themeTint="A6"/>
-          <w:sz w:val="18"/>
-          <w:szCs w:val="18"/>
-        </w:rPr>
-      </w:pPr>
-      <w:r>
-        <w:rPr>
-          <w:rFonts w:ascii="Times New Roman" w:hAnsi="Times New Roman" w:cs="Times New Roman"/>
-          <w:color w:val="595959" w:themeColor="text1" w:themeTint="A6"/>
-          <w:sz w:val="18"/>
-          <w:szCs w:val="18"/>
-        </w:rPr>
-        <w:t>Функция</w:t>
-      </w:r>
-      <w:r>
-        <w:rPr>
-          <w:rFonts w:ascii="Times New Roman" w:hAnsi="Times New Roman" w:cs="Times New Roman"/>
-          <w:color w:val="595959" w:themeColor="text1" w:themeTint="A6"/>
-          <w:sz w:val="18"/>
-          <w:szCs w:val="18"/>
-          <w:lang w:val="en-US"/>
-        </w:rPr>
-        <w:t xml:space="preserve"> </w:t>
-      </w:r>
-      <w:r>
-        <w:rPr>
-          <w:rFonts w:ascii="Times New Roman" w:hAnsi="Times New Roman" w:cs="Times New Roman"/>
-          <w:color w:val="595959" w:themeColor="text1" w:themeTint="A6"/>
-          <w:sz w:val="18"/>
-          <w:szCs w:val="18"/>
-          <w:lang w:val="en-US"/>
-        </w:rPr>
-        <w:t xml:space="preserve">len() </w:t>
-      </w:r>
-      <w:r>
-        <w:rPr>
-          <w:rFonts w:ascii="Times New Roman" w:hAnsi="Times New Roman" w:cs="Times New Roman"/>
-          <w:color w:val="595959" w:themeColor="text1" w:themeTint="A6"/>
-          <w:sz w:val="18"/>
-          <w:szCs w:val="18"/>
-        </w:rPr>
-        <w:t>типа</w:t>
-      </w:r>
-      <w:r>
-        <w:rPr>
-          <w:rFonts w:ascii="Times New Roman" w:hAnsi="Times New Roman" w:cs="Times New Roman"/>
-          <w:color w:val="595959" w:themeColor="text1" w:themeTint="A6"/>
-          <w:sz w:val="18"/>
-          <w:szCs w:val="18"/>
-          <w:lang w:val="en-US"/>
-        </w:rPr>
-        <w:t xml:space="preserve">: </w:t>
-      </w:r>
-      <w:r>
-        <w:rPr>
-          <w:rFonts w:ascii="Times New Roman" w:hAnsi="Times New Roman" w:cs="Times New Roman"/>
-          <w:color w:val="595959" w:themeColor="text1" w:themeTint="A6"/>
-          <w:sz w:val="18"/>
-          <w:szCs w:val="18"/>
-          <w:lang w:val="en-US"/>
-        </w:rPr>
-        <w:t>length = len(user_name)</w:t>
-      </w:r>
-    </w:p>
-    <w:p>
-      <w:pPr>
-        <w:numPr>
-          <w:ilvl w:val="0"/>
-          <w:numId w:val="76"/>
-        </w:numPr>
-        <w:rPr>
-          <w:rFonts w:ascii="Times New Roman" w:hAnsi="Times New Roman" w:cs="Times New Roman"/>
-          <w:color w:val="595959" w:themeColor="text1" w:themeTint="A6"/>
-          <w:sz w:val="18"/>
-          <w:szCs w:val="18"/>
-        </w:rPr>
-      </w:pPr>
-      <w:r>
-        <w:rPr>
-          <w:rFonts w:ascii="Times New Roman" w:hAnsi="Times New Roman" w:cs="Times New Roman"/>
-          <w:color w:val="595959" w:themeColor="text1" w:themeTint="A6"/>
-          <w:sz w:val="18"/>
-          <w:szCs w:val="18"/>
-        </w:rPr>
-        <w:t>Будешь ли ты сохранять имя и фамилию в отдельных переменных или в одной строке?</w:t>
-      </w:r>
-    </w:p>
-    <w:p>
-      <w:pPr>
-        <w:rPr>
-          <w:rFonts w:ascii="Times New Roman" w:hAnsi="Times New Roman" w:cs="Times New Roman"/>
-          <w:color w:val="595959" w:themeColor="text1" w:themeTint="A6"/>
-          <w:sz w:val="18"/>
-          <w:szCs w:val="18"/>
-        </w:rPr>
-      </w:pPr>
-      <w:r>
-        <w:rPr>
-          <w:rFonts w:ascii="Times New Roman" w:hAnsi="Times New Roman" w:cs="Times New Roman"/>
-          <w:color w:val="595959" w:themeColor="text1" w:themeTint="A6"/>
-          <w:sz w:val="18"/>
-          <w:szCs w:val="18"/>
-        </w:rPr>
-        <w:t>Лучше, наверное, в одной для экономии памяти</w:t>
-      </w:r>
-    </w:p>
-    <w:p>
-      <w:pPr>
-        <w:rPr>
-          <w:rFonts w:ascii="Times New Roman" w:hAnsi="Times New Roman" w:cs="Times New Roman"/>
-          <w:color w:val="595959" w:themeColor="text1" w:themeTint="A6"/>
-          <w:sz w:val="18"/>
-          <w:szCs w:val="18"/>
-        </w:rPr>
-      </w:pPr>
-    </w:p>
-    <w:p>
-      <w:pPr>
-        <w:jc w:val="center"/>
-        <w:rPr>
-          <w:rFonts w:ascii="Times New Roman" w:hAnsi="Times New Roman" w:cs="Times New Roman"/>
-          <w:color w:val="595959" w:themeColor="text1" w:themeTint="A6"/>
-          <w:sz w:val="18"/>
-          <w:szCs w:val="18"/>
-        </w:rPr>
-      </w:pPr>
-      <w:r>
-        <w:rPr>
-          <w:rFonts w:ascii="Times New Roman" w:hAnsi="Times New Roman" w:cs="Times New Roman"/>
-          <w:color w:val="595959" w:themeColor="text1" w:themeTint="A6"/>
-          <w:sz w:val="18"/>
-          <w:szCs w:val="18"/>
-        </w:rPr>
-        <w:br/>
-      </w:r>
-      <w:r>
-        <w:rPr>
-          <w:rFonts w:ascii="Times New Roman" w:hAnsi="Times New Roman" w:cs="Times New Roman"/>
-          <w:color w:val="595959" w:themeColor="text1" w:themeTint="A6"/>
-          <w:sz w:val="18"/>
-          <w:szCs w:val="18"/>
-        </w:rPr>
-        <w:br/>
-      </w:r>
-      <w:r>
-        <w:rPr>
-          <w:rFonts w:ascii="Times New Roman" w:hAnsi="Times New Roman" w:cs="Times New Roman"/>
-          <w:b/>
-          <w:bCs/>
-          <w:color w:val="595959" w:themeColor="text1" w:themeTint="A6"/>
-          <w:sz w:val="18"/>
-          <w:szCs w:val="18"/>
-        </w:rPr>
-        <w:t>Палиндром:</w:t>
-      </w:r>
-      <w:r>
-        <w:rPr>
-          <w:rFonts w:ascii="Times New Roman" w:hAnsi="Times New Roman" w:cs="Times New Roman"/>
-          <w:color w:val="595959" w:themeColor="text1" w:themeTint="A6"/>
-          <w:sz w:val="18"/>
-          <w:szCs w:val="18"/>
-        </w:rPr>
-        <w:t xml:space="preserve"> Напишите функцию, которая проверяет, является ли введенная строка палиндромом (читается одинаково в </w:t>
-      </w:r>
-      <w:r>
-        <w:rPr>
-          <w:rFonts w:ascii="Times New Roman" w:hAnsi="Times New Roman" w:cs="Times New Roman"/>
-          <w:color w:val="595959" w:themeColor="text1" w:themeTint="A6"/>
-          <w:sz w:val="18"/>
-          <w:szCs w:val="18"/>
-        </w:rPr>
-        <w:lastRenderedPageBreak/>
-        <w:t>обоих направлениях).</w:t>
-      </w:r>
-      <w:r>
-        <w:rPr>
-          <w:rFonts w:ascii="Times New Roman" w:hAnsi="Times New Roman" w:cs="Times New Roman"/>
-          <w:color w:val="595959" w:themeColor="text1" w:themeTint="A6"/>
-          <w:sz w:val="18"/>
-          <w:szCs w:val="18"/>
-        </w:rPr>
-        <w:br/>
-      </w:r>
+        </w:rPr>
+      </w:pPr>
       <w:r>
         <w:rPr>
           <w:noProof/>
         </w:rPr>
         <w:drawing>
-          <wp:inline distT="0" distB="0" distL="0" distR="0" wp14:anchorId="4651E4F0" wp14:editId="2462724C">
-            <wp:extent cx="4819048" cy="5495238"/>
-            <wp:effectExtent l="95250" t="114300" r="95885" b="106045"/>
-            <wp:docPr id="1487001956" name="Рисунок 1"/>
+          <wp:inline distT="0" distB="0" distL="0" distR="0" wp14:anchorId="4253235B" wp14:editId="6985ADE8">
+            <wp:extent cx="4324350" cy="3847685"/>
+            <wp:effectExtent l="95250" t="114300" r="95250" b="114935"/>
+            <wp:docPr id="845423583" name="Рисунок 1"/>
             <wp:cNvGraphicFramePr>
               <a:graphicFrameLocks xmlns:a="http://schemas.openxmlformats.org/drawingml/2006/main" noChangeAspect="1"/>
             </wp:cNvGraphicFramePr>
@@ -31810,7 +31230,7 @@
               <a:graphicData uri="http://schemas.openxmlformats.org/drawingml/2006/picture">
                 <pic:pic xmlns:pic="http://schemas.openxmlformats.org/drawingml/2006/picture">
                   <pic:nvPicPr>
-                    <pic:cNvPr id="1487001956" name=""/>
+                    <pic:cNvPr id="845423583" name=""/>
                     <pic:cNvPicPr/>
                   </pic:nvPicPr>
                   <pic:blipFill>
@@ -31822,7 +31242,7 @@
                   <pic:spPr>
                     <a:xfrm>
                       <a:off x="0" y="0"/>
-                      <a:ext cx="4819048" cy="5495238"/>
+                      <a:ext cx="4342135" cy="3863510"/>
                     </a:xfrm>
                     <a:prstGeom prst="rect">
                       <a:avLst/>
@@ -31846,6 +31266,378 @@
     </w:p>
     <w:p>
       <w:pPr>
+        <w:jc w:val="center"/>
+        <w:rPr>
+          <w:rFonts w:ascii="Times New Roman" w:hAnsi="Times New Roman" w:cs="Times New Roman"/>
+          <w:color w:val="595959" w:themeColor="text1" w:themeTint="A6"/>
+          <w:sz w:val="18"/>
+          <w:szCs w:val="18"/>
+        </w:rPr>
+      </w:pPr>
+      <w:r>
+        <w:rPr>
+          <w:rFonts w:ascii="Times New Roman" w:hAnsi="Times New Roman" w:cs="Times New Roman"/>
+          <w:color w:val="595959" w:themeColor="text1" w:themeTint="A6"/>
+          <w:sz w:val="18"/>
+          <w:szCs w:val="18"/>
+        </w:rPr>
+        <w:br/>
+      </w:r>
+      <w:r>
+        <w:rPr>
+          <w:rFonts w:ascii="Times New Roman" w:hAnsi="Times New Roman" w:cs="Times New Roman"/>
+          <w:color w:val="595959" w:themeColor="text1" w:themeTint="A6"/>
+          <w:sz w:val="18"/>
+          <w:szCs w:val="18"/>
+        </w:rPr>
+        <w:br/>
+      </w:r>
+      <w:r>
+        <w:rPr>
+          <w:rFonts w:ascii="Times New Roman" w:hAnsi="Times New Roman" w:cs="Times New Roman"/>
+          <w:b/>
+          <w:bCs/>
+          <w:color w:val="595959" w:themeColor="text1" w:themeTint="A6"/>
+          <w:sz w:val="18"/>
+          <w:szCs w:val="18"/>
+        </w:rPr>
+        <w:t>Палиндром:</w:t>
+      </w:r>
+      <w:r>
+        <w:rPr>
+          <w:rFonts w:ascii="Times New Roman" w:hAnsi="Times New Roman" w:cs="Times New Roman"/>
+          <w:color w:val="595959" w:themeColor="text1" w:themeTint="A6"/>
+          <w:sz w:val="18"/>
+          <w:szCs w:val="18"/>
+        </w:rPr>
+        <w:t xml:space="preserve"> Напишите функцию, которая проверяет, является ли введенная строка палиндромом (читается одинаково в обоих направлениях).</w:t>
+      </w:r>
+    </w:p>
+    <w:p>
+      <w:pPr>
+        <w:rPr>
+          <w:rFonts w:ascii="Times New Roman" w:hAnsi="Times New Roman" w:cs="Times New Roman"/>
+          <w:b/>
+          <w:bCs/>
+          <w:color w:val="595959" w:themeColor="text1" w:themeTint="A6"/>
+          <w:sz w:val="18"/>
+          <w:szCs w:val="18"/>
+        </w:rPr>
+      </w:pPr>
+      <w:r>
+        <w:rPr>
+          <w:rFonts w:ascii="Segoe UI Emoji" w:hAnsi="Segoe UI Emoji" w:cs="Segoe UI Emoji"/>
+          <w:b/>
+          <w:bCs/>
+          <w:color w:val="595959" w:themeColor="text1" w:themeTint="A6"/>
+          <w:sz w:val="18"/>
+          <w:szCs w:val="18"/>
+        </w:rPr>
+        <w:t>📚</w:t>
+      </w:r>
+      <w:r>
+        <w:rPr>
+          <w:rFonts w:ascii="Times New Roman" w:hAnsi="Times New Roman" w:cs="Times New Roman"/>
+          <w:b/>
+          <w:bCs/>
+          <w:color w:val="595959" w:themeColor="text1" w:themeTint="A6"/>
+          <w:sz w:val="18"/>
+          <w:szCs w:val="18"/>
+        </w:rPr>
+        <w:t xml:space="preserve"> Теория для задачи "Палиндром"</w:t>
+      </w:r>
+    </w:p>
+    <w:p>
+      <w:pPr>
+        <w:rPr>
+          <w:rFonts w:ascii="Times New Roman" w:hAnsi="Times New Roman" w:cs="Times New Roman"/>
+          <w:b/>
+          <w:bCs/>
+          <w:color w:val="595959" w:themeColor="text1" w:themeTint="A6"/>
+          <w:sz w:val="18"/>
+          <w:szCs w:val="18"/>
+        </w:rPr>
+      </w:pPr>
+      <w:r>
+        <w:rPr>
+          <w:rFonts w:ascii="Times New Roman" w:hAnsi="Times New Roman" w:cs="Times New Roman"/>
+          <w:b/>
+          <w:bCs/>
+          <w:color w:val="595959" w:themeColor="text1" w:themeTint="A6"/>
+          <w:sz w:val="18"/>
+          <w:szCs w:val="18"/>
+        </w:rPr>
+        <w:t>Что такое палиндром?</w:t>
+      </w:r>
+    </w:p>
+    <w:p>
+      <w:pPr>
+        <w:rPr>
+          <w:rFonts w:ascii="Times New Roman" w:hAnsi="Times New Roman" w:cs="Times New Roman"/>
+          <w:color w:val="595959" w:themeColor="text1" w:themeTint="A6"/>
+          <w:sz w:val="18"/>
+          <w:szCs w:val="18"/>
+        </w:rPr>
+      </w:pPr>
+      <w:r>
+        <w:rPr>
+          <w:rFonts w:ascii="Times New Roman" w:hAnsi="Times New Roman" w:cs="Times New Roman"/>
+          <w:b/>
+          <w:bCs/>
+          <w:color w:val="595959" w:themeColor="text1" w:themeTint="A6"/>
+          <w:sz w:val="18"/>
+          <w:szCs w:val="18"/>
+        </w:rPr>
+        <w:t>Палиндром</w:t>
+      </w:r>
+      <w:r>
+        <w:rPr>
+          <w:rFonts w:ascii="Times New Roman" w:hAnsi="Times New Roman" w:cs="Times New Roman"/>
+          <w:color w:val="595959" w:themeColor="text1" w:themeTint="A6"/>
+          <w:sz w:val="18"/>
+          <w:szCs w:val="18"/>
+        </w:rPr>
+        <w:t> — это слово, фраза или число, которое читается </w:t>
+      </w:r>
+      <w:r>
+        <w:rPr>
+          <w:rFonts w:ascii="Times New Roman" w:hAnsi="Times New Roman" w:cs="Times New Roman"/>
+          <w:b/>
+          <w:bCs/>
+          <w:color w:val="595959" w:themeColor="text1" w:themeTint="A6"/>
+          <w:sz w:val="18"/>
+          <w:szCs w:val="18"/>
+        </w:rPr>
+        <w:t>одинаково</w:t>
+      </w:r>
+      <w:r>
+        <w:rPr>
+          <w:rFonts w:ascii="Times New Roman" w:hAnsi="Times New Roman" w:cs="Times New Roman"/>
+          <w:color w:val="595959" w:themeColor="text1" w:themeTint="A6"/>
+          <w:sz w:val="18"/>
+          <w:szCs w:val="18"/>
+        </w:rPr>
+        <w:t> в обоих направлениях (слева направо и справа налево).</w:t>
+      </w:r>
+    </w:p>
+    <w:p>
+      <w:pPr>
+        <w:rPr>
+          <w:rFonts w:ascii="Times New Roman" w:hAnsi="Times New Roman" w:cs="Times New Roman"/>
+          <w:color w:val="595959" w:themeColor="text1" w:themeTint="A6"/>
+          <w:sz w:val="18"/>
+          <w:szCs w:val="18"/>
+        </w:rPr>
+      </w:pPr>
+      <w:r>
+        <w:rPr>
+          <w:rFonts w:ascii="Times New Roman" w:hAnsi="Times New Roman" w:cs="Times New Roman"/>
+          <w:color w:val="595959" w:themeColor="text1" w:themeTint="A6"/>
+          <w:sz w:val="18"/>
+          <w:szCs w:val="18"/>
+        </w:rPr>
+        <w:lastRenderedPageBreak/>
+        <w:t>Примеры:</w:t>
+      </w:r>
+    </w:p>
+    <w:p>
+      <w:pPr>
+        <w:numPr>
+          <w:ilvl w:val="0"/>
+          <w:numId w:val="77"/>
+        </w:numPr>
+        <w:rPr>
+          <w:rFonts w:ascii="Times New Roman" w:hAnsi="Times New Roman" w:cs="Times New Roman"/>
+          <w:color w:val="595959" w:themeColor="text1" w:themeTint="A6"/>
+          <w:sz w:val="18"/>
+          <w:szCs w:val="18"/>
+        </w:rPr>
+      </w:pPr>
+      <w:r>
+        <w:rPr>
+          <w:rFonts w:ascii="Times New Roman" w:hAnsi="Times New Roman" w:cs="Times New Roman"/>
+          <w:color w:val="595959" w:themeColor="text1" w:themeTint="A6"/>
+          <w:sz w:val="18"/>
+          <w:szCs w:val="18"/>
+        </w:rPr>
+        <w:t xml:space="preserve">"racecar" → читается одинаково в обе стороны </w:t>
+      </w:r>
+      <w:r>
+        <w:rPr>
+          <w:rFonts w:ascii="Segoe UI Emoji" w:hAnsi="Segoe UI Emoji" w:cs="Segoe UI Emoji"/>
+          <w:color w:val="595959" w:themeColor="text1" w:themeTint="A6"/>
+          <w:sz w:val="18"/>
+          <w:szCs w:val="18"/>
+        </w:rPr>
+        <w:t>✅</w:t>
+      </w:r>
+    </w:p>
+    <w:p>
+      <w:pPr>
+        <w:numPr>
+          <w:ilvl w:val="0"/>
+          <w:numId w:val="77"/>
+        </w:numPr>
+        <w:rPr>
+          <w:rFonts w:ascii="Times New Roman" w:hAnsi="Times New Roman" w:cs="Times New Roman"/>
+          <w:color w:val="595959" w:themeColor="text1" w:themeTint="A6"/>
+          <w:sz w:val="18"/>
+          <w:szCs w:val="18"/>
+        </w:rPr>
+      </w:pPr>
+      <w:r>
+        <w:rPr>
+          <w:rFonts w:ascii="Times New Roman" w:hAnsi="Times New Roman" w:cs="Times New Roman"/>
+          <w:color w:val="595959" w:themeColor="text1" w:themeTint="A6"/>
+          <w:sz w:val="18"/>
+          <w:szCs w:val="18"/>
+        </w:rPr>
+        <w:t xml:space="preserve">"level" → тоже палиндром </w:t>
+      </w:r>
+      <w:r>
+        <w:rPr>
+          <w:rFonts w:ascii="Segoe UI Emoji" w:hAnsi="Segoe UI Emoji" w:cs="Segoe UI Emoji"/>
+          <w:color w:val="595959" w:themeColor="text1" w:themeTint="A6"/>
+          <w:sz w:val="18"/>
+          <w:szCs w:val="18"/>
+        </w:rPr>
+        <w:t>✅</w:t>
+      </w:r>
+    </w:p>
+    <w:p>
+      <w:pPr>
+        <w:numPr>
+          <w:ilvl w:val="0"/>
+          <w:numId w:val="77"/>
+        </w:numPr>
+        <w:rPr>
+          <w:rFonts w:ascii="Times New Roman" w:hAnsi="Times New Roman" w:cs="Times New Roman"/>
+          <w:color w:val="595959" w:themeColor="text1" w:themeTint="A6"/>
+          <w:sz w:val="18"/>
+          <w:szCs w:val="18"/>
+        </w:rPr>
+      </w:pPr>
+      <w:r>
+        <w:rPr>
+          <w:rFonts w:ascii="Times New Roman" w:hAnsi="Times New Roman" w:cs="Times New Roman"/>
+          <w:color w:val="595959" w:themeColor="text1" w:themeTint="A6"/>
+          <w:sz w:val="18"/>
+          <w:szCs w:val="18"/>
+        </w:rPr>
+        <w:t xml:space="preserve">"hello" → не палиндром </w:t>
+      </w:r>
+      <w:r>
+        <w:rPr>
+          <w:rFonts w:ascii="Segoe UI Emoji" w:hAnsi="Segoe UI Emoji" w:cs="Segoe UI Emoji"/>
+          <w:color w:val="595959" w:themeColor="text1" w:themeTint="A6"/>
+          <w:sz w:val="18"/>
+          <w:szCs w:val="18"/>
+        </w:rPr>
+        <w:t>❌</w:t>
+      </w:r>
+      <w:r>
+        <w:rPr>
+          <w:rFonts w:ascii="Times New Roman" w:hAnsi="Times New Roman" w:cs="Times New Roman"/>
+          <w:color w:val="595959" w:themeColor="text1" w:themeTint="A6"/>
+          <w:sz w:val="18"/>
+          <w:szCs w:val="18"/>
+        </w:rPr>
+        <w:t xml:space="preserve"> (наоборот будет "olleh")</w:t>
+      </w:r>
+    </w:p>
+    <w:p>
+      <w:pPr>
+        <w:numPr>
+          <w:ilvl w:val="0"/>
+          <w:numId w:val="77"/>
+        </w:numPr>
+        <w:rPr>
+          <w:rFonts w:ascii="Times New Roman" w:hAnsi="Times New Roman" w:cs="Times New Roman"/>
+          <w:color w:val="595959" w:themeColor="text1" w:themeTint="A6"/>
+          <w:sz w:val="18"/>
+          <w:szCs w:val="18"/>
+        </w:rPr>
+      </w:pPr>
+      <w:r>
+        <w:rPr>
+          <w:rFonts w:ascii="Times New Roman" w:hAnsi="Times New Roman" w:cs="Times New Roman"/>
+          <w:color w:val="595959" w:themeColor="text1" w:themeTint="A6"/>
+          <w:sz w:val="18"/>
+          <w:szCs w:val="18"/>
+        </w:rPr>
+        <w:t>"А роза упала на лапу Азора" → палиндром (если убрать пробелы и привести к одному регистру)</w:t>
+      </w:r>
+    </w:p>
+    <w:p>
+      <w:pPr>
+        <w:rPr>
+          <w:rFonts w:ascii="Times New Roman" w:hAnsi="Times New Roman" w:cs="Times New Roman"/>
+          <w:color w:val="595959" w:themeColor="text1" w:themeTint="A6"/>
+          <w:sz w:val="18"/>
+          <w:szCs w:val="18"/>
+        </w:rPr>
+      </w:pPr>
+      <w:r>
+        <w:rPr>
+          <w:rFonts w:ascii="Times New Roman" w:hAnsi="Times New Roman" w:cs="Times New Roman"/>
+          <w:color w:val="595959" w:themeColor="text1" w:themeTint="A6"/>
+          <w:sz w:val="18"/>
+          <w:szCs w:val="18"/>
+        </w:rPr>
+        <w:br/>
+      </w:r>
+      <w:r>
+        <w:rPr>
+          <w:noProof/>
+        </w:rPr>
+        <w:drawing>
+          <wp:inline distT="0" distB="0" distL="0" distR="0" wp14:anchorId="2A7899E5" wp14:editId="4F13E353">
+            <wp:extent cx="4481874" cy="4171950"/>
+            <wp:effectExtent l="95250" t="114300" r="90170" b="114300"/>
+            <wp:docPr id="883553977" name="Рисунок 1"/>
+            <wp:cNvGraphicFramePr>
+              <a:graphicFrameLocks xmlns:a="http://schemas.openxmlformats.org/drawingml/2006/main" noChangeAspect="1"/>
+            </wp:cNvGraphicFramePr>
+            <a:graphic xmlns:a="http://schemas.openxmlformats.org/drawingml/2006/main">
+              <a:graphicData uri="http://schemas.openxmlformats.org/drawingml/2006/picture">
+                <pic:pic xmlns:pic="http://schemas.openxmlformats.org/drawingml/2006/picture">
+                  <pic:nvPicPr>
+                    <pic:cNvPr id="883553977" name=""/>
+                    <pic:cNvPicPr/>
+                  </pic:nvPicPr>
+                  <pic:blipFill>
+                    <a:blip r:embed="rId68"/>
+                    <a:stretch>
+                      <a:fillRect/>
+                    </a:stretch>
+                  </pic:blipFill>
+                  <pic:spPr>
+                    <a:xfrm>
+                      <a:off x="0" y="0"/>
+                      <a:ext cx="4484703" cy="4174583"/>
+                    </a:xfrm>
+                    <a:prstGeom prst="rect">
+                      <a:avLst/>
+                    </a:prstGeom>
+                    <a:effectLst>
+                      <a:glow rad="101600">
+                        <a:schemeClr val="tx1">
+                          <a:lumMod val="50000"/>
+                          <a:lumOff val="50000"/>
+                          <a:alpha val="60000"/>
+                        </a:schemeClr>
+                      </a:glow>
+                    </a:effectLst>
+                  </pic:spPr>
+                </pic:pic>
+              </a:graphicData>
+            </a:graphic>
+          </wp:inline>
+        </w:drawing>
+      </w:r>
+    </w:p>
+    <w:p>
+      <w:pPr>
         <w:rPr>
           <w:rFonts w:ascii="Times New Roman" w:hAnsi="Times New Roman" w:cs="Times New Roman"/>
           <w:color w:val="595959" w:themeColor="text1" w:themeTint="A6"/>
@@ -31977,7 +31769,7 @@
                     <pic:cNvPicPr/>
                   </pic:nvPicPr>
                   <pic:blipFill>
-                    <a:blip r:embed="rId68"/>
+                    <a:blip r:embed="rId69"/>
                     <a:stretch>
                       <a:fillRect/>
                     </a:stretch>
@@ -32037,7 +31829,7 @@
                     <pic:cNvPicPr/>
                   </pic:nvPicPr>
                   <pic:blipFill>
-                    <a:blip r:embed="rId69"/>
+                    <a:blip r:embed="rId70"/>
                     <a:stretch>
                       <a:fillRect/>
                     </a:stretch>
@@ -32185,7 +31977,7 @@
                     <pic:cNvPicPr/>
                   </pic:nvPicPr>
                   <pic:blipFill>
-                    <a:blip r:embed="rId70"/>
+                    <a:blip r:embed="rId71"/>
                     <a:stretch>
                       <a:fillRect/>
                     </a:stretch>
@@ -32278,7 +32070,7 @@
                     <pic:cNvPicPr/>
                   </pic:nvPicPr>
                   <pic:blipFill>
-                    <a:blip r:embed="rId71"/>
+                    <a:blip r:embed="rId72"/>
                     <a:stretch>
                       <a:fillRect/>
                     </a:stretch>
@@ -32334,27 +32126,7 @@
           <w:sz w:val="18"/>
           <w:szCs w:val="18"/>
         </w:rPr>
-        <w:t xml:space="preserve"> Дан список с дубликатами: [1, 2, 2, 3, 4, 4, 4, 5]. Создайте новый список без дубликатов. Объедините списки чтобы получилось 2 списка, первый без дубликатов, </w:t>
-      </w:r>
-      <w:proofErr w:type="gramStart"/>
-      <w:r>
-        <w:rPr>
-          <w:rFonts w:ascii="Times New Roman" w:hAnsi="Times New Roman" w:cs="Times New Roman"/>
-          <w:color w:val="595959" w:themeColor="text1" w:themeTint="A6"/>
-          <w:sz w:val="18"/>
-          <w:szCs w:val="18"/>
-        </w:rPr>
-        <w:t>второй</w:t>
-      </w:r>
-      <w:proofErr w:type="gramEnd"/>
-      <w:r>
-        <w:rPr>
-          <w:rFonts w:ascii="Times New Roman" w:hAnsi="Times New Roman" w:cs="Times New Roman"/>
-          <w:color w:val="595959" w:themeColor="text1" w:themeTint="A6"/>
-          <w:sz w:val="18"/>
-          <w:szCs w:val="18"/>
-        </w:rPr>
-        <w:t xml:space="preserve"> содержащий только дубликаты.</w:t>
+        <w:t xml:space="preserve"> Дан список с дубликатами: [1, 2, 2, 3, 4, 4, 4, 5]. Создайте новый список без дубликатов. Объедините списки чтобы получилось 2 списка, первый без дубликатов, второй содержащий только дубликаты.</w:t>
       </w:r>
     </w:p>
     <w:p>
@@ -32386,7 +32158,7 @@
                     <pic:cNvPicPr/>
                   </pic:nvPicPr>
                   <pic:blipFill>
-                    <a:blip r:embed="rId72"/>
+                    <a:blip r:embed="rId73"/>
                     <a:stretch>
                       <a:fillRect/>
                     </a:stretch>
@@ -32548,7 +32320,7 @@
         </w:rPr>
         <w:t xml:space="preserve">: </w:t>
       </w:r>
-      <w:hyperlink r:id="rId73" w:history="1">
+      <w:hyperlink r:id="rId74" w:history="1">
         <w:r>
           <w:rPr>
             <w:rStyle w:val="a3"/>
@@ -32629,7 +32401,7 @@
                     <pic:cNvPicPr/>
                   </pic:nvPicPr>
                   <pic:blipFill>
-                    <a:blip r:embed="rId74"/>
+                    <a:blip r:embed="rId75"/>
                     <a:stretch>
                       <a:fillRect/>
                     </a:stretch>
@@ -32688,7 +32460,7 @@
                     <pic:cNvPicPr/>
                   </pic:nvPicPr>
                   <pic:blipFill>
-                    <a:blip r:embed="rId75">
+                    <a:blip r:embed="rId76">
                       <a:alphaModFix/>
                     </a:blip>
                     <a:stretch>
@@ -33011,8 +32783,8 @@
     </w:p>
     <w:p/>
     <w:sectPr>
-      <w:headerReference w:type="default" r:id="rId76"/>
-      <w:footerReference w:type="default" r:id="rId77"/>
+      <w:headerReference w:type="default" r:id="rId77"/>
+      <w:footerReference w:type="default" r:id="rId78"/>
       <w:pgSz w:w="12240" w:h="20160" w:code="5"/>
       <w:pgMar w:top="1134" w:right="850" w:bottom="1134" w:left="1701" w:header="283" w:footer="397" w:gutter="0"/>
       <w:pgNumType w:start="1"/>
@@ -33024,7 +32796,7 @@
 </file>
 
 <file path=word/endnotes.xml><?xml version="1.0" encoding="utf-8"?>
-<w:endnotes xmlns:wpc="http://schemas.microsoft.com/office/word/2010/wordprocessingCanvas" xmlns:cx="http://schemas.microsoft.com/office/drawing/2014/chartex" xmlns:cx1="http://schemas.microsoft.com/office/drawing/2015/9/8/chartex" xmlns:cx2="http://schemas.microsoft.com/office/drawing/2015/10/21/chartex" xmlns:cx3="http://schemas.microsoft.com/office/drawing/2016/5/9/chartex" xmlns:cx4="http://schemas.microsoft.com/office/drawing/2016/5/10/chartex" xmlns:cx5="http://schemas.microsoft.com/office/drawing/2016/5/11/chartex" xmlns:cx6="http://schemas.microsoft.com/office/drawing/2016/5/12/chartex" xmlns:cx7="http://schemas.microsoft.com/office/drawing/2016/5/13/chartex" xmlns:cx8="http://schemas.microsoft.com/office/drawing/2016/5/14/chartex" xmlns:mc="http://schemas.openxmlformats.org/markup-compatibility/2006" xmlns:aink="http://schemas.microsoft.com/office/drawing/2016/ink" xmlns:am3d="http://schemas.microsoft.com/office/drawing/2017/model3d" xmlns:o="urn:schemas-microsoft-com:office:office" xmlns:oel="http://schemas.microsoft.com/office/2019/extlst" xmlns:r="http://schemas.openxmlformats.org/officeDocument/2006/relationships" xmlns:m="http://schemas.openxmlformats.org/officeDocument/2006/math" xmlns:v="urn:schemas-microsoft-com:vml" xmlns:wp14="http://schemas.microsoft.com/office/word/2010/wordprocessingDrawing" xmlns:wp="http://schemas.openxmlformats.org/drawingml/2006/wordprocessingDrawing" xmlns:w10="urn:schemas-microsoft-com:office:word" xmlns:w="http://schemas.openxmlformats.org/wordprocessingml/2006/main" xmlns:w14="http://schemas.microsoft.com/office/word/2010/wordml" xmlns:w15="http://schemas.microsoft.com/office/word/2012/wordml" xmlns:w16cex="http://schemas.microsoft.com/office/word/2018/wordml/cex" xmlns:w16cid="http://schemas.microsoft.com/office/word/2016/wordml/cid" xmlns:w16="http://schemas.microsoft.com/office/word/2018/wordml" xmlns:w16du="http://schemas.microsoft.com/office/word/2023/wordml/word16du" xmlns:w16sdtdh="http://schemas.microsoft.com/office/word/2020/wordml/sdtdatahash" xmlns:w16sdtfl="http://schemas.microsoft.com/office/word/2024/wordml/sdtformatlock" xmlns:w16se="http://schemas.microsoft.com/office/word/2015/wordml/symex" xmlns:wpg="http://schemas.microsoft.com/office/word/2010/wordprocessingGroup" xmlns:wpi="http://schemas.microsoft.com/office/word/2010/wordprocessingInk" xmlns:wne="http://schemas.microsoft.com/office/word/2006/wordml" xmlns:wps="http://schemas.microsoft.com/office/word/2010/wordprocessingShape" mc:Ignorable="w14 w15 w16se w16cid w16 w16cex w16sdtdh w16sdtfl w16du wp14">
+<w:endnotes xmlns:wpc="http://schemas.microsoft.com/office/word/2010/wordprocessingCanvas" xmlns:cx="http://schemas.microsoft.com/office/drawing/2014/chartex" xmlns:cx1="http://schemas.microsoft.com/office/drawing/2015/9/8/chartex" xmlns:cx2="http://schemas.microsoft.com/office/drawing/2015/10/21/chartex" xmlns:cx3="http://schemas.microsoft.com/office/drawing/2016/5/9/chartex" xmlns:cx4="http://schemas.microsoft.com/office/drawing/2016/5/10/chartex" xmlns:cx5="http://schemas.microsoft.com/office/drawing/2016/5/11/chartex" xmlns:cx6="http://schemas.microsoft.com/office/drawing/2016/5/12/chartex" xmlns:cx7="http://schemas.microsoft.com/office/drawing/2016/5/13/chartex" xmlns:cx8="http://schemas.microsoft.com/office/drawing/2016/5/14/chartex" xmlns:mc="http://schemas.openxmlformats.org/markup-compatibility/2006" xmlns:aink="http://schemas.microsoft.com/office/drawing/2016/ink" xmlns:am3d="http://schemas.microsoft.com/office/drawing/2017/model3d" xmlns:o="urn:schemas-microsoft-com:office:office" xmlns:oel="http://schemas.microsoft.com/office/2019/extlst" xmlns:r="http://schemas.openxmlformats.org/officeDocument/2006/relationships" xmlns:m="http://schemas.openxmlformats.org/officeDocument/2006/math" xmlns:v="urn:schemas-microsoft-com:vml" xmlns:wp14="http://schemas.microsoft.com/office/word/2010/wordprocessingDrawing" xmlns:wp="http://schemas.openxmlformats.org/drawingml/2006/wordprocessingDrawing" xmlns:w10="urn:schemas-microsoft-com:office:word" xmlns:w="http://schemas.openxmlformats.org/wordprocessingml/2006/main" xmlns:w14="http://schemas.microsoft.com/office/word/2010/wordml" xmlns:w15="http://schemas.microsoft.com/office/word/2012/wordml" xmlns:w16cei="http://schemas.microsoft.com/office/word/2026/wordml/cei" xmlns:w16cex="http://schemas.microsoft.com/office/word/2018/wordml/cex" xmlns:w16cid="http://schemas.microsoft.com/office/word/2016/wordml/cid" xmlns:w16="http://schemas.microsoft.com/office/word/2018/wordml" xmlns:w16du="http://schemas.microsoft.com/office/word/2023/wordml/word16du" xmlns:w16sdtdh="http://schemas.microsoft.com/office/word/2020/wordml/sdtdatahash" xmlns:w16sdtfl="http://schemas.microsoft.com/office/word/2024/wordml/sdtformatlock" xmlns:w16se="http://schemas.microsoft.com/office/word/2015/wordml/symex" xmlns:wpg="http://schemas.microsoft.com/office/word/2010/wordprocessingGroup" xmlns:wpi="http://schemas.microsoft.com/office/word/2010/wordprocessingInk" xmlns:wne="http://schemas.microsoft.com/office/word/2006/wordml" xmlns:wps="http://schemas.microsoft.com/office/word/2010/wordprocessingShape" mc:Ignorable="w14 w15 w16se w16cid w16 w16cex w16sdtdh w16sdtfl w16du wp14">
   <w:endnote w:type="separator" w:id="-1">
     <w:p>
       <w:pPr>
@@ -33049,7 +32821,7 @@
 </file>
 
 <file path=word/footer1.xml><?xml version="1.0" encoding="utf-8"?>
-<w:ftr xmlns:wpc="http://schemas.microsoft.com/office/word/2010/wordprocessingCanvas" xmlns:cx="http://schemas.microsoft.com/office/drawing/2014/chartex" xmlns:cx1="http://schemas.microsoft.com/office/drawing/2015/9/8/chartex" xmlns:cx2="http://schemas.microsoft.com/office/drawing/2015/10/21/chartex" xmlns:cx3="http://schemas.microsoft.com/office/drawing/2016/5/9/chartex" xmlns:cx4="http://schemas.microsoft.com/office/drawing/2016/5/10/chartex" xmlns:cx5="http://schemas.microsoft.com/office/drawing/2016/5/11/chartex" xmlns:cx6="http://schemas.microsoft.com/office/drawing/2016/5/12/chartex" xmlns:cx7="http://schemas.microsoft.com/office/drawing/2016/5/13/chartex" xmlns:cx8="http://schemas.microsoft.com/office/drawing/2016/5/14/chartex" xmlns:mc="http://schemas.openxmlformats.org/markup-compatibility/2006" xmlns:aink="http://schemas.microsoft.com/office/drawing/2016/ink" xmlns:am3d="http://schemas.microsoft.com/office/drawing/2017/model3d" xmlns:o="urn:schemas-microsoft-com:office:office" xmlns:oel="http://schemas.microsoft.com/office/2019/extlst" xmlns:r="http://schemas.openxmlformats.org/officeDocument/2006/relationships" xmlns:m="http://schemas.openxmlformats.org/officeDocument/2006/math" xmlns:v="urn:schemas-microsoft-com:vml" xmlns:wp14="http://schemas.microsoft.com/office/word/2010/wordprocessingDrawing" xmlns:wp="http://schemas.openxmlformats.org/drawingml/2006/wordprocessingDrawing" xmlns:w10="urn:schemas-microsoft-com:office:word" xmlns:w="http://schemas.openxmlformats.org/wordprocessingml/2006/main" xmlns:w14="http://schemas.microsoft.com/office/word/2010/wordml" xmlns:w15="http://schemas.microsoft.com/office/word/2012/wordml" xmlns:w16cex="http://schemas.microsoft.com/office/word/2018/wordml/cex" xmlns:w16cid="http://schemas.microsoft.com/office/word/2016/wordml/cid" xmlns:w16="http://schemas.microsoft.com/office/word/2018/wordml" xmlns:w16du="http://schemas.microsoft.com/office/word/2023/wordml/word16du" xmlns:w16sdtdh="http://schemas.microsoft.com/office/word/2020/wordml/sdtdatahash" xmlns:w16sdtfl="http://schemas.microsoft.com/office/word/2024/wordml/sdtformatlock" xmlns:w16se="http://schemas.microsoft.com/office/word/2015/wordml/symex" xmlns:wpg="http://schemas.microsoft.com/office/word/2010/wordprocessingGroup" xmlns:wpi="http://schemas.microsoft.com/office/word/2010/wordprocessingInk" xmlns:wne="http://schemas.microsoft.com/office/word/2006/wordml" xmlns:wps="http://schemas.microsoft.com/office/word/2010/wordprocessingShape" mc:Ignorable="w14 w15 w16se w16cid w16 w16cex w16sdtdh w16sdtfl w16du wp14">
+<w:ftr xmlns:wpc="http://schemas.microsoft.com/office/word/2010/wordprocessingCanvas" xmlns:cx="http://schemas.microsoft.com/office/drawing/2014/chartex" xmlns:cx1="http://schemas.microsoft.com/office/drawing/2015/9/8/chartex" xmlns:cx2="http://schemas.microsoft.com/office/drawing/2015/10/21/chartex" xmlns:cx3="http://schemas.microsoft.com/office/drawing/2016/5/9/chartex" xmlns:cx4="http://schemas.microsoft.com/office/drawing/2016/5/10/chartex" xmlns:cx5="http://schemas.microsoft.com/office/drawing/2016/5/11/chartex" xmlns:cx6="http://schemas.microsoft.com/office/drawing/2016/5/12/chartex" xmlns:cx7="http://schemas.microsoft.com/office/drawing/2016/5/13/chartex" xmlns:cx8="http://schemas.microsoft.com/office/drawing/2016/5/14/chartex" xmlns:mc="http://schemas.openxmlformats.org/markup-compatibility/2006" xmlns:aink="http://schemas.microsoft.com/office/drawing/2016/ink" xmlns:am3d="http://schemas.microsoft.com/office/drawing/2017/model3d" xmlns:o="urn:schemas-microsoft-com:office:office" xmlns:oel="http://schemas.microsoft.com/office/2019/extlst" xmlns:r="http://schemas.openxmlformats.org/officeDocument/2006/relationships" xmlns:m="http://schemas.openxmlformats.org/officeDocument/2006/math" xmlns:v="urn:schemas-microsoft-com:vml" xmlns:wp14="http://schemas.microsoft.com/office/word/2010/wordprocessingDrawing" xmlns:wp="http://schemas.openxmlformats.org/drawingml/2006/wordprocessingDrawing" xmlns:w10="urn:schemas-microsoft-com:office:word" xmlns:w="http://schemas.openxmlformats.org/wordprocessingml/2006/main" xmlns:w14="http://schemas.microsoft.com/office/word/2010/wordml" xmlns:w15="http://schemas.microsoft.com/office/word/2012/wordml" xmlns:w16cei="http://schemas.microsoft.com/office/word/2026/wordml/cei" xmlns:w16cex="http://schemas.microsoft.com/office/word/2018/wordml/cex" xmlns:w16cid="http://schemas.microsoft.com/office/word/2016/wordml/cid" xmlns:w16="http://schemas.microsoft.com/office/word/2018/wordml" xmlns:w16du="http://schemas.microsoft.com/office/word/2023/wordml/word16du" xmlns:w16sdtdh="http://schemas.microsoft.com/office/word/2020/wordml/sdtdatahash" xmlns:w16sdtfl="http://schemas.microsoft.com/office/word/2024/wordml/sdtformatlock" xmlns:w16se="http://schemas.microsoft.com/office/word/2015/wordml/symex" xmlns:wpg="http://schemas.microsoft.com/office/word/2010/wordprocessingGroup" xmlns:wpi="http://schemas.microsoft.com/office/word/2010/wordprocessingInk" xmlns:wne="http://schemas.microsoft.com/office/word/2006/wordml" xmlns:wps="http://schemas.microsoft.com/office/word/2010/wordprocessingShape" mc:Ignorable="w14 w15 w16se w16cid w16 w16cex w16sdtdh w16sdtfl w16du wp14">
   <w:sdt>
     <w:sdtPr>
       <w:id w:val="-630780544"/>
@@ -33091,7 +32863,7 @@
 </file>
 
 <file path=word/footnotes.xml><?xml version="1.0" encoding="utf-8"?>
-<w:footnotes xmlns:wpc="http://schemas.microsoft.com/office/word/2010/wordprocessingCanvas" xmlns:cx="http://schemas.microsoft.com/office/drawing/2014/chartex" xmlns:cx1="http://schemas.microsoft.com/office/drawing/2015/9/8/chartex" xmlns:cx2="http://schemas.microsoft.com/office/drawing/2015/10/21/chartex" xmlns:cx3="http://schemas.microsoft.com/office/drawing/2016/5/9/chartex" xmlns:cx4="http://schemas.microsoft.com/office/drawing/2016/5/10/chartex" xmlns:cx5="http://schemas.microsoft.com/office/drawing/2016/5/11/chartex" xmlns:cx6="http://schemas.microsoft.com/office/drawing/2016/5/12/chartex" xmlns:cx7="http://schemas.microsoft.com/office/drawing/2016/5/13/chartex" xmlns:cx8="http://schemas.microsoft.com/office/drawing/2016/5/14/chartex" xmlns:mc="http://schemas.openxmlformats.org/markup-compatibility/2006" xmlns:aink="http://schemas.microsoft.com/office/drawing/2016/ink" xmlns:am3d="http://schemas.microsoft.com/office/drawing/2017/model3d" xmlns:o="urn:schemas-microsoft-com:office:office" xmlns:oel="http://schemas.microsoft.com/office/2019/extlst" xmlns:r="http://schemas.openxmlformats.org/officeDocument/2006/relationships" xmlns:m="http://schemas.openxmlformats.org/officeDocument/2006/math" xmlns:v="urn:schemas-microsoft-com:vml" xmlns:wp14="http://schemas.microsoft.com/office/word/2010/wordprocessingDrawing" xmlns:wp="http://schemas.openxmlformats.org/drawingml/2006/wordprocessingDrawing" xmlns:w10="urn:schemas-microsoft-com:office:word" xmlns:w="http://schemas.openxmlformats.org/wordprocessingml/2006/main" xmlns:w14="http://schemas.microsoft.com/office/word/2010/wordml" xmlns:w15="http://schemas.microsoft.com/office/word/2012/wordml" xmlns:w16cex="http://schemas.microsoft.com/office/word/2018/wordml/cex" xmlns:w16cid="http://schemas.microsoft.com/office/word/2016/wordml/cid" xmlns:w16="http://schemas.microsoft.com/office/word/2018/wordml" xmlns:w16du="http://schemas.microsoft.com/office/word/2023/wordml/word16du" xmlns:w16sdtdh="http://schemas.microsoft.com/office/word/2020/wordml/sdtdatahash" xmlns:w16sdtfl="http://schemas.microsoft.com/office/word/2024/wordml/sdtformatlock" xmlns:w16se="http://schemas.microsoft.com/office/word/2015/wordml/symex" xmlns:wpg="http://schemas.microsoft.com/office/word/2010/wordprocessingGroup" xmlns:wpi="http://schemas.microsoft.com/office/word/2010/wordprocessingInk" xmlns:wne="http://schemas.microsoft.com/office/word/2006/wordml" xmlns:wps="http://schemas.microsoft.com/office/word/2010/wordprocessingShape" mc:Ignorable="w14 w15 w16se w16cid w16 w16cex w16sdtdh w16sdtfl w16du wp14">
+<w:footnotes xmlns:wpc="http://schemas.microsoft.com/office/word/2010/wordprocessingCanvas" xmlns:cx="http://schemas.microsoft.com/office/drawing/2014/chartex" xmlns:cx1="http://schemas.microsoft.com/office/drawing/2015/9/8/chartex" xmlns:cx2="http://schemas.microsoft.com/office/drawing/2015/10/21/chartex" xmlns:cx3="http://schemas.microsoft.com/office/drawing/2016/5/9/chartex" xmlns:cx4="http://schemas.microsoft.com/office/drawing/2016/5/10/chartex" xmlns:cx5="http://schemas.microsoft.com/office/drawing/2016/5/11/chartex" xmlns:cx6="http://schemas.microsoft.com/office/drawing/2016/5/12/chartex" xmlns:cx7="http://schemas.microsoft.com/office/drawing/2016/5/13/chartex" xmlns:cx8="http://schemas.microsoft.com/office/drawing/2016/5/14/chartex" xmlns:mc="http://schemas.openxmlformats.org/markup-compatibility/2006" xmlns:aink="http://schemas.microsoft.com/office/drawing/2016/ink" xmlns:am3d="http://schemas.microsoft.com/office/drawing/2017/model3d" xmlns:o="urn:schemas-microsoft-com:office:office" xmlns:oel="http://schemas.microsoft.com/office/2019/extlst" xmlns:r="http://schemas.openxmlformats.org/officeDocument/2006/relationships" xmlns:m="http://schemas.openxmlformats.org/officeDocument/2006/math" xmlns:v="urn:schemas-microsoft-com:vml" xmlns:wp14="http://schemas.microsoft.com/office/word/2010/wordprocessingDrawing" xmlns:wp="http://schemas.openxmlformats.org/drawingml/2006/wordprocessingDrawing" xmlns:w10="urn:schemas-microsoft-com:office:word" xmlns:w="http://schemas.openxmlformats.org/wordprocessingml/2006/main" xmlns:w14="http://schemas.microsoft.com/office/word/2010/wordml" xmlns:w15="http://schemas.microsoft.com/office/word/2012/wordml" xmlns:w16cei="http://schemas.microsoft.com/office/word/2026/wordml/cei" xmlns:w16cex="http://schemas.microsoft.com/office/word/2018/wordml/cex" xmlns:w16cid="http://schemas.microsoft.com/office/word/2016/wordml/cid" xmlns:w16="http://schemas.microsoft.com/office/word/2018/wordml" xmlns:w16du="http://schemas.microsoft.com/office/word/2023/wordml/word16du" xmlns:w16sdtdh="http://schemas.microsoft.com/office/word/2020/wordml/sdtdatahash" xmlns:w16sdtfl="http://schemas.microsoft.com/office/word/2024/wordml/sdtformatlock" xmlns:w16se="http://schemas.microsoft.com/office/word/2015/wordml/symex" xmlns:wpg="http://schemas.microsoft.com/office/word/2010/wordprocessingGroup" xmlns:wpi="http://schemas.microsoft.com/office/word/2010/wordprocessingInk" xmlns:wne="http://schemas.microsoft.com/office/word/2006/wordml" xmlns:wps="http://schemas.microsoft.com/office/word/2010/wordprocessingShape" mc:Ignorable="w14 w15 w16se w16cid w16 w16cex w16sdtdh w16sdtfl w16du wp14">
   <w:footnote w:type="separator" w:id="-1">
     <w:p>
       <w:pPr>
@@ -33116,7 +32888,7 @@
 </file>
 
 <file path=word/header1.xml><?xml version="1.0" encoding="utf-8"?>
-<w:hdr xmlns:wpc="http://schemas.microsoft.com/office/word/2010/wordprocessingCanvas" xmlns:cx="http://schemas.microsoft.com/office/drawing/2014/chartex" xmlns:cx1="http://schemas.microsoft.com/office/drawing/2015/9/8/chartex" xmlns:cx2="http://schemas.microsoft.com/office/drawing/2015/10/21/chartex" xmlns:cx3="http://schemas.microsoft.com/office/drawing/2016/5/9/chartex" xmlns:cx4="http://schemas.microsoft.com/office/drawing/2016/5/10/chartex" xmlns:cx5="http://schemas.microsoft.com/office/drawing/2016/5/11/chartex" xmlns:cx6="http://schemas.microsoft.com/office/drawing/2016/5/12/chartex" xmlns:cx7="http://schemas.microsoft.com/office/drawing/2016/5/13/chartex" xmlns:cx8="http://schemas.microsoft.com/office/drawing/2016/5/14/chartex" xmlns:mc="http://schemas.openxmlformats.org/markup-compatibility/2006" xmlns:aink="http://schemas.microsoft.com/office/drawing/2016/ink" xmlns:am3d="http://schemas.microsoft.com/office/drawing/2017/model3d" xmlns:o="urn:schemas-microsoft-com:office:office" xmlns:oel="http://schemas.microsoft.com/office/2019/extlst" xmlns:r="http://schemas.openxmlformats.org/officeDocument/2006/relationships" xmlns:m="http://schemas.openxmlformats.org/officeDocument/2006/math" xmlns:v="urn:schemas-microsoft-com:vml" xmlns:wp14="http://schemas.microsoft.com/office/word/2010/wordprocessingDrawing" xmlns:wp="http://schemas.openxmlformats.org/drawingml/2006/wordprocessingDrawing" xmlns:w10="urn:schemas-microsoft-com:office:word" xmlns:w="http://schemas.openxmlformats.org/wordprocessingml/2006/main" xmlns:w14="http://schemas.microsoft.com/office/word/2010/wordml" xmlns:w15="http://schemas.microsoft.com/office/word/2012/wordml" xmlns:w16cex="http://schemas.microsoft.com/office/word/2018/wordml/cex" xmlns:w16cid="http://schemas.microsoft.com/office/word/2016/wordml/cid" xmlns:w16="http://schemas.microsoft.com/office/word/2018/wordml" xmlns:w16du="http://schemas.microsoft.com/office/word/2023/wordml/word16du" xmlns:w16sdtdh="http://schemas.microsoft.com/office/word/2020/wordml/sdtdatahash" xmlns:w16sdtfl="http://schemas.microsoft.com/office/word/2024/wordml/sdtformatlock" xmlns:w16se="http://schemas.microsoft.com/office/word/2015/wordml/symex" xmlns:wpg="http://schemas.microsoft.com/office/word/2010/wordprocessingGroup" xmlns:wpi="http://schemas.microsoft.com/office/word/2010/wordprocessingInk" xmlns:wne="http://schemas.microsoft.com/office/word/2006/wordml" xmlns:wps="http://schemas.microsoft.com/office/word/2010/wordprocessingShape" mc:Ignorable="w14 w15 w16se w16cid w16 w16cex w16sdtdh w16sdtfl w16du wp14">
+<w:hdr xmlns:wpc="http://schemas.microsoft.com/office/word/2010/wordprocessingCanvas" xmlns:cx="http://schemas.microsoft.com/office/drawing/2014/chartex" xmlns:cx1="http://schemas.microsoft.com/office/drawing/2015/9/8/chartex" xmlns:cx2="http://schemas.microsoft.com/office/drawing/2015/10/21/chartex" xmlns:cx3="http://schemas.microsoft.com/office/drawing/2016/5/9/chartex" xmlns:cx4="http://schemas.microsoft.com/office/drawing/2016/5/10/chartex" xmlns:cx5="http://schemas.microsoft.com/office/drawing/2016/5/11/chartex" xmlns:cx6="http://schemas.microsoft.com/office/drawing/2016/5/12/chartex" xmlns:cx7="http://schemas.microsoft.com/office/drawing/2016/5/13/chartex" xmlns:cx8="http://schemas.microsoft.com/office/drawing/2016/5/14/chartex" xmlns:mc="http://schemas.openxmlformats.org/markup-compatibility/2006" xmlns:aink="http://schemas.microsoft.com/office/drawing/2016/ink" xmlns:am3d="http://schemas.microsoft.com/office/drawing/2017/model3d" xmlns:o="urn:schemas-microsoft-com:office:office" xmlns:oel="http://schemas.microsoft.com/office/2019/extlst" xmlns:r="http://schemas.openxmlformats.org/officeDocument/2006/relationships" xmlns:m="http://schemas.openxmlformats.org/officeDocument/2006/math" xmlns:v="urn:schemas-microsoft-com:vml" xmlns:wp14="http://schemas.microsoft.com/office/word/2010/wordprocessingDrawing" xmlns:wp="http://schemas.openxmlformats.org/drawingml/2006/wordprocessingDrawing" xmlns:w10="urn:schemas-microsoft-com:office:word" xmlns:w="http://schemas.openxmlformats.org/wordprocessingml/2006/main" xmlns:w14="http://schemas.microsoft.com/office/word/2010/wordml" xmlns:w15="http://schemas.microsoft.com/office/word/2012/wordml" xmlns:w16cei="http://schemas.microsoft.com/office/word/2026/wordml/cei" xmlns:w16cex="http://schemas.microsoft.com/office/word/2018/wordml/cex" xmlns:w16cid="http://schemas.microsoft.com/office/word/2016/wordml/cid" xmlns:w16="http://schemas.microsoft.com/office/word/2018/wordml" xmlns:w16du="http://schemas.microsoft.com/office/word/2023/wordml/word16du" xmlns:w16sdtdh="http://schemas.microsoft.com/office/word/2020/wordml/sdtdatahash" xmlns:w16sdtfl="http://schemas.microsoft.com/office/word/2024/wordml/sdtformatlock" xmlns:w16se="http://schemas.microsoft.com/office/word/2015/wordml/symex" xmlns:wpg="http://schemas.microsoft.com/office/word/2010/wordprocessingGroup" xmlns:wpi="http://schemas.microsoft.com/office/word/2010/wordprocessingInk" xmlns:wne="http://schemas.microsoft.com/office/word/2006/wordml" xmlns:wps="http://schemas.microsoft.com/office/word/2010/wordprocessingShape" mc:Ignorable="w14 w15 w16se w16cid w16 w16cex w16sdtdh w16sdtfl w16du wp14">
   <w:p>
     <w:pPr>
       <w:pStyle w:val="a5"/>
@@ -33154,7 +32926,7 @@
 </file>
 
 <file path=word/numbering.xml><?xml version="1.0" encoding="utf-8"?>
-<w:numbering xmlns:wpc="http://schemas.microsoft.com/office/word/2010/wordprocessingCanvas" xmlns:cx="http://schemas.microsoft.com/office/drawing/2014/chartex" xmlns:cx1="http://schemas.microsoft.com/office/drawing/2015/9/8/chartex" xmlns:cx2="http://schemas.microsoft.com/office/drawing/2015/10/21/chartex" xmlns:cx3="http://schemas.microsoft.com/office/drawing/2016/5/9/chartex" xmlns:cx4="http://schemas.microsoft.com/office/drawing/2016/5/10/chartex" xmlns:cx5="http://schemas.microsoft.com/office/drawing/2016/5/11/chartex" xmlns:cx6="http://schemas.microsoft.com/office/drawing/2016/5/12/chartex" xmlns:cx7="http://schemas.microsoft.com/office/drawing/2016/5/13/chartex" xmlns:cx8="http://schemas.microsoft.com/office/drawing/2016/5/14/chartex" xmlns:mc="http://schemas.openxmlformats.org/markup-compatibility/2006" xmlns:aink="http://schemas.microsoft.com/office/drawing/2016/ink" xmlns:am3d="http://schemas.microsoft.com/office/drawing/2017/model3d" xmlns:o="urn:schemas-microsoft-com:office:office" xmlns:oel="http://schemas.microsoft.com/office/2019/extlst" xmlns:r="http://schemas.openxmlformats.org/officeDocument/2006/relationships" xmlns:m="http://schemas.openxmlformats.org/officeDocument/2006/math" xmlns:v="urn:schemas-microsoft-com:vml" xmlns:wp14="http://schemas.microsoft.com/office/word/2010/wordprocessingDrawing" xmlns:wp="http://schemas.openxmlformats.org/drawingml/2006/wordprocessingDrawing" xmlns:w10="urn:schemas-microsoft-com:office:word" xmlns:w="http://schemas.openxmlformats.org/wordprocessingml/2006/main" xmlns:w14="http://schemas.microsoft.com/office/word/2010/wordml" xmlns:w15="http://schemas.microsoft.com/office/word/2012/wordml" xmlns:w16cex="http://schemas.microsoft.com/office/word/2018/wordml/cex" xmlns:w16cid="http://schemas.microsoft.com/office/word/2016/wordml/cid" xmlns:w16="http://schemas.microsoft.com/office/word/2018/wordml" xmlns:w16du="http://schemas.microsoft.com/office/word/2023/wordml/word16du" xmlns:w16sdtdh="http://schemas.microsoft.com/office/word/2020/wordml/sdtdatahash" xmlns:w16sdtfl="http://schemas.microsoft.com/office/word/2024/wordml/sdtformatlock" xmlns:w16se="http://schemas.microsoft.com/office/word/2015/wordml/symex" xmlns:wpg="http://schemas.microsoft.com/office/word/2010/wordprocessingGroup" xmlns:wpi="http://schemas.microsoft.com/office/word/2010/wordprocessingInk" xmlns:wne="http://schemas.microsoft.com/office/word/2006/wordml" xmlns:wps="http://schemas.microsoft.com/office/word/2010/wordprocessingShape" mc:Ignorable="w14 w15 w16se w16cid w16 w16cex w16sdtdh w16sdtfl w16du wp14">
+<w:numbering xmlns:wpc="http://schemas.microsoft.com/office/word/2010/wordprocessingCanvas" xmlns:cx="http://schemas.microsoft.com/office/drawing/2014/chartex" xmlns:cx1="http://schemas.microsoft.com/office/drawing/2015/9/8/chartex" xmlns:cx2="http://schemas.microsoft.com/office/drawing/2015/10/21/chartex" xmlns:cx3="http://schemas.microsoft.com/office/drawing/2016/5/9/chartex" xmlns:cx4="http://schemas.microsoft.com/office/drawing/2016/5/10/chartex" xmlns:cx5="http://schemas.microsoft.com/office/drawing/2016/5/11/chartex" xmlns:cx6="http://schemas.microsoft.com/office/drawing/2016/5/12/chartex" xmlns:cx7="http://schemas.microsoft.com/office/drawing/2016/5/13/chartex" xmlns:cx8="http://schemas.microsoft.com/office/drawing/2016/5/14/chartex" xmlns:mc="http://schemas.openxmlformats.org/markup-compatibility/2006" xmlns:aink="http://schemas.microsoft.com/office/drawing/2016/ink" xmlns:am3d="http://schemas.microsoft.com/office/drawing/2017/model3d" xmlns:o="urn:schemas-microsoft-com:office:office" xmlns:oel="http://schemas.microsoft.com/office/2019/extlst" xmlns:r="http://schemas.openxmlformats.org/officeDocument/2006/relationships" xmlns:m="http://schemas.openxmlformats.org/officeDocument/2006/math" xmlns:v="urn:schemas-microsoft-com:vml" xmlns:wp14="http://schemas.microsoft.com/office/word/2010/wordprocessingDrawing" xmlns:wp="http://schemas.openxmlformats.org/drawingml/2006/wordprocessingDrawing" xmlns:w10="urn:schemas-microsoft-com:office:word" xmlns:w="http://schemas.openxmlformats.org/wordprocessingml/2006/main" xmlns:w14="http://schemas.microsoft.com/office/word/2010/wordml" xmlns:w15="http://schemas.microsoft.com/office/word/2012/wordml" xmlns:w16cei="http://schemas.microsoft.com/office/word/2026/wordml/cei" xmlns:w16cex="http://schemas.microsoft.com/office/word/2018/wordml/cex" xmlns:w16cid="http://schemas.microsoft.com/office/word/2016/wordml/cid" xmlns:w16="http://schemas.microsoft.com/office/word/2018/wordml" xmlns:w16du="http://schemas.microsoft.com/office/word/2023/wordml/word16du" xmlns:w16sdtdh="http://schemas.microsoft.com/office/word/2020/wordml/sdtdatahash" xmlns:w16sdtfl="http://schemas.microsoft.com/office/word/2024/wordml/sdtformatlock" xmlns:w16se="http://schemas.microsoft.com/office/word/2015/wordml/symex" xmlns:wpg="http://schemas.microsoft.com/office/word/2010/wordprocessingGroup" xmlns:wpi="http://schemas.microsoft.com/office/word/2010/wordprocessingInk" xmlns:wne="http://schemas.microsoft.com/office/word/2006/wordml" xmlns:wps="http://schemas.microsoft.com/office/word/2010/wordprocessingShape" mc:Ignorable="w14 w15 w16se w16cid w16 w16cex w16sdtdh w16sdtfl w16du wp14">
   <w:abstractNum w:abstractNumId="0" w15:restartNumberingAfterBreak="0">
     <w:nsid w:val="02AC2360"/>
     <w:multiLevelType w:val="multilevel"/>
@@ -41919,6 +41691,155 @@
     </w:lvl>
   </w:abstractNum>
   <w:abstractNum w:abstractNumId="66" w15:restartNumberingAfterBreak="0">
+    <w:nsid w:val="6A5E6046"/>
+    <w:multiLevelType w:val="multilevel"/>
+    <w:tmpl w:val="562C5EA2"/>
+    <w:lvl w:ilvl="0">
+      <w:start w:val="1"/>
+      <w:numFmt w:val="bullet"/>
+      <w:lvlText w:val=""/>
+      <w:lvlJc w:val="left"/>
+      <w:pPr>
+        <w:tabs>
+          <w:tab w:val="num" w:pos="720"/>
+        </w:tabs>
+        <w:ind w:left="720" w:hanging="360"/>
+      </w:pPr>
+      <w:rPr>
+        <w:rFonts w:ascii="Symbol" w:hAnsi="Symbol" w:hint="default"/>
+        <w:sz w:val="20"/>
+      </w:rPr>
+    </w:lvl>
+    <w:lvl w:ilvl="1" w:tentative="1">
+      <w:start w:val="1"/>
+      <w:numFmt w:val="bullet"/>
+      <w:lvlText w:val=""/>
+      <w:lvlJc w:val="left"/>
+      <w:pPr>
+        <w:tabs>
+          <w:tab w:val="num" w:pos="1440"/>
+        </w:tabs>
+        <w:ind w:left="1440" w:hanging="360"/>
+      </w:pPr>
+      <w:rPr>
+        <w:rFonts w:ascii="Symbol" w:hAnsi="Symbol" w:hint="default"/>
+        <w:sz w:val="20"/>
+      </w:rPr>
+    </w:lvl>
+    <w:lvl w:ilvl="2" w:tentative="1">
+      <w:start w:val="1"/>
+      <w:numFmt w:val="bullet"/>
+      <w:lvlText w:val=""/>
+      <w:lvlJc w:val="left"/>
+      <w:pPr>
+        <w:tabs>
+          <w:tab w:val="num" w:pos="2160"/>
+        </w:tabs>
+        <w:ind w:left="2160" w:hanging="360"/>
+      </w:pPr>
+      <w:rPr>
+        <w:rFonts w:ascii="Symbol" w:hAnsi="Symbol" w:hint="default"/>
+        <w:sz w:val="20"/>
+      </w:rPr>
+    </w:lvl>
+    <w:lvl w:ilvl="3" w:tentative="1">
+      <w:start w:val="1"/>
+      <w:numFmt w:val="bullet"/>
+      <w:lvlText w:val=""/>
+      <w:lvlJc w:val="left"/>
+      <w:pPr>
+        <w:tabs>
+          <w:tab w:val="num" w:pos="2880"/>
+        </w:tabs>
+        <w:ind w:left="2880" w:hanging="360"/>
+      </w:pPr>
+      <w:rPr>
+        <w:rFonts w:ascii="Symbol" w:hAnsi="Symbol" w:hint="default"/>
+        <w:sz w:val="20"/>
+      </w:rPr>
+    </w:lvl>
+    <w:lvl w:ilvl="4" w:tentative="1">
+      <w:start w:val="1"/>
+      <w:numFmt w:val="bullet"/>
+      <w:lvlText w:val=""/>
+      <w:lvlJc w:val="left"/>
+      <w:pPr>
+        <w:tabs>
+          <w:tab w:val="num" w:pos="3600"/>
+        </w:tabs>
+        <w:ind w:left="3600" w:hanging="360"/>
+      </w:pPr>
+      <w:rPr>
+        <w:rFonts w:ascii="Symbol" w:hAnsi="Symbol" w:hint="default"/>
+        <w:sz w:val="20"/>
+      </w:rPr>
+    </w:lvl>
+    <w:lvl w:ilvl="5" w:tentative="1">
+      <w:start w:val="1"/>
+      <w:numFmt w:val="bullet"/>
+      <w:lvlText w:val=""/>
+      <w:lvlJc w:val="left"/>
+      <w:pPr>
+        <w:tabs>
+          <w:tab w:val="num" w:pos="4320"/>
+        </w:tabs>
+        <w:ind w:left="4320" w:hanging="360"/>
+      </w:pPr>
+      <w:rPr>
+        <w:rFonts w:ascii="Symbol" w:hAnsi="Symbol" w:hint="default"/>
+        <w:sz w:val="20"/>
+      </w:rPr>
+    </w:lvl>
+    <w:lvl w:ilvl="6" w:tentative="1">
+      <w:start w:val="1"/>
+      <w:numFmt w:val="bullet"/>
+      <w:lvlText w:val=""/>
+      <w:lvlJc w:val="left"/>
+      <w:pPr>
+        <w:tabs>
+          <w:tab w:val="num" w:pos="5040"/>
+        </w:tabs>
+        <w:ind w:left="5040" w:hanging="360"/>
+      </w:pPr>
+      <w:rPr>
+        <w:rFonts w:ascii="Symbol" w:hAnsi="Symbol" w:hint="default"/>
+        <w:sz w:val="20"/>
+      </w:rPr>
+    </w:lvl>
+    <w:lvl w:ilvl="7" w:tentative="1">
+      <w:start w:val="1"/>
+      <w:numFmt w:val="bullet"/>
+      <w:lvlText w:val=""/>
+      <w:lvlJc w:val="left"/>
+      <w:pPr>
+        <w:tabs>
+          <w:tab w:val="num" w:pos="5760"/>
+        </w:tabs>
+        <w:ind w:left="5760" w:hanging="360"/>
+      </w:pPr>
+      <w:rPr>
+        <w:rFonts w:ascii="Symbol" w:hAnsi="Symbol" w:hint="default"/>
+        <w:sz w:val="20"/>
+      </w:rPr>
+    </w:lvl>
+    <w:lvl w:ilvl="8" w:tentative="1">
+      <w:start w:val="1"/>
+      <w:numFmt w:val="bullet"/>
+      <w:lvlText w:val=""/>
+      <w:lvlJc w:val="left"/>
+      <w:pPr>
+        <w:tabs>
+          <w:tab w:val="num" w:pos="6480"/>
+        </w:tabs>
+        <w:ind w:left="6480" w:hanging="360"/>
+      </w:pPr>
+      <w:rPr>
+        <w:rFonts w:ascii="Symbol" w:hAnsi="Symbol" w:hint="default"/>
+        <w:sz w:val="20"/>
+      </w:rPr>
+    </w:lvl>
+  </w:abstractNum>
+  <w:abstractNum w:abstractNumId="67" w15:restartNumberingAfterBreak="0">
     <w:nsid w:val="6AC020B7"/>
     <w:multiLevelType w:val="multilevel"/>
     <w:tmpl w:val="6D9441F4"/>
@@ -42067,7 +41988,7 @@
       </w:rPr>
     </w:lvl>
   </w:abstractNum>
-  <w:abstractNum w:abstractNumId="67" w15:restartNumberingAfterBreak="0">
+  <w:abstractNum w:abstractNumId="68" w15:restartNumberingAfterBreak="0">
     <w:nsid w:val="71011011"/>
     <w:multiLevelType w:val="multilevel"/>
     <w:tmpl w:val="289A1548"/>
@@ -42216,7 +42137,7 @@
       </w:rPr>
     </w:lvl>
   </w:abstractNum>
-  <w:abstractNum w:abstractNumId="68" w15:restartNumberingAfterBreak="0">
+  <w:abstractNum w:abstractNumId="69" w15:restartNumberingAfterBreak="0">
     <w:nsid w:val="721C6561"/>
     <w:multiLevelType w:val="hybridMultilevel"/>
     <w:tmpl w:val="ECD677D4"/>
@@ -42329,7 +42250,7 @@
       </w:rPr>
     </w:lvl>
   </w:abstractNum>
-  <w:abstractNum w:abstractNumId="69" w15:restartNumberingAfterBreak="0">
+  <w:abstractNum w:abstractNumId="70" w15:restartNumberingAfterBreak="0">
     <w:nsid w:val="73F9785C"/>
     <w:multiLevelType w:val="multilevel"/>
     <w:tmpl w:val="67522E8C"/>
@@ -42478,7 +42399,7 @@
       </w:rPr>
     </w:lvl>
   </w:abstractNum>
-  <w:abstractNum w:abstractNumId="70" w15:restartNumberingAfterBreak="0">
+  <w:abstractNum w:abstractNumId="71" w15:restartNumberingAfterBreak="0">
     <w:nsid w:val="746A4C4A"/>
     <w:multiLevelType w:val="multilevel"/>
     <w:tmpl w:val="10E0C05E"/>
@@ -42627,7 +42548,7 @@
       </w:rPr>
     </w:lvl>
   </w:abstractNum>
-  <w:abstractNum w:abstractNumId="71" w15:restartNumberingAfterBreak="0">
+  <w:abstractNum w:abstractNumId="72" w15:restartNumberingAfterBreak="0">
     <w:nsid w:val="74D607F9"/>
     <w:multiLevelType w:val="multilevel"/>
     <w:tmpl w:val="F4CCFE30"/>
@@ -42740,7 +42661,7 @@
       </w:pPr>
     </w:lvl>
   </w:abstractNum>
-  <w:abstractNum w:abstractNumId="72" w15:restartNumberingAfterBreak="0">
+  <w:abstractNum w:abstractNumId="73" w15:restartNumberingAfterBreak="0">
     <w:nsid w:val="79306BAB"/>
     <w:multiLevelType w:val="multilevel"/>
     <w:tmpl w:val="778EECBA"/>
@@ -42853,7 +42774,7 @@
       </w:pPr>
     </w:lvl>
   </w:abstractNum>
-  <w:abstractNum w:abstractNumId="73" w15:restartNumberingAfterBreak="0">
+  <w:abstractNum w:abstractNumId="74" w15:restartNumberingAfterBreak="0">
     <w:nsid w:val="7A52735D"/>
     <w:multiLevelType w:val="multilevel"/>
     <w:tmpl w:val="FD2069AA"/>
@@ -43002,7 +42923,7 @@
       </w:rPr>
     </w:lvl>
   </w:abstractNum>
-  <w:abstractNum w:abstractNumId="74" w15:restartNumberingAfterBreak="0">
+  <w:abstractNum w:abstractNumId="75" w15:restartNumberingAfterBreak="0">
     <w:nsid w:val="7F1B7409"/>
     <w:multiLevelType w:val="multilevel"/>
     <w:tmpl w:val="812289E2"/>
@@ -43151,7 +43072,7 @@
       </w:rPr>
     </w:lvl>
   </w:abstractNum>
-  <w:abstractNum w:abstractNumId="75" w15:restartNumberingAfterBreak="0">
+  <w:abstractNum w:abstractNumId="76" w15:restartNumberingAfterBreak="0">
     <w:nsid w:val="7F604749"/>
     <w:multiLevelType w:val="multilevel"/>
     <w:tmpl w:val="F6C69AC2"/>
@@ -43313,7 +43234,7 @@
     <w:abstractNumId w:val="36"/>
   </w:num>
   <w:num w:numId="5" w16cid:durableId="882136229">
-    <w:abstractNumId w:val="70"/>
+    <w:abstractNumId w:val="71"/>
   </w:num>
   <w:num w:numId="6" w16cid:durableId="1025794466">
     <w:abstractNumId w:val="1"/>
@@ -43334,7 +43255,7 @@
     <w:abstractNumId w:val="64"/>
   </w:num>
   <w:num w:numId="12" w16cid:durableId="1177386414">
-    <w:abstractNumId w:val="75"/>
+    <w:abstractNumId w:val="76"/>
   </w:num>
   <w:num w:numId="13" w16cid:durableId="1633973990">
     <w:abstractNumId w:val="63"/>
@@ -43346,7 +43267,7 @@
     <w:abstractNumId w:val="45"/>
   </w:num>
   <w:num w:numId="16" w16cid:durableId="104740181">
-    <w:abstractNumId w:val="71"/>
+    <w:abstractNumId w:val="72"/>
   </w:num>
   <w:num w:numId="17" w16cid:durableId="1620184776">
     <w:abstractNumId w:val="34"/>
@@ -43373,13 +43294,13 @@
     <w:abstractNumId w:val="60"/>
   </w:num>
   <w:num w:numId="25" w16cid:durableId="31465451">
-    <w:abstractNumId w:val="73"/>
+    <w:abstractNumId w:val="74"/>
   </w:num>
   <w:num w:numId="26" w16cid:durableId="494348183">
     <w:abstractNumId w:val="32"/>
   </w:num>
   <w:num w:numId="27" w16cid:durableId="356124465">
-    <w:abstractNumId w:val="74"/>
+    <w:abstractNumId w:val="75"/>
   </w:num>
   <w:num w:numId="28" w16cid:durableId="438139090">
     <w:abstractNumId w:val="19"/>
@@ -43397,7 +43318,7 @@
     <w:abstractNumId w:val="48"/>
   </w:num>
   <w:num w:numId="33" w16cid:durableId="708385342">
-    <w:abstractNumId w:val="72"/>
+    <w:abstractNumId w:val="73"/>
   </w:num>
   <w:num w:numId="34" w16cid:durableId="470095744">
     <w:abstractNumId w:val="56"/>
@@ -43427,7 +43348,7 @@
     <w:abstractNumId w:val="61"/>
   </w:num>
   <w:num w:numId="43" w16cid:durableId="1445491838">
-    <w:abstractNumId w:val="66"/>
+    <w:abstractNumId w:val="67"/>
   </w:num>
   <w:num w:numId="44" w16cid:durableId="1236431717">
     <w:abstractNumId w:val="31"/>
@@ -43439,7 +43360,7 @@
     <w:abstractNumId w:val="38"/>
   </w:num>
   <w:num w:numId="47" w16cid:durableId="2007316713">
-    <w:abstractNumId w:val="67"/>
+    <w:abstractNumId w:val="68"/>
   </w:num>
   <w:num w:numId="48" w16cid:durableId="1414624504">
     <w:abstractNumId w:val="25"/>
@@ -43460,7 +43381,7 @@
     <w:abstractNumId w:val="22"/>
   </w:num>
   <w:num w:numId="54" w16cid:durableId="259334031">
-    <w:abstractNumId w:val="69"/>
+    <w:abstractNumId w:val="70"/>
   </w:num>
   <w:num w:numId="55" w16cid:durableId="951471421">
     <w:abstractNumId w:val="53"/>
@@ -43502,7 +43423,7 @@
     <w:abstractNumId w:val="15"/>
   </w:num>
   <w:num w:numId="68" w16cid:durableId="545222999">
-    <w:abstractNumId w:val="68"/>
+    <w:abstractNumId w:val="69"/>
   </w:num>
   <w:num w:numId="69" w16cid:durableId="25834519">
     <w:abstractNumId w:val="4"/>
@@ -43527,6 +43448,9 @@
   </w:num>
   <w:num w:numId="76" w16cid:durableId="1119180091">
     <w:abstractNumId w:val="39"/>
+  </w:num>
+  <w:num w:numId="77" w16cid:durableId="2082215362">
+    <w:abstractNumId w:val="66"/>
   </w:num>
   <w:numIdMacAtCleanup w:val="71"/>
 </w:numbering>

--- a/AQA/Теория/📝 aqa подготовка.docx
+++ b/AQA/Теория/📝 aqa подготовка.docx
@@ -3362,25 +3362,7 @@
           <w:sz w:val="18"/>
           <w:szCs w:val="18"/>
         </w:rPr>
-        <w:t>. Продолжая тему примера с телефоном</w:t>
-      </w:r>
-      <w:proofErr w:type="gramStart"/>
-      <w:r>
-        <w:rPr>
-          <w:rFonts w:ascii="Times New Roman" w:hAnsi="Times New Roman" w:cs="Times New Roman"/>
-          <w:sz w:val="18"/>
-          <w:szCs w:val="18"/>
-        </w:rPr>
-        <w:t>:</w:t>
-      </w:r>
-      <w:proofErr w:type="gramEnd"/>
-      <w:r>
-        <w:rPr>
-          <w:rFonts w:ascii="Times New Roman" w:hAnsi="Times New Roman" w:cs="Times New Roman"/>
-          <w:sz w:val="18"/>
-          <w:szCs w:val="18"/>
-        </w:rPr>
-        <w:t xml:space="preserve"> проверил уведомления (пока смотрел</w:t>
+        <w:t>. Продолжая тему примера с телефоном: проверил уведомления (пока смотрел</w:t>
       </w:r>
       <w:r>
         <w:rPr>
@@ -4127,7 +4109,6 @@
         </w:rPr>
         <w:t>выполнение с заранее заданного адреса (</w:t>
       </w:r>
-      <w:proofErr w:type="spellStart"/>
       <w:r>
         <w:rPr>
           <w:rFonts w:ascii="Times New Roman" w:hAnsi="Times New Roman" w:cs="Times New Roman"/>
@@ -4138,35 +4119,8 @@
           <w:sz w:val="18"/>
           <w:szCs w:val="18"/>
         </w:rPr>
-        <w:t>reset</w:t>
-      </w:r>
-      <w:proofErr w:type="spellEnd"/>
-      <w:r>
-        <w:rPr>
-          <w:rFonts w:ascii="Times New Roman" w:hAnsi="Times New Roman" w:cs="Times New Roman"/>
-          <w:b/>
-          <w:bCs/>
-          <w:i/>
-          <w:iCs/>
-          <w:sz w:val="18"/>
-          <w:szCs w:val="18"/>
-        </w:rPr>
-        <w:t xml:space="preserve"> </w:t>
-      </w:r>
-      <w:proofErr w:type="spellStart"/>
-      <w:r>
-        <w:rPr>
-          <w:rFonts w:ascii="Times New Roman" w:hAnsi="Times New Roman" w:cs="Times New Roman"/>
-          <w:b/>
-          <w:bCs/>
-          <w:i/>
-          <w:iCs/>
-          <w:sz w:val="18"/>
-          <w:szCs w:val="18"/>
-        </w:rPr>
-        <w:t>vector</w:t>
-      </w:r>
-      <w:proofErr w:type="spellEnd"/>
+        <w:t>reset vector</w:t>
+      </w:r>
       <w:r>
         <w:rPr>
           <w:rFonts w:ascii="Times New Roman" w:hAnsi="Times New Roman" w:cs="Times New Roman"/>
@@ -8685,18 +8639,7 @@
           <w:sz w:val="18"/>
           <w:szCs w:val="18"/>
         </w:rPr>
-        <w:t>Обратный путь</w:t>
-      </w:r>
-      <w:proofErr w:type="gramStart"/>
-      <w:r>
-        <w:rPr>
-          <w:rFonts w:ascii="Times New Roman" w:hAnsi="Times New Roman" w:cs="Times New Roman"/>
-          <w:b/>
-          <w:bCs/>
-          <w:sz w:val="18"/>
-          <w:szCs w:val="18"/>
-        </w:rPr>
-        <w:t>:</w:t>
+        <w:t>Обратный путь:</w:t>
       </w:r>
       <w:r>
         <w:rPr>
@@ -8712,16 +8655,7 @@
           <w:sz w:val="18"/>
           <w:szCs w:val="18"/>
         </w:rPr>
-        <w:t>При</w:t>
-      </w:r>
-      <w:proofErr w:type="gramEnd"/>
-      <w:r>
-        <w:rPr>
-          <w:rFonts w:ascii="Times New Roman" w:hAnsi="Times New Roman" w:cs="Times New Roman"/>
-          <w:sz w:val="18"/>
-          <w:szCs w:val="18"/>
-        </w:rPr>
-        <w:t xml:space="preserve"> промахе по кэшу данные подгружаются из более медленного уровня памяти и размещаются в кэшах согласно политике конкретной архитектуры; в упрощении можно считать, что они подтягиваются ближе к ядру — в сторону L1.</w:t>
+        <w:t>При промахе по кэшу данные подгружаются из более медленного уровня памяти и размещаются в кэшах согласно политике конкретной архитектуры; в упрощении можно считать, что они подтягиваются ближе к ядру — в сторону L1.</w:t>
       </w:r>
     </w:p>
     <w:p>
@@ -31006,25 +30940,14 @@
         </w:rPr>
         <w:t>Операции</w:t>
       </w:r>
-      <w:proofErr w:type="gramStart"/>
-      <w:r>
-        <w:rPr>
-          <w:rFonts w:ascii="Times New Roman" w:hAnsi="Times New Roman" w:cs="Times New Roman"/>
-          <w:color w:val="595959" w:themeColor="text1" w:themeTint="A6"/>
-          <w:sz w:val="18"/>
-          <w:szCs w:val="18"/>
-        </w:rPr>
-        <w:t>: Попросите</w:t>
-      </w:r>
-      <w:proofErr w:type="gramEnd"/>
-      <w:r>
-        <w:rPr>
-          <w:rFonts w:ascii="Times New Roman" w:hAnsi="Times New Roman" w:cs="Times New Roman"/>
-          <w:color w:val="595959" w:themeColor="text1" w:themeTint="A6"/>
-          <w:sz w:val="18"/>
-          <w:szCs w:val="18"/>
-        </w:rPr>
-        <w:t xml:space="preserve"> пользователя ввести два числа и выведите их сумму, разность, произведение, частное, результат целочисленного деления и остаток от деления.</w:t>
+      <w:r>
+        <w:rPr>
+          <w:rFonts w:ascii="Times New Roman" w:hAnsi="Times New Roman" w:cs="Times New Roman"/>
+          <w:color w:val="595959" w:themeColor="text1" w:themeTint="A6"/>
+          <w:sz w:val="18"/>
+          <w:szCs w:val="18"/>
+        </w:rPr>
+        <w:t>: Попросите пользователя ввести два числа и выведите их сумму, разность, произведение, частное, результат целочисленного деления и остаток от деления.</w:t>
       </w:r>
     </w:p>
     <w:p>
@@ -31317,63 +31240,6 @@
       <w:pPr>
         <w:rPr>
           <w:rFonts w:ascii="Times New Roman" w:hAnsi="Times New Roman" w:cs="Times New Roman"/>
-          <w:b/>
-          <w:bCs/>
-          <w:color w:val="595959" w:themeColor="text1" w:themeTint="A6"/>
-          <w:sz w:val="18"/>
-          <w:szCs w:val="18"/>
-        </w:rPr>
-      </w:pPr>
-      <w:r>
-        <w:rPr>
-          <w:rFonts w:ascii="Segoe UI Emoji" w:hAnsi="Segoe UI Emoji" w:cs="Segoe UI Emoji"/>
-          <w:b/>
-          <w:bCs/>
-          <w:color w:val="595959" w:themeColor="text1" w:themeTint="A6"/>
-          <w:sz w:val="18"/>
-          <w:szCs w:val="18"/>
-        </w:rPr>
-        <w:t>📚</w:t>
-      </w:r>
-      <w:r>
-        <w:rPr>
-          <w:rFonts w:ascii="Times New Roman" w:hAnsi="Times New Roman" w:cs="Times New Roman"/>
-          <w:b/>
-          <w:bCs/>
-          <w:color w:val="595959" w:themeColor="text1" w:themeTint="A6"/>
-          <w:sz w:val="18"/>
-          <w:szCs w:val="18"/>
-        </w:rPr>
-        <w:t xml:space="preserve"> Теория для задачи "Палиндром"</w:t>
-      </w:r>
-    </w:p>
-    <w:p>
-      <w:pPr>
-        <w:rPr>
-          <w:rFonts w:ascii="Times New Roman" w:hAnsi="Times New Roman" w:cs="Times New Roman"/>
-          <w:b/>
-          <w:bCs/>
-          <w:color w:val="595959" w:themeColor="text1" w:themeTint="A6"/>
-          <w:sz w:val="18"/>
-          <w:szCs w:val="18"/>
-        </w:rPr>
-      </w:pPr>
-      <w:r>
-        <w:rPr>
-          <w:rFonts w:ascii="Times New Roman" w:hAnsi="Times New Roman" w:cs="Times New Roman"/>
-          <w:b/>
-          <w:bCs/>
-          <w:color w:val="595959" w:themeColor="text1" w:themeTint="A6"/>
-          <w:sz w:val="18"/>
-          <w:szCs w:val="18"/>
-        </w:rPr>
-        <w:t>Что такое палиндром?</w:t>
-      </w:r>
-    </w:p>
-    <w:p>
-      <w:pPr>
-        <w:rPr>
-          <w:rFonts w:ascii="Times New Roman" w:hAnsi="Times New Roman" w:cs="Times New Roman"/>
           <w:color w:val="595959" w:themeColor="text1" w:themeTint="A6"/>
           <w:sz w:val="18"/>
           <w:szCs w:val="18"/>
@@ -31437,153 +31303,6 @@
           <w:szCs w:val="18"/>
         </w:rPr>
         <w:lastRenderedPageBreak/>
-        <w:t>Примеры:</w:t>
-      </w:r>
-    </w:p>
-    <w:p>
-      <w:pPr>
-        <w:numPr>
-          <w:ilvl w:val="0"/>
-          <w:numId w:val="77"/>
-        </w:numPr>
-        <w:rPr>
-          <w:rFonts w:ascii="Times New Roman" w:hAnsi="Times New Roman" w:cs="Times New Roman"/>
-          <w:color w:val="595959" w:themeColor="text1" w:themeTint="A6"/>
-          <w:sz w:val="18"/>
-          <w:szCs w:val="18"/>
-        </w:rPr>
-      </w:pPr>
-      <w:r>
-        <w:rPr>
-          <w:rFonts w:ascii="Times New Roman" w:hAnsi="Times New Roman" w:cs="Times New Roman"/>
-          <w:color w:val="595959" w:themeColor="text1" w:themeTint="A6"/>
-          <w:sz w:val="18"/>
-          <w:szCs w:val="18"/>
-        </w:rPr>
-        <w:t xml:space="preserve">"racecar" → читается одинаково в обе стороны </w:t>
-      </w:r>
-      <w:r>
-        <w:rPr>
-          <w:rFonts w:ascii="Segoe UI Emoji" w:hAnsi="Segoe UI Emoji" w:cs="Segoe UI Emoji"/>
-          <w:color w:val="595959" w:themeColor="text1" w:themeTint="A6"/>
-          <w:sz w:val="18"/>
-          <w:szCs w:val="18"/>
-        </w:rPr>
-        <w:t>✅</w:t>
-      </w:r>
-    </w:p>
-    <w:p>
-      <w:pPr>
-        <w:numPr>
-          <w:ilvl w:val="0"/>
-          <w:numId w:val="77"/>
-        </w:numPr>
-        <w:rPr>
-          <w:rFonts w:ascii="Times New Roman" w:hAnsi="Times New Roman" w:cs="Times New Roman"/>
-          <w:color w:val="595959" w:themeColor="text1" w:themeTint="A6"/>
-          <w:sz w:val="18"/>
-          <w:szCs w:val="18"/>
-        </w:rPr>
-      </w:pPr>
-      <w:r>
-        <w:rPr>
-          <w:rFonts w:ascii="Times New Roman" w:hAnsi="Times New Roman" w:cs="Times New Roman"/>
-          <w:color w:val="595959" w:themeColor="text1" w:themeTint="A6"/>
-          <w:sz w:val="18"/>
-          <w:szCs w:val="18"/>
-        </w:rPr>
-        <w:t xml:space="preserve">"level" → тоже палиндром </w:t>
-      </w:r>
-      <w:r>
-        <w:rPr>
-          <w:rFonts w:ascii="Segoe UI Emoji" w:hAnsi="Segoe UI Emoji" w:cs="Segoe UI Emoji"/>
-          <w:color w:val="595959" w:themeColor="text1" w:themeTint="A6"/>
-          <w:sz w:val="18"/>
-          <w:szCs w:val="18"/>
-        </w:rPr>
-        <w:t>✅</w:t>
-      </w:r>
-    </w:p>
-    <w:p>
-      <w:pPr>
-        <w:numPr>
-          <w:ilvl w:val="0"/>
-          <w:numId w:val="77"/>
-        </w:numPr>
-        <w:rPr>
-          <w:rFonts w:ascii="Times New Roman" w:hAnsi="Times New Roman" w:cs="Times New Roman"/>
-          <w:color w:val="595959" w:themeColor="text1" w:themeTint="A6"/>
-          <w:sz w:val="18"/>
-          <w:szCs w:val="18"/>
-        </w:rPr>
-      </w:pPr>
-      <w:r>
-        <w:rPr>
-          <w:rFonts w:ascii="Times New Roman" w:hAnsi="Times New Roman" w:cs="Times New Roman"/>
-          <w:color w:val="595959" w:themeColor="text1" w:themeTint="A6"/>
-          <w:sz w:val="18"/>
-          <w:szCs w:val="18"/>
-        </w:rPr>
-        <w:t xml:space="preserve">"hello" → не палиндром </w:t>
-      </w:r>
-      <w:r>
-        <w:rPr>
-          <w:rFonts w:ascii="Segoe UI Emoji" w:hAnsi="Segoe UI Emoji" w:cs="Segoe UI Emoji"/>
-          <w:color w:val="595959" w:themeColor="text1" w:themeTint="A6"/>
-          <w:sz w:val="18"/>
-          <w:szCs w:val="18"/>
-        </w:rPr>
-        <w:t>❌</w:t>
-      </w:r>
-      <w:r>
-        <w:rPr>
-          <w:rFonts w:ascii="Times New Roman" w:hAnsi="Times New Roman" w:cs="Times New Roman"/>
-          <w:color w:val="595959" w:themeColor="text1" w:themeTint="A6"/>
-          <w:sz w:val="18"/>
-          <w:szCs w:val="18"/>
-        </w:rPr>
-        <w:t xml:space="preserve"> (наоборот будет "olleh")</w:t>
-      </w:r>
-    </w:p>
-    <w:p>
-      <w:pPr>
-        <w:numPr>
-          <w:ilvl w:val="0"/>
-          <w:numId w:val="77"/>
-        </w:numPr>
-        <w:rPr>
-          <w:rFonts w:ascii="Times New Roman" w:hAnsi="Times New Roman" w:cs="Times New Roman"/>
-          <w:color w:val="595959" w:themeColor="text1" w:themeTint="A6"/>
-          <w:sz w:val="18"/>
-          <w:szCs w:val="18"/>
-        </w:rPr>
-      </w:pPr>
-      <w:r>
-        <w:rPr>
-          <w:rFonts w:ascii="Times New Roman" w:hAnsi="Times New Roman" w:cs="Times New Roman"/>
-          <w:color w:val="595959" w:themeColor="text1" w:themeTint="A6"/>
-          <w:sz w:val="18"/>
-          <w:szCs w:val="18"/>
-        </w:rPr>
-        <w:t>"А роза упала на лапу Азора" → палиндром (если убрать пробелы и привести к одному регистру)</w:t>
-      </w:r>
-    </w:p>
-    <w:p>
-      <w:pPr>
-        <w:rPr>
-          <w:rFonts w:ascii="Times New Roman" w:hAnsi="Times New Roman" w:cs="Times New Roman"/>
-          <w:color w:val="595959" w:themeColor="text1" w:themeTint="A6"/>
-          <w:sz w:val="18"/>
-          <w:szCs w:val="18"/>
-        </w:rPr>
-      </w:pPr>
-      <w:r>
-        <w:rPr>
-          <w:rFonts w:ascii="Times New Roman" w:hAnsi="Times New Roman" w:cs="Times New Roman"/>
-          <w:color w:val="595959" w:themeColor="text1" w:themeTint="A6"/>
-          <w:sz w:val="18"/>
-          <w:szCs w:val="18"/>
-        </w:rPr>
         <w:br/>
       </w:r>
       <w:r>
@@ -31749,15 +31468,26 @@
         </w:rPr>
         <w:t xml:space="preserve"> </w:t>
       </w:r>
+    </w:p>
+    <w:p>
+      <w:pPr>
+        <w:jc w:val="center"/>
+        <w:rPr>
+          <w:rFonts w:ascii="Times New Roman" w:hAnsi="Times New Roman" w:cs="Times New Roman"/>
+          <w:color w:val="595959" w:themeColor="text1" w:themeTint="A6"/>
+          <w:sz w:val="18"/>
+          <w:szCs w:val="18"/>
+        </w:rPr>
+      </w:pPr>
       <w:r>
         <w:rPr>
           <w:noProof/>
         </w:rPr>
         <w:drawing>
-          <wp:inline distT="0" distB="0" distL="0" distR="0" wp14:anchorId="291DE177" wp14:editId="6EEAC861">
-            <wp:extent cx="2969507" cy="1707676"/>
-            <wp:effectExtent l="95250" t="114300" r="97790" b="121285"/>
-            <wp:docPr id="924214509" name="Рисунок 1"/>
+          <wp:inline distT="0" distB="0" distL="0" distR="0" wp14:anchorId="1429F7F5" wp14:editId="688CCEB2">
+            <wp:extent cx="5451898" cy="2895600"/>
+            <wp:effectExtent l="95250" t="114300" r="92075" b="114300"/>
+            <wp:docPr id="186057799" name="Рисунок 1"/>
             <wp:cNvGraphicFramePr>
               <a:graphicFrameLocks xmlns:a="http://schemas.openxmlformats.org/drawingml/2006/main" noChangeAspect="1"/>
             </wp:cNvGraphicFramePr>
@@ -31765,7 +31495,7 @@
               <a:graphicData uri="http://schemas.openxmlformats.org/drawingml/2006/picture">
                 <pic:pic xmlns:pic="http://schemas.openxmlformats.org/drawingml/2006/picture">
                   <pic:nvPicPr>
-                    <pic:cNvPr id="924214509" name=""/>
+                    <pic:cNvPr id="186057799" name=""/>
                     <pic:cNvPicPr/>
                   </pic:nvPicPr>
                   <pic:blipFill>
@@ -31777,7 +31507,7 @@
                   <pic:spPr>
                     <a:xfrm>
                       <a:off x="0" y="0"/>
-                      <a:ext cx="2985474" cy="1716858"/>
+                      <a:ext cx="5455963" cy="2897759"/>
                     </a:xfrm>
                     <a:prstGeom prst="rect">
                       <a:avLst/>
@@ -31803,77 +31533,21 @@
       <w:pPr>
         <w:jc w:val="center"/>
         <w:rPr>
-          <w:rFonts w:ascii="Times New Roman" w:hAnsi="Times New Roman" w:cs="Times New Roman"/>
-          <w:color w:val="595959" w:themeColor="text1" w:themeTint="A6"/>
-          <w:sz w:val="18"/>
-          <w:szCs w:val="18"/>
-        </w:rPr>
-      </w:pPr>
-      <w:r>
-        <w:rPr>
-          <w:noProof/>
-        </w:rPr>
-        <w:drawing>
-          <wp:inline distT="0" distB="0" distL="0" distR="0" wp14:anchorId="4ED3D976" wp14:editId="3B95F6D7">
-            <wp:extent cx="2698155" cy="2198996"/>
-            <wp:effectExtent l="95250" t="114300" r="102235" b="106680"/>
-            <wp:docPr id="308031373" name="Рисунок 1"/>
-            <wp:cNvGraphicFramePr>
-              <a:graphicFrameLocks xmlns:a="http://schemas.openxmlformats.org/drawingml/2006/main" noChangeAspect="1"/>
-            </wp:cNvGraphicFramePr>
-            <a:graphic xmlns:a="http://schemas.openxmlformats.org/drawingml/2006/main">
-              <a:graphicData uri="http://schemas.openxmlformats.org/drawingml/2006/picture">
-                <pic:pic xmlns:pic="http://schemas.openxmlformats.org/drawingml/2006/picture">
-                  <pic:nvPicPr>
-                    <pic:cNvPr id="308031373" name=""/>
-                    <pic:cNvPicPr/>
-                  </pic:nvPicPr>
-                  <pic:blipFill>
-                    <a:blip r:embed="rId70"/>
-                    <a:stretch>
-                      <a:fillRect/>
-                    </a:stretch>
-                  </pic:blipFill>
-                  <pic:spPr>
-                    <a:xfrm>
-                      <a:off x="0" y="0"/>
-                      <a:ext cx="2705706" cy="2205150"/>
-                    </a:xfrm>
-                    <a:prstGeom prst="rect">
-                      <a:avLst/>
-                    </a:prstGeom>
-                    <a:effectLst>
-                      <a:glow rad="101600">
-                        <a:schemeClr val="tx1">
-                          <a:lumMod val="50000"/>
-                          <a:lumOff val="50000"/>
-                          <a:alpha val="60000"/>
-                        </a:schemeClr>
-                      </a:glow>
-                    </a:effectLst>
-                  </pic:spPr>
-                </pic:pic>
-              </a:graphicData>
-            </a:graphic>
-          </wp:inline>
-        </w:drawing>
-      </w:r>
-    </w:p>
-    <w:p>
-      <w:pPr>
-        <w:jc w:val="center"/>
-        <w:rPr>
-          <w:rFonts w:ascii="Times New Roman" w:hAnsi="Times New Roman" w:cs="Times New Roman"/>
+          <w:rFonts w:ascii="Segoe UI Emoji" w:hAnsi="Segoe UI Emoji" w:cs="Segoe UI Emoji"/>
           <w:b/>
           <w:bCs/>
           <w:color w:val="C45911" w:themeColor="accent2" w:themeShade="BF"/>
           <w:sz w:val="20"/>
           <w:szCs w:val="20"/>
+          <w:lang w:val="en-US"/>
         </w:rPr>
       </w:pPr>
       <w:bookmarkStart w:id="14" w:name="_3_-_Списки"/>
       <w:bookmarkEnd w:id="14"/>
-      <w:r>
+    </w:p>
+    <w:p>
+      <w:pPr>
+        <w:jc w:val="center"/>
         <w:rPr>
           <w:rFonts w:ascii="Segoe UI Emoji" w:hAnsi="Segoe UI Emoji" w:cs="Segoe UI Emoji"/>
           <w:b/>
@@ -31881,39 +31555,105 @@
           <w:color w:val="C45911" w:themeColor="accent2" w:themeShade="BF"/>
           <w:sz w:val="20"/>
           <w:szCs w:val="20"/>
-        </w:rPr>
-        <w:t>✍️</w:t>
-      </w:r>
-      <w:r>
-        <w:rPr>
-          <w:rFonts w:ascii="Times New Roman" w:hAnsi="Times New Roman" w:cs="Times New Roman"/>
+          <w:lang w:val="en-US"/>
+        </w:rPr>
+      </w:pPr>
+    </w:p>
+    <w:p>
+      <w:pPr>
+        <w:jc w:val="center"/>
+        <w:rPr>
+          <w:rFonts w:ascii="Segoe UI Emoji" w:hAnsi="Segoe UI Emoji" w:cs="Segoe UI Emoji"/>
           <w:b/>
           <w:bCs/>
           <w:color w:val="C45911" w:themeColor="accent2" w:themeShade="BF"/>
           <w:sz w:val="20"/>
           <w:szCs w:val="20"/>
-        </w:rPr>
-        <w:t xml:space="preserve"> </w:t>
-      </w:r>
-      <w:r>
-        <w:rPr>
-          <w:rFonts w:ascii="Times New Roman" w:hAnsi="Times New Roman" w:cs="Times New Roman"/>
+          <w:lang w:val="en-US"/>
+        </w:rPr>
+      </w:pPr>
+    </w:p>
+    <w:p>
+      <w:pPr>
+        <w:jc w:val="center"/>
+        <w:rPr>
+          <w:rFonts w:ascii="Segoe UI Emoji" w:hAnsi="Segoe UI Emoji" w:cs="Segoe UI Emoji"/>
           <w:b/>
           <w:bCs/>
           <w:color w:val="C45911" w:themeColor="accent2" w:themeShade="BF"/>
           <w:sz w:val="20"/>
           <w:szCs w:val="20"/>
-        </w:rPr>
-        <w:t xml:space="preserve">3 - </w:t>
-      </w:r>
-      <w:r>
-        <w:rPr>
-          <w:rFonts w:ascii="Times New Roman" w:hAnsi="Times New Roman" w:cs="Times New Roman"/>
+          <w:lang w:val="en-US"/>
+        </w:rPr>
+      </w:pPr>
+    </w:p>
+    <w:p>
+      <w:pPr>
+        <w:jc w:val="center"/>
+        <w:rPr>
+          <w:rFonts w:ascii="Segoe UI Emoji" w:hAnsi="Segoe UI Emoji" w:cs="Segoe UI Emoji"/>
           <w:b/>
           <w:bCs/>
           <w:color w:val="C45911" w:themeColor="accent2" w:themeShade="BF"/>
           <w:sz w:val="20"/>
           <w:szCs w:val="20"/>
+          <w:lang w:val="en-US"/>
+        </w:rPr>
+      </w:pPr>
+    </w:p>
+    <w:p>
+      <w:pPr>
+        <w:jc w:val="center"/>
+        <w:rPr>
+          <w:rFonts w:ascii="Times New Roman" w:hAnsi="Times New Roman" w:cs="Times New Roman"/>
+          <w:b/>
+          <w:bCs/>
+          <w:color w:val="C45911" w:themeColor="accent2" w:themeShade="BF"/>
+          <w:sz w:val="20"/>
+          <w:szCs w:val="20"/>
+        </w:rPr>
+      </w:pPr>
+      <w:r>
+        <w:rPr>
+          <w:rFonts w:ascii="Segoe UI Emoji" w:hAnsi="Segoe UI Emoji" w:cs="Segoe UI Emoji"/>
+          <w:b/>
+          <w:bCs/>
+          <w:color w:val="C45911" w:themeColor="accent2" w:themeShade="BF"/>
+          <w:sz w:val="20"/>
+          <w:szCs w:val="20"/>
+        </w:rPr>
+        <w:t>✍️</w:t>
+      </w:r>
+      <w:r>
+        <w:rPr>
+          <w:rFonts w:ascii="Times New Roman" w:hAnsi="Times New Roman" w:cs="Times New Roman"/>
+          <w:b/>
+          <w:bCs/>
+          <w:color w:val="C45911" w:themeColor="accent2" w:themeShade="BF"/>
+          <w:sz w:val="20"/>
+          <w:szCs w:val="20"/>
+        </w:rPr>
+        <w:t xml:space="preserve"> </w:t>
+      </w:r>
+      <w:r>
+        <w:rPr>
+          <w:rFonts w:ascii="Times New Roman" w:hAnsi="Times New Roman" w:cs="Times New Roman"/>
+          <w:b/>
+          <w:bCs/>
+          <w:color w:val="C45911" w:themeColor="accent2" w:themeShade="BF"/>
+          <w:sz w:val="20"/>
+          <w:szCs w:val="20"/>
+        </w:rPr>
+        <w:t xml:space="preserve">3 - </w:t>
+      </w:r>
+      <w:r>
+        <w:rPr>
+          <w:rFonts w:ascii="Times New Roman" w:hAnsi="Times New Roman" w:cs="Times New Roman"/>
+          <w:b/>
+          <w:bCs/>
+          <w:color w:val="C45911" w:themeColor="accent2" w:themeShade="BF"/>
+          <w:sz w:val="20"/>
+          <w:szCs w:val="20"/>
         </w:rPr>
         <w:t>Списки (list)</w:t>
       </w:r>
@@ -31936,31 +31676,31 @@
           <w:sz w:val="18"/>
           <w:szCs w:val="18"/>
         </w:rPr>
+        <w:t>Список покупок:</w:t>
+      </w:r>
+      <w:r>
+        <w:rPr>
+          <w:rFonts w:ascii="Times New Roman" w:hAnsi="Times New Roman" w:cs="Times New Roman"/>
+          <w:color w:val="595959" w:themeColor="text1" w:themeTint="A6"/>
+          <w:sz w:val="18"/>
+          <w:szCs w:val="18"/>
+        </w:rPr>
+        <w:t xml:space="preserve"> Создайте список из 5 продуктов. Добавьте новый продукт, удалите второй элемент и отсортируйте список по алфавиту.</w:t>
+      </w:r>
+      <w:r>
+        <w:rPr>
+          <w:rFonts w:ascii="Times New Roman" w:hAnsi="Times New Roman" w:cs="Times New Roman"/>
+          <w:color w:val="595959" w:themeColor="text1" w:themeTint="A6"/>
+          <w:sz w:val="18"/>
+          <w:szCs w:val="18"/>
+        </w:rPr>
+        <w:br/>
+      </w:r>
+      <w:r>
+        <w:rPr>
+          <w:noProof/>
+        </w:rPr>
         <w:lastRenderedPageBreak/>
-        <w:t>Список покупок:</w:t>
-      </w:r>
-      <w:r>
-        <w:rPr>
-          <w:rFonts w:ascii="Times New Roman" w:hAnsi="Times New Roman" w:cs="Times New Roman"/>
-          <w:color w:val="595959" w:themeColor="text1" w:themeTint="A6"/>
-          <w:sz w:val="18"/>
-          <w:szCs w:val="18"/>
-        </w:rPr>
-        <w:t xml:space="preserve"> Создайте список из 5 продуктов. Добавьте новый продукт, удалите второй элемент и отсортируйте список по алфавиту.</w:t>
-      </w:r>
-      <w:r>
-        <w:rPr>
-          <w:rFonts w:ascii="Times New Roman" w:hAnsi="Times New Roman" w:cs="Times New Roman"/>
-          <w:color w:val="595959" w:themeColor="text1" w:themeTint="A6"/>
-          <w:sz w:val="18"/>
-          <w:szCs w:val="18"/>
-        </w:rPr>
-        <w:br/>
-      </w:r>
-      <w:r>
-        <w:rPr>
-          <w:noProof/>
-        </w:rPr>
         <w:drawing>
           <wp:inline distT="0" distB="0" distL="0" distR="0" wp14:anchorId="2EA3565B" wp14:editId="34C2A20A">
             <wp:extent cx="4380952" cy="2561905"/>
@@ -31977,7 +31717,7 @@
                     <pic:cNvPicPr/>
                   </pic:nvPicPr>
                   <pic:blipFill>
-                    <a:blip r:embed="rId71"/>
+                    <a:blip r:embed="rId70"/>
                     <a:stretch>
                       <a:fillRect/>
                     </a:stretch>
@@ -32070,7 +31810,7 @@
                     <pic:cNvPicPr/>
                   </pic:nvPicPr>
                   <pic:blipFill>
-                    <a:blip r:embed="rId72"/>
+                    <a:blip r:embed="rId71"/>
                     <a:stretch>
                       <a:fillRect/>
                     </a:stretch>
@@ -32158,7 +31898,7 @@
                     <pic:cNvPicPr/>
                   </pic:nvPicPr>
                   <pic:blipFill>
-                    <a:blip r:embed="rId73"/>
+                    <a:blip r:embed="rId72"/>
                     <a:stretch>
                       <a:fillRect/>
                     </a:stretch>
@@ -32320,7 +32060,7 @@
         </w:rPr>
         <w:t xml:space="preserve">: </w:t>
       </w:r>
-      <w:hyperlink r:id="rId74" w:history="1">
+      <w:hyperlink r:id="rId73" w:history="1">
         <w:r>
           <w:rPr>
             <w:rStyle w:val="a3"/>
@@ -32401,7 +32141,7 @@
                     <pic:cNvPicPr/>
                   </pic:nvPicPr>
                   <pic:blipFill>
-                    <a:blip r:embed="rId75"/>
+                    <a:blip r:embed="rId74"/>
                     <a:stretch>
                       <a:fillRect/>
                     </a:stretch>
@@ -32460,7 +32200,7 @@
                     <pic:cNvPicPr/>
                   </pic:nvPicPr>
                   <pic:blipFill>
-                    <a:blip r:embed="rId76">
+                    <a:blip r:embed="rId75">
                       <a:alphaModFix/>
                     </a:blip>
                     <a:stretch>
@@ -32783,8 +32523,8 @@
     </w:p>
     <w:p/>
     <w:sectPr>
-      <w:headerReference w:type="default" r:id="rId77"/>
-      <w:footerReference w:type="default" r:id="rId78"/>
+      <w:headerReference w:type="default" r:id="rId76"/>
+      <w:footerReference w:type="default" r:id="rId77"/>
       <w:pgSz w:w="12240" w:h="20160" w:code="5"/>
       <w:pgMar w:top="1134" w:right="850" w:bottom="1134" w:left="1701" w:header="283" w:footer="397" w:gutter="0"/>
       <w:pgNumType w:start="1"/>
@@ -43965,6 +43705,7 @@
   <w:style w:type="character" w:default="1" w:styleId="a0">
     <w:name w:val="Default Paragraph Font"/>
     <w:uiPriority w:val="1"/>
+    <w:semiHidden/>
     <w:unhideWhenUsed/>
   </w:style>
   <w:style w:type="table" w:default="1" w:styleId="a1">
